--- a/House Notes (Internal)/HN_ Heatherbrae 1.docx
+++ b/House Notes (Internal)/HN_ Heatherbrae 1.docx
@@ -45,752 +45,379 @@
       <w:pPr>
         <w:rPr>
           <w:rFonts w:ascii="Roboto" w:cs="Roboto" w:eastAsia="Roboto" w:hAnsi="Roboto"/>
+          <w:sz w:val="24"/>
+          <w:szCs w:val="24"/>
+        </w:rPr>
+      </w:pPr>
+      <w:r>
+        <w:rPr>
+          <w:rFonts w:ascii="Roboto" w:cs="Roboto" w:eastAsia="Roboto" w:hAnsi="Roboto"/>
           <w:sz w:val="20"/>
           <w:szCs w:val="20"/>
-        </w:rPr>
-      </w:pPr>
-      <w:r>
-        <w:rPr>
-          <w:rFonts w:ascii="Roboto" w:cs="Roboto" w:eastAsia="Roboto" w:hAnsi="Roboto"/>
+          <w:rtl w:val="0"/>
+        </w:rPr>
+        <w:t xml:space="preserve">Scottsdale, AZ 85251</w:t>
+      </w:r>
+      <w:r>
+        <w:rPr>
+          <w:rtl w:val="0"/>
+        </w:rPr>
+      </w:r>
+    </w:p>
+    <w:p>
+      <w:pPr>
+        <w:spacing w:after="30" w:before="30" w:lineRule="auto"/>
+        <w:rPr>
+          <w:rFonts w:ascii="Roboto" w:cs="Roboto" w:eastAsia="Roboto" w:hAnsi="Roboto"/>
+          <w:sz w:val="24"/>
+          <w:szCs w:val="24"/>
+        </w:rPr>
+      </w:pPr>
+      <w:r>
+        <w:rPr>
+          <w:rtl w:val="0"/>
+        </w:rPr>
+      </w:r>
+    </w:p>
+    <w:p>
+      <w:pPr>
+        <w:spacing w:after="240" w:before="240" w:lineRule="auto"/>
+        <w:rPr>
+          <w:rFonts w:ascii="Roboto" w:cs="Roboto" w:eastAsia="Roboto" w:hAnsi="Roboto"/>
+          <w:sz w:val="24"/>
+          <w:szCs w:val="24"/>
+        </w:rPr>
+      </w:pPr>
+      <w:r>
+        <w:rPr>
+          <w:rFonts w:ascii="Roboto" w:cs="Roboto" w:eastAsia="Roboto" w:hAnsi="Roboto"/>
+          <w:b w:val="1"/>
+          <w:sz w:val="24"/>
+          <w:szCs w:val="24"/>
+          <w:rtl w:val="0"/>
+        </w:rPr>
+        <w:t xml:space="preserve">Lockbox with backup key:</w:t>
+      </w:r>
+      <w:r>
+        <w:rPr>
+          <w:rFonts w:ascii="Roboto" w:cs="Roboto" w:eastAsia="Roboto" w:hAnsi="Roboto"/>
+          <w:sz w:val="24"/>
+          <w:szCs w:val="24"/>
+          <w:rtl w:val="0"/>
+        </w:rPr>
+        <w:t xml:space="preserve"> 7120 (hanging left of the front door)</w:t>
+      </w:r>
+    </w:p>
+    <w:p>
+      <w:pPr>
+        <w:spacing w:after="240" w:before="240" w:lineRule="auto"/>
+        <w:rPr>
+          <w:rFonts w:ascii="Roboto" w:cs="Roboto" w:eastAsia="Roboto" w:hAnsi="Roboto"/>
+          <w:b w:val="1"/>
+          <w:sz w:val="24"/>
+          <w:szCs w:val="24"/>
+        </w:rPr>
+      </w:pPr>
+      <w:r>
+        <w:rPr>
+          <w:rtl w:val="0"/>
+        </w:rPr>
+      </w:r>
+    </w:p>
+    <w:p>
+      <w:pPr>
+        <w:spacing w:after="240" w:before="240" w:lineRule="auto"/>
+        <w:rPr>
+          <w:rFonts w:ascii="Roboto" w:cs="Roboto" w:eastAsia="Roboto" w:hAnsi="Roboto"/>
+          <w:b w:val="1"/>
+          <w:sz w:val="24"/>
+          <w:szCs w:val="24"/>
+        </w:rPr>
+      </w:pPr>
+      <w:r>
+        <w:rPr>
+          <w:rFonts w:ascii="Roboto" w:cs="Roboto" w:eastAsia="Roboto" w:hAnsi="Roboto"/>
+          <w:b w:val="1"/>
+          <w:sz w:val="24"/>
+          <w:szCs w:val="24"/>
+          <w:rtl w:val="0"/>
+        </w:rPr>
+        <w:t xml:space="preserve">Internet:</w:t>
+      </w:r>
+    </w:p>
+    <w:p>
+      <w:pPr>
+        <w:spacing w:after="240" w:before="240" w:lineRule="auto"/>
+        <w:rPr>
+          <w:rFonts w:ascii="Roboto" w:cs="Roboto" w:eastAsia="Roboto" w:hAnsi="Roboto"/>
+          <w:sz w:val="24"/>
+          <w:szCs w:val="24"/>
+        </w:rPr>
+      </w:pPr>
+      <w:r>
+        <w:rPr>
+          <w:rFonts w:ascii="Roboto" w:cs="Roboto" w:eastAsia="Roboto" w:hAnsi="Roboto"/>
+          <w:sz w:val="24"/>
+          <w:szCs w:val="24"/>
+          <w:rtl w:val="0"/>
+        </w:rPr>
+        <w:t xml:space="preserve">Southwest Wanderlust</w:t>
+      </w:r>
+    </w:p>
+    <w:p>
+      <w:pPr>
+        <w:spacing w:after="240" w:before="240" w:lineRule="auto"/>
+        <w:rPr>
+          <w:rFonts w:ascii="Roboto" w:cs="Roboto" w:eastAsia="Roboto" w:hAnsi="Roboto"/>
+          <w:sz w:val="24"/>
+          <w:szCs w:val="24"/>
+        </w:rPr>
+      </w:pPr>
+      <w:r>
+        <w:rPr>
+          <w:rFonts w:ascii="Roboto" w:cs="Roboto" w:eastAsia="Roboto" w:hAnsi="Roboto"/>
+          <w:sz w:val="24"/>
+          <w:szCs w:val="24"/>
+          <w:rtl w:val="0"/>
+        </w:rPr>
+        <w:t xml:space="preserve">desertlove</w:t>
+      </w:r>
+    </w:p>
+    <w:p>
+      <w:pPr>
+        <w:spacing w:after="240" w:before="240" w:lineRule="auto"/>
+        <w:rPr>
+          <w:rFonts w:ascii="Roboto" w:cs="Roboto" w:eastAsia="Roboto" w:hAnsi="Roboto"/>
+          <w:sz w:val="24"/>
+          <w:szCs w:val="24"/>
+        </w:rPr>
+      </w:pPr>
+      <w:r>
+        <w:rPr>
+          <w:rFonts w:ascii="Roboto" w:cs="Roboto" w:eastAsia="Roboto" w:hAnsi="Roboto"/>
+          <w:sz w:val="24"/>
+          <w:szCs w:val="24"/>
+          <w:rtl w:val="0"/>
+        </w:rPr>
+        <w:t xml:space="preserve">If the guest is having trouble with the Southwest Wanderlust network, you can share the original network info:</w:t>
+      </w:r>
+    </w:p>
+    <w:p>
+      <w:pPr>
+        <w:spacing w:after="240" w:before="240" w:lineRule="auto"/>
+        <w:rPr>
+          <w:rFonts w:ascii="Roboto" w:cs="Roboto" w:eastAsia="Roboto" w:hAnsi="Roboto"/>
+          <w:sz w:val="24"/>
+          <w:szCs w:val="24"/>
+        </w:rPr>
+      </w:pPr>
+      <w:r>
+        <w:rPr>
+          <w:rFonts w:ascii="Roboto" w:cs="Roboto" w:eastAsia="Roboto" w:hAnsi="Roboto"/>
+          <w:sz w:val="24"/>
+          <w:szCs w:val="24"/>
+          <w:rtl w:val="0"/>
+        </w:rPr>
+        <w:t xml:space="preserve">Network: SETUP-2BAD</w:t>
+      </w:r>
+    </w:p>
+    <w:p>
+      <w:pPr>
+        <w:spacing w:after="240" w:before="240" w:lineRule="auto"/>
+        <w:rPr>
+          <w:rFonts w:ascii="Roboto" w:cs="Roboto" w:eastAsia="Roboto" w:hAnsi="Roboto"/>
+          <w:sz w:val="24"/>
+          <w:szCs w:val="24"/>
+        </w:rPr>
+      </w:pPr>
+      <w:r>
+        <w:rPr>
+          <w:rFonts w:ascii="Roboto" w:cs="Roboto" w:eastAsia="Roboto" w:hAnsi="Roboto"/>
+          <w:sz w:val="24"/>
+          <w:szCs w:val="24"/>
+          <w:rtl w:val="0"/>
+        </w:rPr>
+        <w:t xml:space="preserve">PW: cocoa9172filter </w:t>
+      </w:r>
+    </w:p>
+    <w:p>
+      <w:pPr>
+        <w:spacing w:after="240" w:before="240" w:lineRule="auto"/>
+        <w:rPr>
+          <w:rFonts w:ascii="Roboto" w:cs="Roboto" w:eastAsia="Roboto" w:hAnsi="Roboto"/>
+          <w:b w:val="1"/>
+          <w:sz w:val="24"/>
+          <w:szCs w:val="24"/>
+        </w:rPr>
+      </w:pPr>
+      <w:r>
+        <w:rPr>
+          <w:rFonts w:ascii="Roboto" w:cs="Roboto" w:eastAsia="Roboto" w:hAnsi="Roboto"/>
+          <w:b w:val="1"/>
+          <w:sz w:val="24"/>
+          <w:szCs w:val="24"/>
+          <w:rtl w:val="0"/>
+        </w:rPr>
+        <w:t xml:space="preserve">AC Filter</w:t>
+      </w:r>
+    </w:p>
+    <w:p>
+      <w:pPr>
+        <w:spacing w:after="240" w:before="240" w:lineRule="auto"/>
+        <w:rPr>
+          <w:rFonts w:ascii="Roboto" w:cs="Roboto" w:eastAsia="Roboto" w:hAnsi="Roboto"/>
+          <w:sz w:val="24"/>
+          <w:szCs w:val="24"/>
+        </w:rPr>
+      </w:pPr>
+      <w:r>
+        <w:rPr>
+          <w:rFonts w:ascii="Roboto" w:cs="Roboto" w:eastAsia="Roboto" w:hAnsi="Roboto"/>
+          <w:sz w:val="24"/>
+          <w:szCs w:val="24"/>
+          <w:rtl w:val="0"/>
+        </w:rPr>
+        <w:t xml:space="preserve">20x25x1</w:t>
+      </w:r>
+    </w:p>
+    <w:p>
+      <w:pPr>
+        <w:spacing w:after="240" w:before="240" w:lineRule="auto"/>
+        <w:rPr>
+          <w:rFonts w:ascii="Roboto" w:cs="Roboto" w:eastAsia="Roboto" w:hAnsi="Roboto"/>
+          <w:sz w:val="24"/>
+          <w:szCs w:val="24"/>
+        </w:rPr>
+      </w:pPr>
+      <w:r>
+        <w:rPr>
+          <w:rtl w:val="0"/>
+        </w:rPr>
+      </w:r>
+    </w:p>
+    <w:p>
+      <w:pPr>
+        <w:spacing w:after="240" w:before="240" w:lineRule="auto"/>
+        <w:rPr>
+          <w:rFonts w:ascii="Roboto" w:cs="Roboto" w:eastAsia="Roboto" w:hAnsi="Roboto"/>
+          <w:b w:val="1"/>
+          <w:sz w:val="24"/>
+          <w:szCs w:val="24"/>
+        </w:rPr>
+      </w:pPr>
+      <w:r>
+        <w:rPr>
+          <w:rFonts w:ascii="Roboto" w:cs="Roboto" w:eastAsia="Roboto" w:hAnsi="Roboto"/>
+          <w:b w:val="1"/>
+          <w:sz w:val="24"/>
+          <w:szCs w:val="24"/>
+          <w:rtl w:val="0"/>
+        </w:rPr>
+        <w:t xml:space="preserve">AIR PURIFIER FILTER</w:t>
+      </w:r>
+    </w:p>
+    <w:p>
+      <w:pPr>
+        <w:rPr>
+          <w:rFonts w:ascii="Roboto" w:cs="Roboto" w:eastAsia="Roboto" w:hAnsi="Roboto"/>
+          <w:b w:val="1"/>
           <w:sz w:val="20"/>
           <w:szCs w:val="20"/>
-          <w:rtl w:val="0"/>
-        </w:rPr>
-        <w:t xml:space="preserve">Scottsdale, AZ 85251</w:t>
-      </w:r>
-    </w:p>
-    <w:p>
-      <w:pPr>
-        <w:spacing w:after="30" w:before="30" w:lineRule="auto"/>
-        <w:rPr>
-          <w:rFonts w:ascii="Roboto" w:cs="Roboto" w:eastAsia="Roboto" w:hAnsi="Roboto"/>
-          <w:sz w:val="24"/>
-          <w:szCs w:val="24"/>
-        </w:rPr>
-      </w:pPr>
-      <w:r>
-        <w:rPr>
-          <w:rtl w:val="0"/>
-        </w:rPr>
-      </w:r>
-    </w:p>
-    <w:p>
-      <w:pPr>
-        <w:pStyle w:val="Heading1"/>
-        <w:rPr>
-          <w:rFonts w:ascii="Roboto" w:cs="Roboto" w:eastAsia="Roboto" w:hAnsi="Roboto"/>
-          <w:color w:val="ff0000"/>
-          <w:sz w:val="24"/>
-          <w:szCs w:val="24"/>
-        </w:rPr>
-      </w:pPr>
-      <w:bookmarkStart w:colFirst="0" w:colLast="0" w:name="_lwcz9chs7fry" w:id="0"/>
-      <w:bookmarkEnd w:id="0"/>
-      <w:r>
-        <w:rPr>
-          <w:color w:val="ff0000"/>
-          <w:rtl w:val="0"/>
-        </w:rPr>
-        <w:t xml:space="preserve">Property Inspection Log: </w:t>
-      </w:r>
-      <w:r>
-        <w:rPr>
-          <w:rtl w:val="0"/>
-        </w:rPr>
-      </w:r>
-    </w:p>
-    <w:p>
-      <w:pPr>
-        <w:rPr>
-          <w:rFonts w:ascii="Roboto" w:cs="Roboto" w:eastAsia="Roboto" w:hAnsi="Roboto"/>
-          <w:b w:val="1"/>
-          <w:color w:val="ff0000"/>
-          <w:sz w:val="24"/>
-          <w:szCs w:val="24"/>
-        </w:rPr>
-      </w:pPr>
-      <w:r>
-        <w:rPr>
-          <w:rtl w:val="0"/>
-        </w:rPr>
-      </w:r>
-    </w:p>
-    <w:p>
-      <w:pPr>
-        <w:rPr>
-          <w:rFonts w:ascii="Roboto" w:cs="Roboto" w:eastAsia="Roboto" w:hAnsi="Roboto"/>
-          <w:color w:val="ff0000"/>
-          <w:sz w:val="24"/>
-          <w:szCs w:val="24"/>
-        </w:rPr>
-      </w:pPr>
-      <w:r>
-        <w:rPr>
-          <w:rFonts w:ascii="Roboto" w:cs="Roboto" w:eastAsia="Roboto" w:hAnsi="Roboto"/>
-          <w:b w:val="1"/>
-          <w:color w:val="ff0000"/>
-          <w:sz w:val="24"/>
-          <w:szCs w:val="24"/>
-          <w:rtl w:val="0"/>
-        </w:rPr>
-        <w:t xml:space="preserve">Date of Notes:</w:t>
-      </w:r>
-      <w:r>
-        <w:rPr>
-          <w:rFonts w:ascii="Roboto" w:cs="Roboto" w:eastAsia="Roboto" w:hAnsi="Roboto"/>
-          <w:color w:val="ff0000"/>
-          <w:sz w:val="24"/>
-          <w:szCs w:val="24"/>
-          <w:rtl w:val="0"/>
-        </w:rPr>
-        <w:t xml:space="preserve"> 11/315/2024</w:t>
-      </w:r>
-    </w:p>
-    <w:p>
-      <w:pPr>
-        <w:rPr>
-          <w:rFonts w:ascii="Roboto" w:cs="Roboto" w:eastAsia="Roboto" w:hAnsi="Roboto"/>
-          <w:color w:val="ff0000"/>
-          <w:sz w:val="24"/>
-          <w:szCs w:val="24"/>
-        </w:rPr>
-      </w:pPr>
-      <w:r>
-        <w:rPr>
-          <w:rFonts w:ascii="Roboto" w:cs="Roboto" w:eastAsia="Roboto" w:hAnsi="Roboto"/>
-          <w:b w:val="1"/>
-          <w:color w:val="ff0000"/>
-          <w:sz w:val="24"/>
-          <w:szCs w:val="24"/>
-          <w:rtl w:val="0"/>
-        </w:rPr>
-        <w:t xml:space="preserve">Next Inspection Scheduled:</w:t>
-      </w:r>
-      <w:r>
-        <w:rPr>
-          <w:rFonts w:ascii="Roboto" w:cs="Roboto" w:eastAsia="Roboto" w:hAnsi="Roboto"/>
-          <w:color w:val="ff0000"/>
-          <w:sz w:val="24"/>
-          <w:szCs w:val="24"/>
-          <w:rtl w:val="0"/>
-        </w:rPr>
-        <w:t xml:space="preserve"> XX</w:t>
-      </w:r>
-    </w:p>
-    <w:p>
-      <w:pPr>
-        <w:numPr>
-          <w:ilvl w:val="0"/>
-          <w:numId w:val="14"/>
-        </w:numPr>
-        <w:spacing w:after="0" w:afterAutospacing="0" w:before="240" w:lineRule="auto"/>
-        <w:ind w:left="720" w:hanging="360"/>
-        <w:rPr>
-          <w:sz w:val="20"/>
-          <w:szCs w:val="20"/>
-        </w:rPr>
-      </w:pPr>
-      <w:r>
-        <w:rPr>
-          <w:rFonts w:ascii="Roboto" w:cs="Roboto" w:eastAsia="Roboto" w:hAnsi="Roboto"/>
-          <w:color w:val="ff0000"/>
-          <w:sz w:val="20"/>
-          <w:szCs w:val="20"/>
-          <w:rtl w:val="0"/>
-        </w:rPr>
-        <w:t xml:space="preserve">Buy ice trays</w:t>
-      </w:r>
-    </w:p>
-    <w:p>
-      <w:pPr>
-        <w:numPr>
-          <w:ilvl w:val="0"/>
-          <w:numId w:val="14"/>
-        </w:numPr>
-        <w:spacing w:after="0" w:afterAutospacing="0" w:before="0" w:beforeAutospacing="0" w:lineRule="auto"/>
-        <w:ind w:left="720" w:hanging="360"/>
-        <w:rPr>
-          <w:sz w:val="20"/>
-          <w:szCs w:val="20"/>
-        </w:rPr>
-      </w:pPr>
-      <w:r>
-        <w:rPr>
-          <w:rFonts w:ascii="Roboto" w:cs="Roboto" w:eastAsia="Roboto" w:hAnsi="Roboto"/>
-          <w:color w:val="ff0000"/>
-          <w:sz w:val="20"/>
-          <w:szCs w:val="20"/>
-          <w:rtl w:val="0"/>
-        </w:rPr>
-        <w:t xml:space="preserve">Buy and hang fire extinguisher</w:t>
-      </w:r>
-    </w:p>
-    <w:p>
-      <w:pPr>
-        <w:numPr>
-          <w:ilvl w:val="0"/>
-          <w:numId w:val="14"/>
-        </w:numPr>
-        <w:spacing w:after="0" w:afterAutospacing="0" w:before="0" w:beforeAutospacing="0" w:lineRule="auto"/>
-        <w:ind w:left="720" w:hanging="360"/>
-        <w:rPr>
-          <w:rFonts w:ascii="Roboto" w:cs="Roboto" w:eastAsia="Roboto" w:hAnsi="Roboto"/>
-          <w:color w:val="ff0000"/>
-          <w:sz w:val="20"/>
-          <w:szCs w:val="20"/>
-          <w:u w:val="none"/>
-        </w:rPr>
-      </w:pPr>
-      <w:r>
-        <w:rPr>
-          <w:rFonts w:ascii="Roboto" w:cs="Roboto" w:eastAsia="Roboto" w:hAnsi="Roboto"/>
-          <w:color w:val="ff0000"/>
-          <w:sz w:val="20"/>
-          <w:szCs w:val="20"/>
-          <w:rtl w:val="0"/>
-        </w:rPr>
-        <w:t xml:space="preserve">Hand renewed licenses</w:t>
-      </w:r>
-    </w:p>
-    <w:p>
-      <w:pPr>
-        <w:numPr>
-          <w:ilvl w:val="0"/>
-          <w:numId w:val="14"/>
-        </w:numPr>
-        <w:spacing w:after="0" w:afterAutospacing="0" w:before="0" w:beforeAutospacing="0" w:lineRule="auto"/>
-        <w:ind w:left="720" w:hanging="360"/>
-        <w:rPr>
-          <w:rFonts w:ascii="Roboto" w:cs="Roboto" w:eastAsia="Roboto" w:hAnsi="Roboto"/>
-          <w:color w:val="ff0000"/>
-          <w:sz w:val="20"/>
-          <w:szCs w:val="20"/>
-          <w:u w:val="none"/>
-        </w:rPr>
-      </w:pPr>
-      <w:r>
-        <w:rPr>
-          <w:rFonts w:ascii="Roboto" w:cs="Roboto" w:eastAsia="Roboto" w:hAnsi="Roboto"/>
-          <w:color w:val="ff0000"/>
-          <w:sz w:val="20"/>
-          <w:szCs w:val="20"/>
-          <w:rtl w:val="0"/>
-        </w:rPr>
-        <w:t xml:space="preserve">Wash throw pillow covers</w:t>
-      </w:r>
-    </w:p>
-    <w:p>
-      <w:pPr>
-        <w:numPr>
-          <w:ilvl w:val="0"/>
-          <w:numId w:val="14"/>
-        </w:numPr>
-        <w:spacing w:after="0" w:afterAutospacing="0" w:before="0" w:beforeAutospacing="0" w:lineRule="auto"/>
-        <w:ind w:left="720" w:hanging="360"/>
-        <w:rPr>
-          <w:rFonts w:ascii="Roboto" w:cs="Roboto" w:eastAsia="Roboto" w:hAnsi="Roboto"/>
-          <w:color w:val="ff0000"/>
-          <w:sz w:val="20"/>
-          <w:szCs w:val="20"/>
-          <w:u w:val="none"/>
-        </w:rPr>
-      </w:pPr>
-      <w:r>
-        <w:rPr>
-          <w:rFonts w:ascii="Roboto" w:cs="Roboto" w:eastAsia="Roboto" w:hAnsi="Roboto"/>
-          <w:color w:val="ff0000"/>
-          <w:sz w:val="20"/>
-          <w:szCs w:val="20"/>
-          <w:rtl w:val="0"/>
-        </w:rPr>
-        <w:t xml:space="preserve">Upholstery cleaning on dining chairs and accent chair</w:t>
-      </w:r>
-      <w:r>
-        <w:rPr>
-          <w:rFonts w:ascii="Roboto" w:cs="Roboto" w:eastAsia="Roboto" w:hAnsi="Roboto"/>
-          <w:color w:val="ff0000"/>
-          <w:sz w:val="20"/>
-          <w:szCs w:val="20"/>
-          <w:vertAlign w:val="superscript"/>
-        </w:rPr>
-        <w:footnoteReference w:customMarkFollows="0" w:id="0"/>
-      </w:r>
-      <w:r>
-        <w:rPr>
-          <w:rtl w:val="0"/>
-        </w:rPr>
-      </w:r>
-    </w:p>
-    <w:p>
-      <w:pPr>
-        <w:numPr>
-          <w:ilvl w:val="0"/>
-          <w:numId w:val="14"/>
-        </w:numPr>
-        <w:spacing w:after="0" w:afterAutospacing="0" w:before="0" w:beforeAutospacing="0" w:lineRule="auto"/>
-        <w:ind w:left="720" w:hanging="360"/>
-        <w:rPr>
-          <w:rFonts w:ascii="Roboto" w:cs="Roboto" w:eastAsia="Roboto" w:hAnsi="Roboto"/>
-          <w:color w:val="ff0000"/>
-          <w:sz w:val="20"/>
-          <w:szCs w:val="20"/>
-          <w:u w:val="none"/>
-        </w:rPr>
-      </w:pPr>
-      <w:r>
-        <w:rPr>
-          <w:rFonts w:ascii="Roboto" w:cs="Roboto" w:eastAsia="Roboto" w:hAnsi="Roboto"/>
-          <w:color w:val="ff0000"/>
-          <w:sz w:val="20"/>
-          <w:szCs w:val="20"/>
-          <w:rtl w:val="0"/>
-        </w:rPr>
-        <w:t xml:space="preserve">Fridge behind ice maker is cracked</w:t>
-      </w:r>
-    </w:p>
-    <w:p>
-      <w:pPr>
-        <w:numPr>
-          <w:ilvl w:val="0"/>
-          <w:numId w:val="14"/>
-        </w:numPr>
-        <w:spacing w:after="0" w:afterAutospacing="0" w:before="0" w:beforeAutospacing="0" w:lineRule="auto"/>
-        <w:ind w:left="720" w:hanging="360"/>
-        <w:rPr>
-          <w:rFonts w:ascii="Roboto" w:cs="Roboto" w:eastAsia="Roboto" w:hAnsi="Roboto"/>
-          <w:color w:val="ff0000"/>
-          <w:sz w:val="20"/>
-          <w:szCs w:val="20"/>
-          <w:u w:val="none"/>
-        </w:rPr>
-      </w:pPr>
-      <w:r>
-        <w:rPr>
-          <w:rFonts w:ascii="Roboto" w:cs="Roboto" w:eastAsia="Roboto" w:hAnsi="Roboto"/>
-          <w:color w:val="ff0000"/>
-          <w:sz w:val="20"/>
-          <w:szCs w:val="20"/>
-          <w:rtl w:val="0"/>
-        </w:rPr>
-        <w:t xml:space="preserve">Ice maker not working</w:t>
-      </w:r>
-    </w:p>
-    <w:p>
-      <w:pPr>
-        <w:numPr>
-          <w:ilvl w:val="0"/>
-          <w:numId w:val="14"/>
-        </w:numPr>
-        <w:spacing w:after="0" w:afterAutospacing="0" w:before="0" w:beforeAutospacing="0" w:lineRule="auto"/>
-        <w:ind w:left="720" w:hanging="360"/>
-        <w:rPr>
-          <w:rFonts w:ascii="Roboto" w:cs="Roboto" w:eastAsia="Roboto" w:hAnsi="Roboto"/>
-          <w:color w:val="ff0000"/>
-          <w:sz w:val="20"/>
-          <w:szCs w:val="20"/>
-          <w:u w:val="none"/>
-        </w:rPr>
-      </w:pPr>
-      <w:r>
-        <w:rPr>
-          <w:rFonts w:ascii="Roboto" w:cs="Roboto" w:eastAsia="Roboto" w:hAnsi="Roboto"/>
-          <w:color w:val="ff0000"/>
-          <w:sz w:val="20"/>
-          <w:szCs w:val="20"/>
-          <w:rtl w:val="0"/>
-        </w:rPr>
-        <w:t xml:space="preserve">Tighten TP holder in master, check all towel and tp holders</w:t>
-      </w:r>
-    </w:p>
-    <w:p>
-      <w:pPr>
-        <w:numPr>
-          <w:ilvl w:val="0"/>
-          <w:numId w:val="14"/>
-        </w:numPr>
-        <w:spacing w:after="0" w:afterAutospacing="0" w:before="0" w:beforeAutospacing="0" w:lineRule="auto"/>
-        <w:ind w:left="720" w:hanging="360"/>
-        <w:rPr>
-          <w:rFonts w:ascii="Roboto" w:cs="Roboto" w:eastAsia="Roboto" w:hAnsi="Roboto"/>
-          <w:color w:val="ff0000"/>
-          <w:sz w:val="20"/>
-          <w:szCs w:val="20"/>
-          <w:u w:val="none"/>
-        </w:rPr>
-      </w:pPr>
-      <w:r>
-        <w:rPr>
-          <w:rFonts w:ascii="Roboto" w:cs="Roboto" w:eastAsia="Roboto" w:hAnsi="Roboto"/>
-          <w:color w:val="ff0000"/>
-          <w:sz w:val="20"/>
-          <w:szCs w:val="20"/>
-          <w:rtl w:val="0"/>
-        </w:rPr>
-        <w:t xml:space="preserve">Re mount electric vacuum in cleaning closet </w:t>
-      </w:r>
-      <w:r>
-        <w:rPr>
-          <w:rtl w:val="0"/>
-        </w:rPr>
-      </w:r>
-    </w:p>
-    <w:p>
-      <w:pPr>
-        <w:numPr>
-          <w:ilvl w:val="0"/>
-          <w:numId w:val="14"/>
-        </w:numPr>
-        <w:spacing w:after="0" w:afterAutospacing="0" w:before="0" w:beforeAutospacing="0" w:lineRule="auto"/>
-        <w:ind w:left="720" w:hanging="360"/>
-        <w:rPr>
-          <w:sz w:val="20"/>
-          <w:szCs w:val="20"/>
-        </w:rPr>
-      </w:pPr>
-      <w:r>
-        <w:rPr>
-          <w:rFonts w:ascii="Roboto" w:cs="Roboto" w:eastAsia="Roboto" w:hAnsi="Roboto"/>
-          <w:color w:val="ff0000"/>
-          <w:sz w:val="20"/>
-          <w:szCs w:val="20"/>
-          <w:rtl w:val="0"/>
-        </w:rPr>
-        <w:t xml:space="preserve">Fire extinguisher hung? If not, let's buy one.</w:t>
-      </w:r>
-    </w:p>
-    <w:p>
-      <w:pPr>
-        <w:numPr>
-          <w:ilvl w:val="0"/>
-          <w:numId w:val="14"/>
-        </w:numPr>
-        <w:spacing w:after="0" w:afterAutospacing="0" w:before="0" w:beforeAutospacing="0" w:lineRule="auto"/>
-        <w:ind w:left="720" w:hanging="360"/>
-        <w:rPr>
-          <w:sz w:val="20"/>
-          <w:szCs w:val="20"/>
-        </w:rPr>
-      </w:pPr>
-      <w:r>
-        <w:rPr>
-          <w:rFonts w:ascii="Roboto" w:cs="Roboto" w:eastAsia="Roboto" w:hAnsi="Roboto"/>
-          <w:strike w:val="1"/>
-          <w:color w:val="ff0000"/>
-          <w:sz w:val="20"/>
-          <w:szCs w:val="20"/>
-          <w:rtl w:val="0"/>
-        </w:rPr>
-        <w:t xml:space="preserve">Put on bed skirts for twin room </w:t>
-      </w:r>
-    </w:p>
-    <w:p>
-      <w:pPr>
-        <w:numPr>
-          <w:ilvl w:val="0"/>
-          <w:numId w:val="14"/>
-        </w:numPr>
-        <w:spacing w:after="240" w:before="0" w:beforeAutospacing="0" w:lineRule="auto"/>
-        <w:ind w:left="720" w:hanging="360"/>
-        <w:rPr>
-          <w:sz w:val="20"/>
-          <w:szCs w:val="20"/>
-        </w:rPr>
-      </w:pPr>
-      <w:r>
-        <w:rPr>
-          <w:rFonts w:ascii="Roboto" w:cs="Roboto" w:eastAsia="Roboto" w:hAnsi="Roboto"/>
-          <w:strike w:val="1"/>
-          <w:color w:val="ff0000"/>
-          <w:sz w:val="20"/>
-          <w:szCs w:val="20"/>
-          <w:rtl w:val="0"/>
-        </w:rPr>
-        <w:t xml:space="preserve">Clean out cleaning closet </w:t>
-      </w:r>
-    </w:p>
-    <w:p>
-      <w:pPr>
-        <w:spacing w:after="240" w:before="240" w:lineRule="auto"/>
-        <w:ind w:left="720" w:firstLine="0"/>
-        <w:rPr>
-          <w:rFonts w:ascii="Roboto" w:cs="Roboto" w:eastAsia="Roboto" w:hAnsi="Roboto"/>
-          <w:color w:val="ff0000"/>
-          <w:sz w:val="20"/>
-          <w:szCs w:val="20"/>
-        </w:rPr>
-      </w:pPr>
-      <w:r>
-        <w:rPr>
-          <w:rtl w:val="0"/>
-        </w:rPr>
-      </w:r>
-    </w:p>
-    <w:p>
-      <w:pPr>
-        <w:spacing w:after="30" w:before="30" w:lineRule="auto"/>
-        <w:rPr>
-          <w:rFonts w:ascii="Roboto" w:cs="Roboto" w:eastAsia="Roboto" w:hAnsi="Roboto"/>
-          <w:sz w:val="24"/>
-          <w:szCs w:val="24"/>
-        </w:rPr>
-      </w:pPr>
-      <w:r>
-        <w:rPr>
-          <w:rtl w:val="0"/>
-        </w:rPr>
-      </w:r>
-    </w:p>
-    <w:p>
-      <w:pPr>
-        <w:spacing w:after="30" w:before="30" w:lineRule="auto"/>
-        <w:rPr>
-          <w:rFonts w:ascii="Roboto" w:cs="Roboto" w:eastAsia="Roboto" w:hAnsi="Roboto"/>
-          <w:sz w:val="24"/>
-          <w:szCs w:val="24"/>
-        </w:rPr>
-      </w:pPr>
-      <w:r>
-        <w:rPr>
-          <w:rtl w:val="0"/>
-        </w:rPr>
-      </w:r>
-    </w:p>
-    <w:p>
-      <w:pPr>
-        <w:spacing w:after="30" w:before="30" w:lineRule="auto"/>
-        <w:rPr>
-          <w:rFonts w:ascii="Roboto" w:cs="Roboto" w:eastAsia="Roboto" w:hAnsi="Roboto"/>
-          <w:sz w:val="24"/>
-          <w:szCs w:val="24"/>
-        </w:rPr>
-      </w:pPr>
-      <w:r>
-        <w:rPr>
-          <w:rFonts w:ascii="Roboto" w:cs="Roboto" w:eastAsia="Roboto" w:hAnsi="Roboto"/>
-          <w:sz w:val="24"/>
-          <w:szCs w:val="24"/>
-          <w:rtl w:val="0"/>
-        </w:rPr>
-        <w:t xml:space="preserve">Breezeway: </w:t>
-      </w:r>
-    </w:p>
-    <w:p>
-      <w:pPr>
-        <w:spacing w:after="30" w:before="30" w:lineRule="auto"/>
-        <w:rPr>
-          <w:rFonts w:ascii="Roboto" w:cs="Roboto" w:eastAsia="Roboto" w:hAnsi="Roboto"/>
-          <w:sz w:val="24"/>
-          <w:szCs w:val="24"/>
-        </w:rPr>
-      </w:pPr>
-      <w:r>
-        <w:rPr>
-          <w:rtl w:val="0"/>
-        </w:rPr>
-      </w:r>
-    </w:p>
-    <w:p>
-      <w:pPr>
-        <w:spacing w:after="240" w:before="240" w:lineRule="auto"/>
-        <w:rPr>
-          <w:rFonts w:ascii="Roboto" w:cs="Roboto" w:eastAsia="Roboto" w:hAnsi="Roboto"/>
-          <w:sz w:val="24"/>
-          <w:szCs w:val="24"/>
-        </w:rPr>
-      </w:pPr>
-      <w:r>
-        <w:rPr>
-          <w:rFonts w:ascii="Roboto" w:cs="Roboto" w:eastAsia="Roboto" w:hAnsi="Roboto"/>
-          <w:b w:val="1"/>
-          <w:sz w:val="24"/>
-          <w:szCs w:val="24"/>
-          <w:rtl w:val="0"/>
-        </w:rPr>
-        <w:t xml:space="preserve">Lockbox with backup key:</w:t>
-      </w:r>
-      <w:r>
-        <w:rPr>
-          <w:rFonts w:ascii="Roboto" w:cs="Roboto" w:eastAsia="Roboto" w:hAnsi="Roboto"/>
-          <w:sz w:val="24"/>
-          <w:szCs w:val="24"/>
-          <w:rtl w:val="0"/>
-        </w:rPr>
-        <w:t xml:space="preserve"> 7120 (hanging left of the front door)</w:t>
-      </w:r>
-    </w:p>
-    <w:p>
-      <w:pPr>
-        <w:spacing w:after="240" w:before="240" w:lineRule="auto"/>
-        <w:rPr>
-          <w:rFonts w:ascii="Roboto" w:cs="Roboto" w:eastAsia="Roboto" w:hAnsi="Roboto"/>
-          <w:sz w:val="24"/>
-          <w:szCs w:val="24"/>
-        </w:rPr>
-      </w:pPr>
-      <w:r>
-        <w:rPr>
-          <w:rFonts w:ascii="Roboto" w:cs="Roboto" w:eastAsia="Roboto" w:hAnsi="Roboto"/>
-          <w:b w:val="1"/>
-          <w:sz w:val="24"/>
-          <w:szCs w:val="24"/>
-          <w:rtl w:val="0"/>
-        </w:rPr>
-        <w:t xml:space="preserve">Parking: </w:t>
-      </w:r>
-      <w:r>
-        <w:rPr>
-          <w:rFonts w:ascii="Roboto" w:cs="Roboto" w:eastAsia="Roboto" w:hAnsi="Roboto"/>
-          <w:sz w:val="24"/>
-          <w:szCs w:val="24"/>
-          <w:rtl w:val="0"/>
-        </w:rPr>
-        <w:t xml:space="preserve">Covered parking is reserved. Our designated space is “Y”. Street parking is free. DO NOT park in any other covered parking space or you risk being towed.</w:t>
-      </w:r>
-    </w:p>
-    <w:p>
-      <w:pPr>
-        <w:spacing w:after="240" w:before="240" w:lineRule="auto"/>
-        <w:rPr>
-          <w:rFonts w:ascii="Roboto" w:cs="Roboto" w:eastAsia="Roboto" w:hAnsi="Roboto"/>
-          <w:sz w:val="24"/>
-          <w:szCs w:val="24"/>
-        </w:rPr>
-      </w:pPr>
-      <w:r>
-        <w:rPr>
-          <w:rtl w:val="0"/>
-        </w:rPr>
-      </w:r>
-    </w:p>
-    <w:p>
-      <w:pPr>
-        <w:spacing w:after="240" w:before="240" w:lineRule="auto"/>
-        <w:rPr>
-          <w:rFonts w:ascii="Roboto" w:cs="Roboto" w:eastAsia="Roboto" w:hAnsi="Roboto"/>
-          <w:b w:val="1"/>
-          <w:sz w:val="24"/>
-          <w:szCs w:val="24"/>
-        </w:rPr>
-      </w:pPr>
-      <w:r>
-        <w:rPr>
-          <w:rFonts w:ascii="Roboto" w:cs="Roboto" w:eastAsia="Roboto" w:hAnsi="Roboto"/>
-          <w:b w:val="1"/>
-          <w:sz w:val="24"/>
-          <w:szCs w:val="24"/>
-          <w:rtl w:val="0"/>
-        </w:rPr>
-        <w:t xml:space="preserve">Internet:</w:t>
-      </w:r>
-    </w:p>
-    <w:p>
-      <w:pPr>
-        <w:spacing w:after="240" w:before="240" w:lineRule="auto"/>
-        <w:rPr>
-          <w:rFonts w:ascii="Roboto" w:cs="Roboto" w:eastAsia="Roboto" w:hAnsi="Roboto"/>
-          <w:sz w:val="24"/>
-          <w:szCs w:val="24"/>
-        </w:rPr>
-      </w:pPr>
-      <w:r>
-        <w:rPr>
-          <w:rFonts w:ascii="Roboto" w:cs="Roboto" w:eastAsia="Roboto" w:hAnsi="Roboto"/>
-          <w:sz w:val="24"/>
-          <w:szCs w:val="24"/>
-          <w:rtl w:val="0"/>
-        </w:rPr>
-        <w:t xml:space="preserve">Southwest Wanderlust</w:t>
-      </w:r>
-    </w:p>
-    <w:p>
-      <w:pPr>
-        <w:spacing w:after="240" w:before="240" w:lineRule="auto"/>
-        <w:rPr>
-          <w:rFonts w:ascii="Roboto" w:cs="Roboto" w:eastAsia="Roboto" w:hAnsi="Roboto"/>
-          <w:sz w:val="24"/>
-          <w:szCs w:val="24"/>
-        </w:rPr>
-      </w:pPr>
-      <w:r>
-        <w:rPr>
-          <w:rFonts w:ascii="Roboto" w:cs="Roboto" w:eastAsia="Roboto" w:hAnsi="Roboto"/>
-          <w:sz w:val="24"/>
-          <w:szCs w:val="24"/>
-          <w:rtl w:val="0"/>
-        </w:rPr>
-        <w:t xml:space="preserve">desertlove</w:t>
-      </w:r>
-    </w:p>
-    <w:p>
-      <w:pPr>
-        <w:spacing w:after="240" w:before="240" w:lineRule="auto"/>
-        <w:rPr>
-          <w:rFonts w:ascii="Roboto" w:cs="Roboto" w:eastAsia="Roboto" w:hAnsi="Roboto"/>
-          <w:sz w:val="24"/>
-          <w:szCs w:val="24"/>
-        </w:rPr>
-      </w:pPr>
-      <w:r>
-        <w:rPr>
-          <w:rFonts w:ascii="Roboto" w:cs="Roboto" w:eastAsia="Roboto" w:hAnsi="Roboto"/>
-          <w:sz w:val="24"/>
-          <w:szCs w:val="24"/>
-          <w:rtl w:val="0"/>
-        </w:rPr>
-        <w:t xml:space="preserve">If the guest is having trouble with the Southwest Wanderlust network, you can share the original network info:</w:t>
-      </w:r>
-    </w:p>
-    <w:p>
-      <w:pPr>
-        <w:spacing w:after="240" w:before="240" w:lineRule="auto"/>
-        <w:rPr>
-          <w:rFonts w:ascii="Roboto" w:cs="Roboto" w:eastAsia="Roboto" w:hAnsi="Roboto"/>
-          <w:sz w:val="24"/>
-          <w:szCs w:val="24"/>
-        </w:rPr>
-      </w:pPr>
-      <w:r>
-        <w:rPr>
-          <w:rFonts w:ascii="Roboto" w:cs="Roboto" w:eastAsia="Roboto" w:hAnsi="Roboto"/>
-          <w:sz w:val="24"/>
-          <w:szCs w:val="24"/>
-          <w:rtl w:val="0"/>
-        </w:rPr>
-        <w:t xml:space="preserve">Network: SETUP-2BAD</w:t>
-      </w:r>
-    </w:p>
-    <w:p>
-      <w:pPr>
-        <w:spacing w:after="240" w:before="240" w:lineRule="auto"/>
-        <w:rPr>
-          <w:rFonts w:ascii="Roboto" w:cs="Roboto" w:eastAsia="Roboto" w:hAnsi="Roboto"/>
-          <w:sz w:val="24"/>
-          <w:szCs w:val="24"/>
-        </w:rPr>
-      </w:pPr>
-      <w:r>
-        <w:rPr>
-          <w:rFonts w:ascii="Roboto" w:cs="Roboto" w:eastAsia="Roboto" w:hAnsi="Roboto"/>
-          <w:sz w:val="24"/>
-          <w:szCs w:val="24"/>
-          <w:rtl w:val="0"/>
-        </w:rPr>
-        <w:t xml:space="preserve">PW: cocoa9172filter </w:t>
-      </w:r>
-    </w:p>
-    <w:p>
-      <w:pPr>
-        <w:spacing w:after="240" w:before="240" w:lineRule="auto"/>
-        <w:rPr>
-          <w:rFonts w:ascii="Roboto" w:cs="Roboto" w:eastAsia="Roboto" w:hAnsi="Roboto"/>
-          <w:sz w:val="24"/>
-          <w:szCs w:val="24"/>
-        </w:rPr>
-      </w:pPr>
-      <w:r>
-        <w:rPr>
-          <w:rtl w:val="0"/>
-        </w:rPr>
+        </w:rPr>
+      </w:pPr>
+      <w:hyperlink r:id="rId6">
+        <w:r>
+          <w:rPr>
+            <w:rFonts w:ascii="Roboto" w:cs="Roboto" w:eastAsia="Roboto" w:hAnsi="Roboto"/>
+            <w:b w:val="1"/>
+            <w:color w:val="1155cc"/>
+            <w:sz w:val="20"/>
+            <w:szCs w:val="20"/>
+            <w:u w:val="single"/>
+            <w:rtl w:val="0"/>
+          </w:rPr>
+          <w:t xml:space="preserve">https://amzn.to/3QUm6oh</w:t>
+        </w:r>
+      </w:hyperlink>
+      <w:r>
+        <w:rPr>
+          <w:rtl w:val="0"/>
+        </w:rPr>
+      </w:r>
+    </w:p>
+    <w:p>
+      <w:pPr>
+        <w:spacing w:after="240" w:before="240" w:lineRule="auto"/>
+        <w:rPr>
+          <w:rFonts w:ascii="Roboto" w:cs="Roboto" w:eastAsia="Roboto" w:hAnsi="Roboto"/>
+          <w:b w:val="1"/>
+          <w:sz w:val="24"/>
+          <w:szCs w:val="24"/>
+        </w:rPr>
+      </w:pPr>
+      <w:r>
+        <w:rPr>
+          <w:rtl w:val="0"/>
+        </w:rPr>
+      </w:r>
+    </w:p>
+    <w:p>
+      <w:pPr>
+        <w:spacing w:after="240" w:before="240" w:lineRule="auto"/>
+        <w:rPr>
+          <w:rFonts w:ascii="Roboto" w:cs="Roboto" w:eastAsia="Roboto" w:hAnsi="Roboto"/>
+          <w:b w:val="1"/>
+          <w:sz w:val="24"/>
+          <w:szCs w:val="24"/>
+        </w:rPr>
+      </w:pPr>
+      <w:r>
+        <w:rPr>
+          <w:rFonts w:ascii="Roboto" w:cs="Roboto" w:eastAsia="Roboto" w:hAnsi="Roboto"/>
+          <w:b w:val="1"/>
+          <w:sz w:val="24"/>
+          <w:szCs w:val="24"/>
+          <w:rtl w:val="0"/>
+        </w:rPr>
+        <w:t xml:space="preserve">FRIDGE WATER FILTER</w:t>
+      </w:r>
+    </w:p>
+    <w:p>
+      <w:pPr>
+        <w:spacing w:after="240" w:before="240" w:lineRule="auto"/>
+        <w:rPr>
+          <w:rFonts w:ascii="Roboto" w:cs="Roboto" w:eastAsia="Roboto" w:hAnsi="Roboto"/>
+          <w:sz w:val="24"/>
+          <w:szCs w:val="24"/>
+        </w:rPr>
+      </w:pPr>
+      <w:r>
+        <w:rPr>
+          <w:rFonts w:ascii="Roboto" w:cs="Roboto" w:eastAsia="Roboto" w:hAnsi="Roboto"/>
+          <w:sz w:val="24"/>
+          <w:szCs w:val="24"/>
+          <w:rtl w:val="0"/>
+        </w:rPr>
+        <w:t xml:space="preserve">FPPWFU01 PurePour PWF-1 water filter</w:t>
+      </w:r>
+    </w:p>
+    <w:p>
+      <w:pPr>
+        <w:spacing w:after="240" w:before="240" w:lineRule="auto"/>
+        <w:rPr>
+          <w:rFonts w:ascii="Roboto" w:cs="Roboto" w:eastAsia="Roboto" w:hAnsi="Roboto"/>
+          <w:sz w:val="24"/>
+          <w:szCs w:val="24"/>
+        </w:rPr>
+      </w:pPr>
+      <w:r>
+        <w:rPr>
+          <w:rFonts w:ascii="Roboto" w:cs="Roboto" w:eastAsia="Roboto" w:hAnsi="Roboto"/>
+          <w:sz w:val="24"/>
+          <w:szCs w:val="24"/>
+          <w:rtl w:val="0"/>
+        </w:rPr>
+        <w:t xml:space="preserve">Fridge model #: FRSS2323AS3</w:t>
       </w:r>
     </w:p>
     <w:p>
@@ -850,44 +477,6 @@
         <w:rPr>
           <w:rtl w:val="0"/>
         </w:rPr>
-      </w:r>
-    </w:p>
-    <w:p>
-      <w:pPr>
-        <w:spacing w:after="240" w:before="240" w:lineRule="auto"/>
-        <w:rPr>
-          <w:rFonts w:ascii="Roboto" w:cs="Roboto" w:eastAsia="Roboto" w:hAnsi="Roboto"/>
-          <w:sz w:val="24"/>
-          <w:szCs w:val="24"/>
-        </w:rPr>
-      </w:pPr>
-      <w:r>
-        <w:rPr>
-          <w:rFonts w:ascii="Roboto" w:cs="Roboto" w:eastAsia="Roboto" w:hAnsi="Roboto"/>
-          <w:sz w:val="24"/>
-          <w:szCs w:val="24"/>
-          <w:rtl w:val="0"/>
-        </w:rPr>
-        <w:t xml:space="preserve">Internal access:</w:t>
-      </w:r>
-    </w:p>
-    <w:p>
-      <w:pPr>
-        <w:spacing w:after="240" w:before="240" w:lineRule="auto"/>
-        <w:rPr>
-          <w:rFonts w:ascii="Roboto" w:cs="Roboto" w:eastAsia="Roboto" w:hAnsi="Roboto"/>
-          <w:sz w:val="24"/>
-          <w:szCs w:val="24"/>
-        </w:rPr>
-      </w:pPr>
-      <w:r>
-        <w:rPr>
-          <w:rFonts w:ascii="Roboto" w:cs="Roboto" w:eastAsia="Roboto" w:hAnsi="Roboto"/>
-          <w:sz w:val="24"/>
-          <w:szCs w:val="24"/>
-          <w:rtl w:val="0"/>
-        </w:rPr>
-        <w:t xml:space="preserve">3299, 2190</w:t>
       </w:r>
     </w:p>
     <w:p>
@@ -1161,6 +750,22 @@
         <w:spacing w:after="240" w:before="240" w:lineRule="auto"/>
         <w:rPr>
           <w:rFonts w:ascii="Roboto" w:cs="Roboto" w:eastAsia="Roboto" w:hAnsi="Roboto"/>
+          <w:b w:val="1"/>
+          <w:sz w:val="24"/>
+          <w:szCs w:val="24"/>
+        </w:rPr>
+      </w:pPr>
+      <w:r>
+        <w:rPr>
+          <w:rtl w:val="0"/>
+        </w:rPr>
+      </w:r>
+    </w:p>
+    <w:p>
+      <w:pPr>
+        <w:spacing w:after="240" w:before="240" w:lineRule="auto"/>
+        <w:rPr>
+          <w:rFonts w:ascii="Roboto" w:cs="Roboto" w:eastAsia="Roboto" w:hAnsi="Roboto"/>
           <w:sz w:val="24"/>
           <w:szCs w:val="24"/>
         </w:rPr>
@@ -1188,6 +793,95 @@
     </w:p>
     <w:p>
       <w:pPr>
+        <w:rPr>
+          <w:rFonts w:ascii="Roboto" w:cs="Roboto" w:eastAsia="Roboto" w:hAnsi="Roboto"/>
+          <w:b w:val="1"/>
+          <w:sz w:val="20"/>
+          <w:szCs w:val="20"/>
+        </w:rPr>
+      </w:pPr>
+      <w:r>
+        <w:rPr>
+          <w:rtl w:val="0"/>
+        </w:rPr>
+      </w:r>
+    </w:p>
+    <w:p>
+      <w:pPr>
+        <w:rPr>
+          <w:rFonts w:ascii="Roboto" w:cs="Roboto" w:eastAsia="Roboto" w:hAnsi="Roboto"/>
+          <w:b w:val="1"/>
+          <w:sz w:val="20"/>
+          <w:szCs w:val="20"/>
+        </w:rPr>
+      </w:pPr>
+      <w:r>
+        <w:rPr>
+          <w:rFonts w:ascii="Roboto" w:cs="Roboto" w:eastAsia="Roboto" w:hAnsi="Roboto"/>
+          <w:b w:val="1"/>
+          <w:sz w:val="20"/>
+          <w:szCs w:val="20"/>
+          <w:rtl w:val="0"/>
+        </w:rPr>
+        <w:t xml:space="preserve">Schlage Lock </w:t>
+      </w:r>
+    </w:p>
+    <w:p>
+      <w:pPr>
+        <w:rPr>
+          <w:rFonts w:ascii="Roboto" w:cs="Roboto" w:eastAsia="Roboto" w:hAnsi="Roboto"/>
+          <w:sz w:val="20"/>
+          <w:szCs w:val="20"/>
+        </w:rPr>
+      </w:pPr>
+      <w:r>
+        <w:rPr>
+          <w:rFonts w:ascii="Roboto" w:cs="Roboto" w:eastAsia="Roboto" w:hAnsi="Roboto"/>
+          <w:sz w:val="20"/>
+          <w:szCs w:val="20"/>
+          <w:rtl w:val="0"/>
+        </w:rPr>
+        <w:t xml:space="preserve">Programming code 921548</w:t>
+      </w:r>
+    </w:p>
+    <w:p>
+      <w:pPr>
+        <w:rPr>
+          <w:rFonts w:ascii="Roboto" w:cs="Roboto" w:eastAsia="Roboto" w:hAnsi="Roboto"/>
+          <w:sz w:val="20"/>
+          <w:szCs w:val="20"/>
+        </w:rPr>
+      </w:pPr>
+      <w:r>
+        <w:rPr>
+          <w:rFonts w:ascii="Roboto" w:cs="Roboto" w:eastAsia="Roboto" w:hAnsi="Roboto"/>
+          <w:sz w:val="20"/>
+          <w:szCs w:val="20"/>
+          <w:rtl w:val="0"/>
+        </w:rPr>
+        <w:t xml:space="preserve">User code A 2190</w:t>
+      </w:r>
+    </w:p>
+    <w:p>
+      <w:pPr>
+        <w:rPr>
+          <w:rFonts w:ascii="Roboto" w:cs="Roboto" w:eastAsia="Roboto" w:hAnsi="Roboto"/>
+          <w:sz w:val="20"/>
+          <w:szCs w:val="20"/>
+        </w:rPr>
+      </w:pPr>
+      <w:r>
+        <w:rPr>
+          <w:rFonts w:ascii="Roboto" w:cs="Roboto" w:eastAsia="Roboto" w:hAnsi="Roboto"/>
+          <w:sz w:val="20"/>
+          <w:szCs w:val="20"/>
+          <w:rtl w:val="0"/>
+        </w:rPr>
+        <w:t xml:space="preserve">User code B 1318</w:t>
+      </w:r>
+    </w:p>
+    <w:p>
+      <w:pPr>
         <w:spacing w:after="240" w:before="240" w:lineRule="auto"/>
         <w:rPr>
           <w:rFonts w:ascii="Roboto" w:cs="Roboto" w:eastAsia="Roboto" w:hAnsi="Roboto"/>
@@ -1228,35 +922,6 @@
           <w:rtl w:val="0"/>
         </w:rPr>
         <w:t xml:space="preserve">Covered parking is reserved. Our designated space is “Y”. Street parking is free. DO NOT park in any other covered parking space or you risk being towed.</w:t>
-      </w:r>
-    </w:p>
-    <w:p>
-      <w:pPr>
-        <w:spacing w:after="240" w:before="240" w:lineRule="auto"/>
-        <w:rPr>
-          <w:rFonts w:ascii="Roboto" w:cs="Roboto" w:eastAsia="Roboto" w:hAnsi="Roboto"/>
-          <w:sz w:val="24"/>
-          <w:szCs w:val="24"/>
-        </w:rPr>
-      </w:pPr>
-      <w:r>
-        <w:rPr>
-          <w:rFonts w:ascii="Roboto" w:cs="Roboto" w:eastAsia="Roboto" w:hAnsi="Roboto"/>
-          <w:b w:val="1"/>
-          <w:sz w:val="24"/>
-          <w:szCs w:val="24"/>
-          <w:rtl w:val="0"/>
-        </w:rPr>
-        <w:t xml:space="preserve">Pet fee: </w:t>
-      </w:r>
-      <w:r>
-        <w:rPr>
-          <w:rFonts w:ascii="Roboto" w:cs="Roboto" w:eastAsia="Roboto" w:hAnsi="Roboto"/>
-          <w:sz w:val="24"/>
-          <w:szCs w:val="24"/>
-          <w:rtl w:val="0"/>
-        </w:rPr>
-        <w:t xml:space="preserve">$120 case by case, the condo is not pet friendly, however, we may accept certain pets if it's a high paying guests with a good track record.</w:t>
       </w:r>
     </w:p>
     <w:p>
@@ -1365,7 +1030,7 @@
       <w:pPr>
         <w:numPr>
           <w:ilvl w:val="0"/>
-          <w:numId w:val="13"/>
+          <w:numId w:val="12"/>
         </w:numPr>
         <w:spacing w:after="0" w:afterAutospacing="0" w:before="240" w:lineRule="auto"/>
         <w:ind w:left="720" w:hanging="360"/>
@@ -1389,7 +1054,7 @@
       <w:pPr>
         <w:numPr>
           <w:ilvl w:val="0"/>
-          <w:numId w:val="13"/>
+          <w:numId w:val="12"/>
         </w:numPr>
         <w:spacing w:after="0" w:afterAutospacing="0" w:before="0" w:beforeAutospacing="0" w:lineRule="auto"/>
         <w:ind w:left="720" w:hanging="360"/>
@@ -1413,7 +1078,7 @@
       <w:pPr>
         <w:numPr>
           <w:ilvl w:val="0"/>
-          <w:numId w:val="13"/>
+          <w:numId w:val="12"/>
         </w:numPr>
         <w:spacing w:after="240" w:before="0" w:beforeAutospacing="0" w:lineRule="auto"/>
         <w:ind w:left="720" w:hanging="360"/>
@@ -1464,42 +1129,141 @@
     </w:p>
     <w:p>
       <w:pPr>
-        <w:spacing w:after="240" w:before="240" w:lineRule="auto"/>
-        <w:rPr>
-          <w:rFonts w:ascii="Roboto" w:cs="Roboto" w:eastAsia="Roboto" w:hAnsi="Roboto"/>
-          <w:b w:val="1"/>
-          <w:sz w:val="24"/>
-          <w:szCs w:val="24"/>
-        </w:rPr>
-      </w:pPr>
-      <w:r>
-        <w:rPr>
-          <w:rFonts w:ascii="Roboto" w:cs="Roboto" w:eastAsia="Roboto" w:hAnsi="Roboto"/>
-          <w:b w:val="1"/>
-          <w:sz w:val="24"/>
-          <w:szCs w:val="24"/>
-          <w:rtl w:val="0"/>
-        </w:rPr>
-        <w:t xml:space="preserve">Trash:</w:t>
-      </w:r>
-    </w:p>
-    <w:p>
-      <w:pPr>
-        <w:spacing w:after="240" w:before="240" w:lineRule="auto"/>
-        <w:rPr>
-          <w:rFonts w:ascii="Roboto" w:cs="Roboto" w:eastAsia="Roboto" w:hAnsi="Roboto"/>
-          <w:sz w:val="24"/>
-          <w:szCs w:val="24"/>
-        </w:rPr>
-      </w:pPr>
-      <w:r>
-        <w:rPr>
-          <w:rFonts w:ascii="Roboto" w:cs="Roboto" w:eastAsia="Roboto" w:hAnsi="Roboto"/>
-          <w:sz w:val="24"/>
-          <w:szCs w:val="24"/>
-          <w:rtl w:val="0"/>
-        </w:rPr>
-        <w:t xml:space="preserve">Dumpsters are located in the parking lot, across the courtyard, and through the gate. </w:t>
+        <w:rPr>
+          <w:rFonts w:ascii="Roboto" w:cs="Roboto" w:eastAsia="Roboto" w:hAnsi="Roboto"/>
+          <w:b w:val="1"/>
+          <w:sz w:val="20"/>
+          <w:szCs w:val="20"/>
+        </w:rPr>
+      </w:pPr>
+      <w:r>
+        <w:rPr>
+          <w:rtl w:val="0"/>
+        </w:rPr>
+      </w:r>
+    </w:p>
+    <w:p>
+      <w:pPr>
+        <w:rPr>
+          <w:rFonts w:ascii="Roboto" w:cs="Roboto" w:eastAsia="Roboto" w:hAnsi="Roboto"/>
+          <w:b w:val="1"/>
+          <w:sz w:val="20"/>
+          <w:szCs w:val="20"/>
+        </w:rPr>
+      </w:pPr>
+      <w:r>
+        <w:rPr>
+          <w:rtl w:val="0"/>
+        </w:rPr>
+      </w:r>
+    </w:p>
+    <w:p>
+      <w:pPr>
+        <w:rPr>
+          <w:rFonts w:ascii="Roboto" w:cs="Roboto" w:eastAsia="Roboto" w:hAnsi="Roboto"/>
+          <w:b w:val="1"/>
+          <w:sz w:val="20"/>
+          <w:szCs w:val="20"/>
+        </w:rPr>
+      </w:pPr>
+      <w:r>
+        <w:rPr>
+          <w:rFonts w:ascii="Roboto" w:cs="Roboto" w:eastAsia="Roboto" w:hAnsi="Roboto"/>
+          <w:b w:val="1"/>
+          <w:sz w:val="20"/>
+          <w:szCs w:val="20"/>
+          <w:rtl w:val="0"/>
+        </w:rPr>
+        <w:t xml:space="preserve">Airbnb account: </w:t>
+      </w:r>
+    </w:p>
+    <w:p>
+      <w:pPr>
+        <w:rPr>
+          <w:rFonts w:ascii="Roboto" w:cs="Roboto" w:eastAsia="Roboto" w:hAnsi="Roboto"/>
+          <w:b w:val="1"/>
+          <w:color w:val="dca10d"/>
+          <w:sz w:val="20"/>
+          <w:szCs w:val="20"/>
+        </w:rPr>
+      </w:pPr>
+      <w:r>
+        <w:rPr>
+          <w:rFonts w:ascii="Roboto" w:cs="Roboto" w:eastAsia="Roboto" w:hAnsi="Roboto"/>
+          <w:b w:val="1"/>
+          <w:color w:val="dca10d"/>
+          <w:sz w:val="20"/>
+          <w:szCs w:val="20"/>
+          <w:rtl w:val="0"/>
+        </w:rPr>
+        <w:t xml:space="preserve">bethscarano@user.guesty.com</w:t>
+      </w:r>
+    </w:p>
+    <w:p>
+      <w:pPr>
+        <w:rPr>
+          <w:rFonts w:ascii="Roboto" w:cs="Roboto" w:eastAsia="Roboto" w:hAnsi="Roboto"/>
+          <w:b w:val="1"/>
+          <w:sz w:val="20"/>
+          <w:szCs w:val="20"/>
+        </w:rPr>
+      </w:pPr>
+      <w:r>
+        <w:rPr>
+          <w:rFonts w:ascii="Roboto" w:cs="Roboto" w:eastAsia="Roboto" w:hAnsi="Roboto"/>
+          <w:b w:val="1"/>
+          <w:color w:val="dca10d"/>
+          <w:sz w:val="20"/>
+          <w:szCs w:val="20"/>
+          <w:u w:val="single"/>
+          <w:rtl w:val="0"/>
+        </w:rPr>
+        <w:t xml:space="preserve">Bscarano2013@gmail.com</w:t>
+      </w:r>
+      <w:r>
+        <w:rPr>
+          <w:rFonts w:ascii="Roboto" w:cs="Roboto" w:eastAsia="Roboto" w:hAnsi="Roboto"/>
+          <w:b w:val="1"/>
+          <w:sz w:val="20"/>
+          <w:szCs w:val="20"/>
+          <w:rtl w:val="0"/>
+        </w:rPr>
+        <w:t xml:space="preserve">.</w:t>
+      </w:r>
+    </w:p>
+    <w:p>
+      <w:pPr>
+        <w:rPr>
+          <w:rFonts w:ascii="Roboto" w:cs="Roboto" w:eastAsia="Roboto" w:hAnsi="Roboto"/>
+          <w:b w:val="1"/>
+          <w:sz w:val="20"/>
+          <w:szCs w:val="20"/>
+        </w:rPr>
+      </w:pPr>
+      <w:r>
+        <w:rPr>
+          <w:rFonts w:ascii="Roboto" w:cs="Roboto" w:eastAsia="Roboto" w:hAnsi="Roboto"/>
+          <w:b w:val="1"/>
+          <w:sz w:val="20"/>
+          <w:szCs w:val="20"/>
+          <w:rtl w:val="0"/>
+        </w:rPr>
+        <w:t xml:space="preserve">Vastdesert14</w:t>
+      </w:r>
+    </w:p>
+    <w:p>
+      <w:pPr>
+        <w:rPr>
+          <w:rFonts w:ascii="Roboto" w:cs="Roboto" w:eastAsia="Roboto" w:hAnsi="Roboto"/>
+          <w:b w:val="1"/>
+          <w:sz w:val="20"/>
+          <w:szCs w:val="20"/>
+        </w:rPr>
+      </w:pPr>
+      <w:r>
+        <w:rPr>
+          <w:rtl w:val="0"/>
+        </w:rPr>
       </w:r>
     </w:p>
     <w:p>
@@ -1587,7 +1351,7 @@
           <w:szCs w:val="21"/>
           <w:rtl w:val="0"/>
         </w:rPr>
-        <w:t xml:space="preserve">-</w:t>
+        <w:t xml:space="preserve">John Otto - also is ...</w:t>
       </w:r>
     </w:p>
     <w:p>
@@ -1609,50 +1373,6 @@
           <w:szCs w:val="21"/>
           <w:rtl w:val="0"/>
         </w:rPr>
-        <w:t xml:space="preserve">John Otto - also is ...</w:t>
-      </w:r>
-    </w:p>
-    <w:p>
-      <w:pPr>
-        <w:shd w:fill="ffffff" w:val="clear"/>
-        <w:spacing w:after="240" w:before="240" w:lineRule="auto"/>
-        <w:rPr>
-          <w:rFonts w:ascii="Roboto" w:cs="Roboto" w:eastAsia="Roboto" w:hAnsi="Roboto"/>
-          <w:color w:val="1d364b"/>
-          <w:sz w:val="21"/>
-          <w:szCs w:val="21"/>
-        </w:rPr>
-      </w:pPr>
-      <w:r>
-        <w:rPr>
-          <w:rFonts w:ascii="Roboto" w:cs="Roboto" w:eastAsia="Roboto" w:hAnsi="Roboto"/>
-          <w:color w:val="1d364b"/>
-          <w:sz w:val="21"/>
-          <w:szCs w:val="21"/>
-          <w:rtl w:val="0"/>
-        </w:rPr>
-        <w:t xml:space="preserve">-</w:t>
-      </w:r>
-    </w:p>
-    <w:p>
-      <w:pPr>
-        <w:shd w:fill="ffffff" w:val="clear"/>
-        <w:spacing w:after="240" w:before="240" w:lineRule="auto"/>
-        <w:rPr>
-          <w:rFonts w:ascii="Roboto" w:cs="Roboto" w:eastAsia="Roboto" w:hAnsi="Roboto"/>
-          <w:color w:val="1d364b"/>
-          <w:sz w:val="21"/>
-          <w:szCs w:val="21"/>
-        </w:rPr>
-      </w:pPr>
-      <w:r>
-        <w:rPr>
-          <w:rFonts w:ascii="Roboto" w:cs="Roboto" w:eastAsia="Roboto" w:hAnsi="Roboto"/>
-          <w:color w:val="1d364b"/>
-          <w:sz w:val="21"/>
-          <w:szCs w:val="21"/>
-          <w:rtl w:val="0"/>
-        </w:rPr>
         <w:t xml:space="preserve">+1 630-715-7235</w:t>
       </w:r>
     </w:p>
@@ -1722,8 +1442,8 @@
         <w:spacing w:after="80" w:lineRule="auto"/>
         <w:rPr/>
       </w:pPr>
-      <w:bookmarkStart w:colFirst="0" w:colLast="0" w:name="_wimg2tg1mtmp" w:id="1"/>
-      <w:bookmarkEnd w:id="1"/>
+      <w:bookmarkStart w:colFirst="0" w:colLast="0" w:name="_wimg2tg1mtmp" w:id="0"/>
+      <w:bookmarkEnd w:id="0"/>
       <w:r>
         <w:rPr>
           <w:rtl w:val="0"/>
@@ -1735,7 +1455,7 @@
       <w:pPr>
         <w:numPr>
           <w:ilvl w:val="0"/>
-          <w:numId w:val="2"/>
+          <w:numId w:val="1"/>
         </w:numPr>
         <w:ind w:left="720" w:hanging="360"/>
         <w:rPr>
@@ -1746,14 +1466,14 @@
         <w:rPr>
           <w:rtl w:val="0"/>
         </w:rPr>
-        <w:t xml:space="preserve">W&amp;G? </w:t>
+        <w:t xml:space="preserve">W&amp;G</w:t>
       </w:r>
     </w:p>
     <w:p>
       <w:pPr>
         <w:numPr>
           <w:ilvl w:val="0"/>
-          <w:numId w:val="2"/>
+          <w:numId w:val="1"/>
         </w:numPr>
         <w:ind w:left="720" w:hanging="360"/>
         <w:rPr>
@@ -1764,7 +1484,7 @@
         <w:rPr>
           <w:rtl w:val="0"/>
         </w:rPr>
-        <w:t xml:space="preserve">Any special items different to our standard? </w:t>
+        <w:t xml:space="preserve">We restock coffee pods/ sugars/ tea</w:t>
       </w:r>
       <w:r>
         <w:rPr>
@@ -1787,13 +1507,564 @@
           <w:szCs w:val="24"/>
         </w:rPr>
       </w:pPr>
-      <w:bookmarkStart w:colFirst="0" w:colLast="0" w:name="_z33f7tdg212s" w:id="2"/>
+      <w:bookmarkStart w:colFirst="0" w:colLast="0" w:name="_z33f7tdg212s" w:id="1"/>
+      <w:bookmarkEnd w:id="1"/>
+      <w:r>
+        <w:rPr>
+          <w:rtl w:val="0"/>
+        </w:rPr>
+        <w:t xml:space="preserve">Guest Access</w:t>
+      </w:r>
+      <w:r>
+        <w:rPr>
+          <w:rtl w:val="0"/>
+        </w:rPr>
+      </w:r>
+    </w:p>
+    <w:p>
+      <w:pPr>
+        <w:numPr>
+          <w:ilvl w:val="0"/>
+          <w:numId w:val="10"/>
+        </w:numPr>
+        <w:shd w:fill="ffffff" w:val="clear"/>
+        <w:spacing w:after="0" w:afterAutospacing="0" w:before="240" w:lineRule="auto"/>
+        <w:ind w:left="720" w:hanging="360"/>
+        <w:rPr>
+          <w:rFonts w:ascii="Roboto" w:cs="Roboto" w:eastAsia="Roboto" w:hAnsi="Roboto"/>
+          <w:sz w:val="24"/>
+          <w:szCs w:val="24"/>
+        </w:rPr>
+      </w:pPr>
+      <w:r>
+        <w:rPr>
+          <w:rFonts w:ascii="Roboto" w:cs="Roboto" w:eastAsia="Roboto" w:hAnsi="Roboto"/>
+          <w:b w:val="1"/>
+          <w:sz w:val="24"/>
+          <w:szCs w:val="24"/>
+          <w:rtl w:val="0"/>
+        </w:rPr>
+        <w:t xml:space="preserve">Access Code:</w:t>
+      </w:r>
+    </w:p>
+    <w:p>
+      <w:pPr>
+        <w:numPr>
+          <w:ilvl w:val="1"/>
+          <w:numId w:val="10"/>
+        </w:numPr>
+        <w:shd w:fill="ffffff" w:val="clear"/>
+        <w:spacing w:after="0" w:afterAutospacing="0" w:before="0" w:beforeAutospacing="0" w:lineRule="auto"/>
+        <w:ind w:left="1440" w:hanging="360"/>
+        <w:rPr>
+          <w:rFonts w:ascii="Roboto" w:cs="Roboto" w:eastAsia="Roboto" w:hAnsi="Roboto"/>
+          <w:sz w:val="24"/>
+          <w:szCs w:val="24"/>
+        </w:rPr>
+      </w:pPr>
+      <w:r>
+        <w:rPr>
+          <w:rFonts w:ascii="Roboto" w:cs="Roboto" w:eastAsia="Roboto" w:hAnsi="Roboto"/>
+          <w:b w:val="1"/>
+          <w:sz w:val="24"/>
+          <w:szCs w:val="24"/>
+          <w:rtl w:val="0"/>
+        </w:rPr>
+        <w:t xml:space="preserve">Schlage Smart Lock:</w:t>
+      </w:r>
+      <w:r>
+        <w:rPr>
+          <w:rFonts w:ascii="Roboto" w:cs="Roboto" w:eastAsia="Roboto" w:hAnsi="Roboto"/>
+          <w:sz w:val="24"/>
+          <w:szCs w:val="24"/>
+          <w:rtl w:val="0"/>
+        </w:rPr>
+        <w:t xml:space="preserve"> A unique code generated for each guest (access Smartlock in Hospitable “Devices”)</w:t>
+      </w:r>
+    </w:p>
+    <w:p>
+      <w:pPr>
+        <w:numPr>
+          <w:ilvl w:val="1"/>
+          <w:numId w:val="10"/>
+        </w:numPr>
+        <w:shd w:fill="ffffff" w:val="clear"/>
+        <w:spacing w:after="0" w:afterAutospacing="0" w:before="0" w:beforeAutospacing="0" w:lineRule="auto"/>
+        <w:ind w:left="1440" w:hanging="360"/>
+        <w:rPr>
+          <w:rFonts w:ascii="Roboto" w:cs="Roboto" w:eastAsia="Roboto" w:hAnsi="Roboto"/>
+          <w:sz w:val="24"/>
+          <w:szCs w:val="24"/>
+        </w:rPr>
+      </w:pPr>
+      <w:r>
+        <w:rPr>
+          <w:rFonts w:ascii="Roboto" w:cs="Roboto" w:eastAsia="Roboto" w:hAnsi="Roboto"/>
+          <w:b w:val="1"/>
+          <w:sz w:val="24"/>
+          <w:szCs w:val="24"/>
+          <w:rtl w:val="0"/>
+        </w:rPr>
+        <w:t xml:space="preserve">Backup Key / Lock out strategy:</w:t>
+      </w:r>
+    </w:p>
+    <w:p>
+      <w:pPr>
+        <w:numPr>
+          <w:ilvl w:val="2"/>
+          <w:numId w:val="10"/>
+        </w:numPr>
+        <w:shd w:fill="ffffff" w:val="clear"/>
+        <w:spacing w:after="0" w:afterAutospacing="0" w:before="0" w:beforeAutospacing="0" w:lineRule="auto"/>
+        <w:ind w:left="2160" w:hanging="360"/>
+        <w:rPr>
+          <w:rFonts w:ascii="Roboto" w:cs="Roboto" w:eastAsia="Roboto" w:hAnsi="Roboto"/>
+          <w:sz w:val="24"/>
+          <w:szCs w:val="24"/>
+        </w:rPr>
+      </w:pPr>
+      <w:r>
+        <w:rPr>
+          <w:rFonts w:ascii="Roboto" w:cs="Roboto" w:eastAsia="Roboto" w:hAnsi="Roboto"/>
+          <w:sz w:val="24"/>
+          <w:szCs w:val="24"/>
+          <w:rtl w:val="0"/>
+        </w:rPr>
+        <w:t xml:space="preserve">In lockbox to the left of the front door: code 7120</w:t>
+      </w:r>
+      <w:r>
+        <w:rPr>
+          <w:rtl w:val="0"/>
+        </w:rPr>
+      </w:r>
+    </w:p>
+    <w:p>
+      <w:pPr>
+        <w:numPr>
+          <w:ilvl w:val="0"/>
+          <w:numId w:val="10"/>
+        </w:numPr>
+        <w:shd w:fill="ffffff" w:val="clear"/>
+        <w:spacing w:after="0" w:afterAutospacing="0" w:before="0" w:beforeAutospacing="0" w:lineRule="auto"/>
+        <w:ind w:left="720" w:hanging="360"/>
+        <w:rPr>
+          <w:rFonts w:ascii="Roboto" w:cs="Roboto" w:eastAsia="Roboto" w:hAnsi="Roboto"/>
+          <w:sz w:val="24"/>
+          <w:szCs w:val="24"/>
+        </w:rPr>
+      </w:pPr>
+      <w:r>
+        <w:rPr>
+          <w:rFonts w:ascii="Roboto" w:cs="Roboto" w:eastAsia="Roboto" w:hAnsi="Roboto"/>
+          <w:b w:val="1"/>
+          <w:sz w:val="24"/>
+          <w:szCs w:val="24"/>
+          <w:rtl w:val="0"/>
+        </w:rPr>
+        <w:t xml:space="preserve">Garage access: </w:t>
+      </w:r>
+    </w:p>
+    <w:p>
+      <w:pPr>
+        <w:numPr>
+          <w:ilvl w:val="1"/>
+          <w:numId w:val="10"/>
+        </w:numPr>
+        <w:shd w:fill="ffffff" w:val="clear"/>
+        <w:spacing w:after="0" w:afterAutospacing="0" w:before="0" w:beforeAutospacing="0" w:lineRule="auto"/>
+        <w:ind w:left="1440" w:hanging="360"/>
+        <w:rPr>
+          <w:rFonts w:ascii="Roboto" w:cs="Roboto" w:eastAsia="Roboto" w:hAnsi="Roboto"/>
+          <w:sz w:val="24"/>
+          <w:szCs w:val="24"/>
+        </w:rPr>
+      </w:pPr>
+      <w:r>
+        <w:rPr>
+          <w:rFonts w:ascii="Roboto" w:cs="Roboto" w:eastAsia="Roboto" w:hAnsi="Roboto"/>
+          <w:sz w:val="24"/>
+          <w:szCs w:val="24"/>
+          <w:rtl w:val="0"/>
+        </w:rPr>
+        <w:t xml:space="preserve">No garage</w:t>
+      </w:r>
+    </w:p>
+    <w:p>
+      <w:pPr>
+        <w:numPr>
+          <w:ilvl w:val="0"/>
+          <w:numId w:val="10"/>
+        </w:numPr>
+        <w:shd w:fill="ffffff" w:val="clear"/>
+        <w:spacing w:after="240" w:before="0" w:beforeAutospacing="0" w:lineRule="auto"/>
+        <w:ind w:left="720" w:hanging="360"/>
+        <w:rPr>
+          <w:rFonts w:ascii="Roboto" w:cs="Roboto" w:eastAsia="Roboto" w:hAnsi="Roboto"/>
+          <w:sz w:val="24"/>
+          <w:szCs w:val="24"/>
+        </w:rPr>
+      </w:pPr>
+      <w:r>
+        <w:rPr>
+          <w:rFonts w:ascii="Roboto" w:cs="Roboto" w:eastAsia="Roboto" w:hAnsi="Roboto"/>
+          <w:b w:val="1"/>
+          <w:sz w:val="24"/>
+          <w:szCs w:val="24"/>
+          <w:rtl w:val="0"/>
+        </w:rPr>
+        <w:t xml:space="preserve">Cleaning closet: it is outside the back door but we do not give guests this key (key is in lockbox left of front door - code 7120)</w:t>
+      </w:r>
+    </w:p>
+    <w:p>
+      <w:pPr>
+        <w:shd w:fill="ffffff" w:val="clear"/>
+        <w:spacing w:after="240" w:before="240" w:lineRule="auto"/>
+        <w:rPr>
+          <w:rFonts w:ascii="Roboto" w:cs="Roboto" w:eastAsia="Roboto" w:hAnsi="Roboto"/>
+          <w:color w:val="7b848a"/>
+          <w:sz w:val="24"/>
+          <w:szCs w:val="24"/>
+        </w:rPr>
+      </w:pPr>
+      <w:r>
+        <w:rPr>
+          <w:rtl w:val="0"/>
+        </w:rPr>
+      </w:r>
+    </w:p>
+    <w:p>
+      <w:pPr>
+        <w:pStyle w:val="Heading1"/>
+        <w:keepNext w:val="0"/>
+        <w:keepLines w:val="0"/>
+        <w:shd w:fill="ffffff" w:val="clear"/>
+        <w:spacing w:after="80" w:lineRule="auto"/>
+        <w:rPr/>
+      </w:pPr>
+      <w:bookmarkStart w:colFirst="0" w:colLast="0" w:name="_a93jybac0rcb" w:id="2"/>
       <w:bookmarkEnd w:id="2"/>
       <w:r>
         <w:rPr>
           <w:rtl w:val="0"/>
         </w:rPr>
-        <w:t xml:space="preserve">Guest Access</w:t>
+        <w:t xml:space="preserve">Wi-Fi Information</w:t>
+      </w:r>
+    </w:p>
+    <w:p>
+      <w:pPr>
+        <w:numPr>
+          <w:ilvl w:val="0"/>
+          <w:numId w:val="8"/>
+        </w:numPr>
+        <w:shd w:fill="ffffff" w:val="clear"/>
+        <w:spacing w:after="0" w:afterAutospacing="0" w:before="240" w:lineRule="auto"/>
+        <w:ind w:left="720" w:hanging="360"/>
+        <w:rPr>
+          <w:rFonts w:ascii="Roboto" w:cs="Roboto" w:eastAsia="Roboto" w:hAnsi="Roboto"/>
+          <w:sz w:val="24"/>
+          <w:szCs w:val="24"/>
+        </w:rPr>
+      </w:pPr>
+      <w:r>
+        <w:rPr>
+          <w:rFonts w:ascii="Roboto" w:cs="Roboto" w:eastAsia="Roboto" w:hAnsi="Roboto"/>
+          <w:b w:val="1"/>
+          <w:sz w:val="24"/>
+          <w:szCs w:val="24"/>
+          <w:rtl w:val="0"/>
+        </w:rPr>
+        <w:t xml:space="preserve">Network Name:</w:t>
+      </w:r>
+      <w:r>
+        <w:rPr>
+          <w:rFonts w:ascii="Roboto" w:cs="Roboto" w:eastAsia="Roboto" w:hAnsi="Roboto"/>
+          <w:sz w:val="24"/>
+          <w:szCs w:val="24"/>
+          <w:rtl w:val="0"/>
+        </w:rPr>
+        <w:t xml:space="preserve"> Southwest Wanderlust</w:t>
+      </w:r>
+    </w:p>
+    <w:p>
+      <w:pPr>
+        <w:numPr>
+          <w:ilvl w:val="0"/>
+          <w:numId w:val="8"/>
+        </w:numPr>
+        <w:shd w:fill="ffffff" w:val="clear"/>
+        <w:spacing w:after="0" w:afterAutospacing="0" w:before="0" w:beforeAutospacing="0" w:lineRule="auto"/>
+        <w:ind w:left="720" w:hanging="360"/>
+        <w:rPr>
+          <w:rFonts w:ascii="Roboto" w:cs="Roboto" w:eastAsia="Roboto" w:hAnsi="Roboto"/>
+          <w:sz w:val="24"/>
+          <w:szCs w:val="24"/>
+        </w:rPr>
+      </w:pPr>
+      <w:r>
+        <w:rPr>
+          <w:rFonts w:ascii="Roboto" w:cs="Roboto" w:eastAsia="Roboto" w:hAnsi="Roboto"/>
+          <w:b w:val="1"/>
+          <w:sz w:val="24"/>
+          <w:szCs w:val="24"/>
+          <w:rtl w:val="0"/>
+        </w:rPr>
+        <w:t xml:space="preserve">Password:</w:t>
+      </w:r>
+      <w:r>
+        <w:rPr>
+          <w:rFonts w:ascii="Roboto" w:cs="Roboto" w:eastAsia="Roboto" w:hAnsi="Roboto"/>
+          <w:sz w:val="24"/>
+          <w:szCs w:val="24"/>
+          <w:rtl w:val="0"/>
+        </w:rPr>
+        <w:t xml:space="preserve"> desertlove </w:t>
+      </w:r>
+    </w:p>
+    <w:p>
+      <w:pPr>
+        <w:numPr>
+          <w:ilvl w:val="0"/>
+          <w:numId w:val="8"/>
+        </w:numPr>
+        <w:shd w:fill="ffffff" w:val="clear"/>
+        <w:spacing w:after="0" w:afterAutospacing="0" w:before="0" w:beforeAutospacing="0" w:lineRule="auto"/>
+        <w:ind w:left="720" w:hanging="360"/>
+        <w:rPr>
+          <w:rFonts w:ascii="Roboto" w:cs="Roboto" w:eastAsia="Roboto" w:hAnsi="Roboto"/>
+          <w:sz w:val="24"/>
+          <w:szCs w:val="24"/>
+        </w:rPr>
+      </w:pPr>
+      <w:r>
+        <w:rPr>
+          <w:rFonts w:ascii="Roboto" w:cs="Roboto" w:eastAsia="Roboto" w:hAnsi="Roboto"/>
+          <w:b w:val="1"/>
+          <w:sz w:val="24"/>
+          <w:szCs w:val="24"/>
+          <w:rtl w:val="0"/>
+        </w:rPr>
+        <w:t xml:space="preserve">Notes:</w:t>
+      </w:r>
+    </w:p>
+    <w:p>
+      <w:pPr>
+        <w:numPr>
+          <w:ilvl w:val="1"/>
+          <w:numId w:val="8"/>
+        </w:numPr>
+        <w:shd w:fill="ffffff" w:val="clear"/>
+        <w:spacing w:after="0" w:afterAutospacing="0" w:before="0" w:beforeAutospacing="0" w:lineRule="auto"/>
+        <w:ind w:left="1440" w:hanging="360"/>
+        <w:rPr>
+          <w:rFonts w:ascii="Roboto" w:cs="Roboto" w:eastAsia="Roboto" w:hAnsi="Roboto"/>
+          <w:color w:val="7b848a"/>
+          <w:sz w:val="24"/>
+          <w:szCs w:val="24"/>
+        </w:rPr>
+      </w:pPr>
+      <w:r>
+        <w:rPr>
+          <w:rFonts w:ascii="Roboto" w:cs="Roboto" w:eastAsia="Roboto" w:hAnsi="Roboto"/>
+          <w:sz w:val="24"/>
+          <w:szCs w:val="24"/>
+          <w:rtl w:val="0"/>
+        </w:rPr>
+        <w:t xml:space="preserve">Internet provider </w:t>
+      </w:r>
+      <w:r>
+        <w:rPr>
+          <w:rtl w:val="0"/>
+        </w:rPr>
+      </w:r>
+    </w:p>
+    <w:p>
+      <w:pPr>
+        <w:numPr>
+          <w:ilvl w:val="1"/>
+          <w:numId w:val="8"/>
+        </w:numPr>
+        <w:shd w:fill="ffffff" w:val="clear"/>
+        <w:spacing w:after="0" w:afterAutospacing="0" w:before="0" w:beforeAutospacing="0" w:lineRule="auto"/>
+        <w:ind w:left="1440" w:hanging="360"/>
+        <w:rPr>
+          <w:rFonts w:ascii="Roboto" w:cs="Roboto" w:eastAsia="Roboto" w:hAnsi="Roboto"/>
+          <w:color w:val="7b848a"/>
+          <w:sz w:val="24"/>
+          <w:szCs w:val="24"/>
+        </w:rPr>
+      </w:pPr>
+      <w:r>
+        <w:rPr>
+          <w:rFonts w:ascii="Roboto" w:cs="Roboto" w:eastAsia="Roboto" w:hAnsi="Roboto"/>
+          <w:b w:val="1"/>
+          <w:sz w:val="24"/>
+          <w:szCs w:val="24"/>
+          <w:rtl w:val="0"/>
+        </w:rPr>
+        <w:t xml:space="preserve">Account Email:</w:t>
+      </w:r>
+      <w:r>
+        <w:rPr>
+          <w:rFonts w:ascii="Roboto" w:cs="Roboto" w:eastAsia="Roboto" w:hAnsi="Roboto"/>
+          <w:color w:val="7b848a"/>
+          <w:sz w:val="24"/>
+          <w:szCs w:val="24"/>
+          <w:rtl w:val="0"/>
+        </w:rPr>
+        <w:t xml:space="preserve"> </w:t>
+      </w:r>
+      <w:r>
+        <w:rPr>
+          <w:rFonts w:ascii="Roboto" w:cs="Roboto" w:eastAsia="Roboto" w:hAnsi="Roboto"/>
+          <w:sz w:val="24"/>
+          <w:szCs w:val="24"/>
+          <w:rtl w:val="0"/>
+        </w:rPr>
+        <w:t xml:space="preserve">XX</w:t>
+      </w:r>
+      <w:r>
+        <w:rPr>
+          <w:rtl w:val="0"/>
+        </w:rPr>
+      </w:r>
+    </w:p>
+    <w:p>
+      <w:pPr>
+        <w:numPr>
+          <w:ilvl w:val="1"/>
+          <w:numId w:val="8"/>
+        </w:numPr>
+        <w:shd w:fill="ffffff" w:val="clear"/>
+        <w:spacing w:after="240" w:before="0" w:beforeAutospacing="0" w:lineRule="auto"/>
+        <w:ind w:left="1440" w:hanging="360"/>
+        <w:rPr>
+          <w:rFonts w:ascii="Roboto" w:cs="Roboto" w:eastAsia="Roboto" w:hAnsi="Roboto"/>
+          <w:sz w:val="24"/>
+          <w:szCs w:val="24"/>
+        </w:rPr>
+      </w:pPr>
+      <w:r>
+        <w:rPr>
+          <w:rFonts w:ascii="Roboto" w:cs="Roboto" w:eastAsia="Roboto" w:hAnsi="Roboto"/>
+          <w:b w:val="1"/>
+          <w:sz w:val="24"/>
+          <w:szCs w:val="24"/>
+          <w:rtl w:val="0"/>
+        </w:rPr>
+        <w:t xml:space="preserve">Account Number:</w:t>
+      </w:r>
+      <w:r>
+        <w:rPr>
+          <w:rFonts w:ascii="Roboto" w:cs="Roboto" w:eastAsia="Roboto" w:hAnsi="Roboto"/>
+          <w:sz w:val="24"/>
+          <w:szCs w:val="24"/>
+          <w:rtl w:val="0"/>
+        </w:rPr>
+        <w:t xml:space="preserve"> XX</w:t>
+      </w:r>
+    </w:p>
+    <w:p>
+      <w:pPr>
+        <w:spacing w:after="240" w:before="240" w:lineRule="auto"/>
+        <w:rPr>
+          <w:rFonts w:ascii="Roboto" w:cs="Roboto" w:eastAsia="Roboto" w:hAnsi="Roboto"/>
+          <w:sz w:val="24"/>
+          <w:szCs w:val="24"/>
+        </w:rPr>
+      </w:pPr>
+      <w:r>
+        <w:rPr>
+          <w:rFonts w:ascii="Roboto" w:cs="Roboto" w:eastAsia="Roboto" w:hAnsi="Roboto"/>
+          <w:sz w:val="24"/>
+          <w:szCs w:val="24"/>
+          <w:rtl w:val="0"/>
+        </w:rPr>
+        <w:t xml:space="preserve">If the guest is having trouble with the Southwest Wanderlust network, you can share the original network info:</w:t>
+      </w:r>
+    </w:p>
+    <w:p>
+      <w:pPr>
+        <w:spacing w:after="240" w:before="240" w:lineRule="auto"/>
+        <w:rPr>
+          <w:rFonts w:ascii="Roboto" w:cs="Roboto" w:eastAsia="Roboto" w:hAnsi="Roboto"/>
+          <w:sz w:val="24"/>
+          <w:szCs w:val="24"/>
+        </w:rPr>
+      </w:pPr>
+      <w:r>
+        <w:rPr>
+          <w:rFonts w:ascii="Roboto" w:cs="Roboto" w:eastAsia="Roboto" w:hAnsi="Roboto"/>
+          <w:sz w:val="24"/>
+          <w:szCs w:val="24"/>
+          <w:rtl w:val="0"/>
+        </w:rPr>
+        <w:t xml:space="preserve">Network: SETUP-2BAD</w:t>
+      </w:r>
+    </w:p>
+    <w:p>
+      <w:pPr>
+        <w:spacing w:after="240" w:before="240" w:lineRule="auto"/>
+        <w:rPr>
+          <w:rFonts w:ascii="Roboto" w:cs="Roboto" w:eastAsia="Roboto" w:hAnsi="Roboto"/>
+          <w:color w:val="7b848a"/>
+          <w:sz w:val="24"/>
+          <w:szCs w:val="24"/>
+        </w:rPr>
+      </w:pPr>
+      <w:r>
+        <w:rPr>
+          <w:rFonts w:ascii="Roboto" w:cs="Roboto" w:eastAsia="Roboto" w:hAnsi="Roboto"/>
+          <w:sz w:val="24"/>
+          <w:szCs w:val="24"/>
+          <w:rtl w:val="0"/>
+        </w:rPr>
+        <w:t xml:space="preserve">PW: cocoa9172filter </w:t>
+      </w:r>
+      <w:r>
+        <w:rPr>
+          <w:rtl w:val="0"/>
+        </w:rPr>
+      </w:r>
+    </w:p>
+    <w:p>
+      <w:pPr>
+        <w:pStyle w:val="Heading1"/>
+        <w:keepNext w:val="0"/>
+        <w:keepLines w:val="0"/>
+        <w:shd w:fill="ffffff" w:val="clear"/>
+        <w:spacing w:after="80" w:lineRule="auto"/>
+        <w:rPr/>
+      </w:pPr>
+      <w:bookmarkStart w:colFirst="0" w:colLast="0" w:name="_ktacufr28mb9" w:id="3"/>
+      <w:bookmarkEnd w:id="3"/>
+      <w:r>
+        <w:rPr>
+          <w:rtl w:val="0"/>
+        </w:rPr>
+        <w:t xml:space="preserve">House</w:t>
+      </w:r>
+      <w:r>
+        <w:rPr>
+          <w:rtl w:val="0"/>
+        </w:rPr>
+        <w:t xml:space="preserve"> Notes</w:t>
+      </w:r>
+    </w:p>
+    <w:p>
+      <w:pPr>
+        <w:pStyle w:val="Heading3"/>
+        <w:shd w:fill="ffffff" w:val="clear"/>
+        <w:spacing w:after="240" w:before="240" w:lineRule="auto"/>
+        <w:ind w:left="0" w:firstLine="0"/>
+        <w:rPr/>
+      </w:pPr>
+      <w:bookmarkStart w:colFirst="0" w:colLast="0" w:name="_3w87iifq4mgx" w:id="4"/>
+      <w:bookmarkEnd w:id="4"/>
+      <w:r>
+        <w:rPr>
+          <w:rtl w:val="0"/>
+        </w:rPr>
+        <w:t xml:space="preserve">Guest Guide</w:t>
       </w:r>
       <w:r>
         <w:rPr>
@@ -1808,542 +2079,7 @@
           <w:numId w:val="11"/>
         </w:numPr>
         <w:shd w:fill="ffffff" w:val="clear"/>
-        <w:spacing w:after="0" w:afterAutospacing="0" w:before="240" w:lineRule="auto"/>
-        <w:ind w:left="720" w:hanging="360"/>
-        <w:rPr>
-          <w:rFonts w:ascii="Roboto" w:cs="Roboto" w:eastAsia="Roboto" w:hAnsi="Roboto"/>
-          <w:sz w:val="24"/>
-          <w:szCs w:val="24"/>
-        </w:rPr>
-      </w:pPr>
-      <w:r>
-        <w:rPr>
-          <w:rFonts w:ascii="Roboto" w:cs="Roboto" w:eastAsia="Roboto" w:hAnsi="Roboto"/>
-          <w:b w:val="1"/>
-          <w:sz w:val="24"/>
-          <w:szCs w:val="24"/>
-          <w:rtl w:val="0"/>
-        </w:rPr>
-        <w:t xml:space="preserve">Access Code:</w:t>
-      </w:r>
-    </w:p>
-    <w:p>
-      <w:pPr>
-        <w:numPr>
-          <w:ilvl w:val="1"/>
-          <w:numId w:val="11"/>
-        </w:numPr>
-        <w:shd w:fill="ffffff" w:val="clear"/>
-        <w:spacing w:after="0" w:afterAutospacing="0" w:before="0" w:beforeAutospacing="0" w:lineRule="auto"/>
-        <w:ind w:left="1440" w:hanging="360"/>
-        <w:rPr>
-          <w:rFonts w:ascii="Roboto" w:cs="Roboto" w:eastAsia="Roboto" w:hAnsi="Roboto"/>
-          <w:sz w:val="24"/>
-          <w:szCs w:val="24"/>
-        </w:rPr>
-      </w:pPr>
-      <w:r>
-        <w:rPr>
-          <w:rFonts w:ascii="Roboto" w:cs="Roboto" w:eastAsia="Roboto" w:hAnsi="Roboto"/>
-          <w:b w:val="1"/>
-          <w:sz w:val="24"/>
-          <w:szCs w:val="24"/>
-          <w:rtl w:val="0"/>
-        </w:rPr>
-        <w:t xml:space="preserve">Schlage Smart Lock:</w:t>
-      </w:r>
-      <w:r>
-        <w:rPr>
-          <w:rFonts w:ascii="Roboto" w:cs="Roboto" w:eastAsia="Roboto" w:hAnsi="Roboto"/>
-          <w:sz w:val="24"/>
-          <w:szCs w:val="24"/>
-          <w:rtl w:val="0"/>
-        </w:rPr>
-        <w:t xml:space="preserve"> A unique code generated for each guest (access Smartlock in Hospitable “Devices”)</w:t>
-      </w:r>
-    </w:p>
-    <w:p>
-      <w:pPr>
-        <w:numPr>
-          <w:ilvl w:val="1"/>
-          <w:numId w:val="11"/>
-        </w:numPr>
-        <w:shd w:fill="ffffff" w:val="clear"/>
-        <w:spacing w:after="0" w:afterAutospacing="0" w:before="0" w:beforeAutospacing="0" w:lineRule="auto"/>
-        <w:ind w:left="1440" w:hanging="360"/>
-        <w:rPr>
-          <w:rFonts w:ascii="Roboto" w:cs="Roboto" w:eastAsia="Roboto" w:hAnsi="Roboto"/>
-          <w:sz w:val="24"/>
-          <w:szCs w:val="24"/>
-        </w:rPr>
-      </w:pPr>
-      <w:r>
-        <w:rPr>
-          <w:rFonts w:ascii="Roboto" w:cs="Roboto" w:eastAsia="Roboto" w:hAnsi="Roboto"/>
-          <w:b w:val="1"/>
-          <w:sz w:val="24"/>
-          <w:szCs w:val="24"/>
-          <w:rtl w:val="0"/>
-        </w:rPr>
-        <w:t xml:space="preserve">Backup Key / Lock out strategy:</w:t>
-      </w:r>
-    </w:p>
-    <w:p>
-      <w:pPr>
-        <w:numPr>
-          <w:ilvl w:val="2"/>
-          <w:numId w:val="11"/>
-        </w:numPr>
-        <w:shd w:fill="ffffff" w:val="clear"/>
-        <w:spacing w:after="0" w:afterAutospacing="0" w:before="0" w:beforeAutospacing="0" w:lineRule="auto"/>
-        <w:ind w:left="2160" w:hanging="360"/>
-        <w:rPr>
-          <w:rFonts w:ascii="Roboto" w:cs="Roboto" w:eastAsia="Roboto" w:hAnsi="Roboto"/>
-          <w:sz w:val="24"/>
-          <w:szCs w:val="24"/>
-        </w:rPr>
-      </w:pPr>
-      <w:r>
-        <w:rPr>
-          <w:rFonts w:ascii="Roboto" w:cs="Roboto" w:eastAsia="Roboto" w:hAnsi="Roboto"/>
-          <w:sz w:val="24"/>
-          <w:szCs w:val="24"/>
-          <w:rtl w:val="0"/>
-        </w:rPr>
-        <w:t xml:space="preserve">XXX</w:t>
-      </w:r>
-      <w:r>
-        <w:rPr>
-          <w:rtl w:val="0"/>
-        </w:rPr>
-      </w:r>
-    </w:p>
-    <w:p>
-      <w:pPr>
-        <w:numPr>
-          <w:ilvl w:val="0"/>
-          <w:numId w:val="11"/>
-        </w:numPr>
-        <w:shd w:fill="ffffff" w:val="clear"/>
-        <w:spacing w:after="0" w:afterAutospacing="0" w:before="0" w:beforeAutospacing="0" w:lineRule="auto"/>
-        <w:ind w:left="720" w:hanging="360"/>
-        <w:rPr>
-          <w:rFonts w:ascii="Roboto" w:cs="Roboto" w:eastAsia="Roboto" w:hAnsi="Roboto"/>
-          <w:sz w:val="24"/>
-          <w:szCs w:val="24"/>
-        </w:rPr>
-      </w:pPr>
-      <w:r>
-        <w:rPr>
-          <w:rFonts w:ascii="Roboto" w:cs="Roboto" w:eastAsia="Roboto" w:hAnsi="Roboto"/>
-          <w:b w:val="1"/>
-          <w:sz w:val="24"/>
-          <w:szCs w:val="24"/>
-          <w:rtl w:val="0"/>
-        </w:rPr>
-        <w:t xml:space="preserve">Garage access: </w:t>
-      </w:r>
-    </w:p>
-    <w:p>
-      <w:pPr>
-        <w:numPr>
-          <w:ilvl w:val="1"/>
-          <w:numId w:val="11"/>
-        </w:numPr>
-        <w:shd w:fill="ffffff" w:val="clear"/>
-        <w:spacing w:after="0" w:afterAutospacing="0" w:before="0" w:beforeAutospacing="0" w:lineRule="auto"/>
-        <w:ind w:left="1440" w:hanging="360"/>
-        <w:rPr>
-          <w:rFonts w:ascii="Roboto" w:cs="Roboto" w:eastAsia="Roboto" w:hAnsi="Roboto"/>
-          <w:sz w:val="24"/>
-          <w:szCs w:val="24"/>
-        </w:rPr>
-      </w:pPr>
-      <w:r>
-        <w:rPr>
-          <w:rFonts w:ascii="Roboto" w:cs="Roboto" w:eastAsia="Roboto" w:hAnsi="Roboto"/>
-          <w:sz w:val="24"/>
-          <w:szCs w:val="24"/>
-          <w:rtl w:val="0"/>
-        </w:rPr>
-        <w:t xml:space="preserve">xxx</w:t>
-      </w:r>
-    </w:p>
-    <w:p>
-      <w:pPr>
-        <w:numPr>
-          <w:ilvl w:val="0"/>
-          <w:numId w:val="11"/>
-        </w:numPr>
-        <w:shd w:fill="ffffff" w:val="clear"/>
-        <w:spacing w:after="240" w:before="0" w:beforeAutospacing="0" w:lineRule="auto"/>
-        <w:ind w:left="720" w:hanging="360"/>
-        <w:rPr>
-          <w:rFonts w:ascii="Roboto" w:cs="Roboto" w:eastAsia="Roboto" w:hAnsi="Roboto"/>
-          <w:sz w:val="24"/>
-          <w:szCs w:val="24"/>
-        </w:rPr>
-      </w:pPr>
-      <w:r>
-        <w:rPr>
-          <w:rFonts w:ascii="Roboto" w:cs="Roboto" w:eastAsia="Roboto" w:hAnsi="Roboto"/>
-          <w:b w:val="1"/>
-          <w:sz w:val="24"/>
-          <w:szCs w:val="24"/>
-          <w:rtl w:val="0"/>
-        </w:rPr>
-        <w:t xml:space="preserve">Cleaning closet:</w:t>
-      </w:r>
-      <w:r>
-        <w:rPr>
-          <w:rtl w:val="0"/>
-        </w:rPr>
-      </w:r>
-    </w:p>
-    <w:p>
-      <w:pPr>
-        <w:shd w:fill="ffffff" w:val="clear"/>
-        <w:spacing w:after="240" w:before="240" w:lineRule="auto"/>
-        <w:rPr>
-          <w:rFonts w:ascii="Roboto" w:cs="Roboto" w:eastAsia="Roboto" w:hAnsi="Roboto"/>
-          <w:color w:val="7b848a"/>
-          <w:sz w:val="24"/>
-          <w:szCs w:val="24"/>
-        </w:rPr>
-      </w:pPr>
-      <w:r>
-        <w:rPr>
-          <w:rtl w:val="0"/>
-        </w:rPr>
-      </w:r>
-    </w:p>
-    <w:p>
-      <w:pPr>
-        <w:pStyle w:val="Heading1"/>
-        <w:keepNext w:val="0"/>
-        <w:keepLines w:val="0"/>
-        <w:shd w:fill="ffffff" w:val="clear"/>
-        <w:spacing w:after="80" w:lineRule="auto"/>
-        <w:rPr/>
-      </w:pPr>
-      <w:bookmarkStart w:colFirst="0" w:colLast="0" w:name="_a93jybac0rcb" w:id="3"/>
-      <w:bookmarkEnd w:id="3"/>
-      <w:r>
-        <w:rPr>
-          <w:rtl w:val="0"/>
-        </w:rPr>
-        <w:t xml:space="preserve">Wi-Fi Information</w:t>
-      </w:r>
-    </w:p>
-    <w:p>
-      <w:pPr>
-        <w:numPr>
-          <w:ilvl w:val="0"/>
-          <w:numId w:val="9"/>
-        </w:numPr>
-        <w:shd w:fill="ffffff" w:val="clear"/>
-        <w:spacing w:after="0" w:afterAutospacing="0" w:before="240" w:lineRule="auto"/>
-        <w:ind w:left="720" w:hanging="360"/>
-        <w:rPr>
-          <w:rFonts w:ascii="Roboto" w:cs="Roboto" w:eastAsia="Roboto" w:hAnsi="Roboto"/>
-          <w:sz w:val="24"/>
-          <w:szCs w:val="24"/>
-        </w:rPr>
-      </w:pPr>
-      <w:r>
-        <w:rPr>
-          <w:rFonts w:ascii="Roboto" w:cs="Roboto" w:eastAsia="Roboto" w:hAnsi="Roboto"/>
-          <w:b w:val="1"/>
-          <w:sz w:val="24"/>
-          <w:szCs w:val="24"/>
-          <w:rtl w:val="0"/>
-        </w:rPr>
-        <w:t xml:space="preserve">Network Name:</w:t>
-      </w:r>
-      <w:r>
-        <w:rPr>
-          <w:rFonts w:ascii="Roboto" w:cs="Roboto" w:eastAsia="Roboto" w:hAnsi="Roboto"/>
-          <w:sz w:val="24"/>
-          <w:szCs w:val="24"/>
-          <w:rtl w:val="0"/>
-        </w:rPr>
-        <w:t xml:space="preserve"> XX</w:t>
-      </w:r>
-    </w:p>
-    <w:p>
-      <w:pPr>
-        <w:numPr>
-          <w:ilvl w:val="0"/>
-          <w:numId w:val="9"/>
-        </w:numPr>
-        <w:shd w:fill="ffffff" w:val="clear"/>
-        <w:spacing w:after="0" w:afterAutospacing="0" w:before="0" w:beforeAutospacing="0" w:lineRule="auto"/>
-        <w:ind w:left="720" w:hanging="360"/>
-        <w:rPr>
-          <w:rFonts w:ascii="Roboto" w:cs="Roboto" w:eastAsia="Roboto" w:hAnsi="Roboto"/>
-          <w:sz w:val="24"/>
-          <w:szCs w:val="24"/>
-        </w:rPr>
-      </w:pPr>
-      <w:r>
-        <w:rPr>
-          <w:rFonts w:ascii="Roboto" w:cs="Roboto" w:eastAsia="Roboto" w:hAnsi="Roboto"/>
-          <w:b w:val="1"/>
-          <w:sz w:val="24"/>
-          <w:szCs w:val="24"/>
-          <w:rtl w:val="0"/>
-        </w:rPr>
-        <w:t xml:space="preserve">Password:</w:t>
-      </w:r>
-      <w:r>
-        <w:rPr>
-          <w:rFonts w:ascii="Roboto" w:cs="Roboto" w:eastAsia="Roboto" w:hAnsi="Roboto"/>
-          <w:sz w:val="24"/>
-          <w:szCs w:val="24"/>
-          <w:rtl w:val="0"/>
-        </w:rPr>
-        <w:t xml:space="preserve"> XX</w:t>
-      </w:r>
-    </w:p>
-    <w:p>
-      <w:pPr>
-        <w:numPr>
-          <w:ilvl w:val="0"/>
-          <w:numId w:val="9"/>
-        </w:numPr>
-        <w:shd w:fill="ffffff" w:val="clear"/>
-        <w:spacing w:after="0" w:afterAutospacing="0" w:before="0" w:beforeAutospacing="0" w:lineRule="auto"/>
-        <w:ind w:left="720" w:hanging="360"/>
-        <w:rPr>
-          <w:rFonts w:ascii="Roboto" w:cs="Roboto" w:eastAsia="Roboto" w:hAnsi="Roboto"/>
-          <w:sz w:val="24"/>
-          <w:szCs w:val="24"/>
-        </w:rPr>
-      </w:pPr>
-      <w:r>
-        <w:rPr>
-          <w:rFonts w:ascii="Roboto" w:cs="Roboto" w:eastAsia="Roboto" w:hAnsi="Roboto"/>
-          <w:b w:val="1"/>
-          <w:sz w:val="24"/>
-          <w:szCs w:val="24"/>
-          <w:rtl w:val="0"/>
-        </w:rPr>
-        <w:t xml:space="preserve">Notes:</w:t>
-      </w:r>
-    </w:p>
-    <w:p>
-      <w:pPr>
-        <w:numPr>
-          <w:ilvl w:val="1"/>
-          <w:numId w:val="9"/>
-        </w:numPr>
-        <w:shd w:fill="ffffff" w:val="clear"/>
-        <w:spacing w:after="0" w:afterAutospacing="0" w:before="0" w:beforeAutospacing="0" w:lineRule="auto"/>
-        <w:ind w:left="1440" w:hanging="360"/>
-        <w:rPr>
-          <w:rFonts w:ascii="Roboto" w:cs="Roboto" w:eastAsia="Roboto" w:hAnsi="Roboto"/>
-          <w:color w:val="7b848a"/>
-          <w:sz w:val="24"/>
-          <w:szCs w:val="24"/>
-        </w:rPr>
-      </w:pPr>
-      <w:r>
-        <w:rPr>
-          <w:rFonts w:ascii="Roboto" w:cs="Roboto" w:eastAsia="Roboto" w:hAnsi="Roboto"/>
-          <w:sz w:val="24"/>
-          <w:szCs w:val="24"/>
-          <w:rtl w:val="0"/>
-        </w:rPr>
-        <w:t xml:space="preserve">Internet provider </w:t>
-      </w:r>
-      <w:r>
-        <w:rPr>
-          <w:rtl w:val="0"/>
-        </w:rPr>
-      </w:r>
-    </w:p>
-    <w:p>
-      <w:pPr>
-        <w:numPr>
-          <w:ilvl w:val="1"/>
-          <w:numId w:val="9"/>
-        </w:numPr>
-        <w:shd w:fill="ffffff" w:val="clear"/>
-        <w:spacing w:after="0" w:afterAutospacing="0" w:before="0" w:beforeAutospacing="0" w:lineRule="auto"/>
-        <w:ind w:left="1440" w:hanging="360"/>
-        <w:rPr>
-          <w:rFonts w:ascii="Roboto" w:cs="Roboto" w:eastAsia="Roboto" w:hAnsi="Roboto"/>
-          <w:color w:val="7b848a"/>
-          <w:sz w:val="24"/>
-          <w:szCs w:val="24"/>
-        </w:rPr>
-      </w:pPr>
-      <w:r>
-        <w:rPr>
-          <w:rFonts w:ascii="Roboto" w:cs="Roboto" w:eastAsia="Roboto" w:hAnsi="Roboto"/>
-          <w:b w:val="1"/>
-          <w:sz w:val="24"/>
-          <w:szCs w:val="24"/>
-          <w:rtl w:val="0"/>
-        </w:rPr>
-        <w:t xml:space="preserve">Account Email:</w:t>
-      </w:r>
-      <w:r>
-        <w:rPr>
-          <w:rFonts w:ascii="Roboto" w:cs="Roboto" w:eastAsia="Roboto" w:hAnsi="Roboto"/>
-          <w:color w:val="7b848a"/>
-          <w:sz w:val="24"/>
-          <w:szCs w:val="24"/>
-          <w:rtl w:val="0"/>
-        </w:rPr>
-        <w:t xml:space="preserve"> </w:t>
-      </w:r>
-      <w:r>
-        <w:rPr>
-          <w:rFonts w:ascii="Roboto" w:cs="Roboto" w:eastAsia="Roboto" w:hAnsi="Roboto"/>
-          <w:sz w:val="24"/>
-          <w:szCs w:val="24"/>
-          <w:rtl w:val="0"/>
-        </w:rPr>
-        <w:t xml:space="preserve">XX</w:t>
-      </w:r>
-      <w:r>
-        <w:rPr>
-          <w:rtl w:val="0"/>
-        </w:rPr>
-      </w:r>
-    </w:p>
-    <w:p>
-      <w:pPr>
-        <w:numPr>
-          <w:ilvl w:val="1"/>
-          <w:numId w:val="9"/>
-        </w:numPr>
-        <w:shd w:fill="ffffff" w:val="clear"/>
-        <w:spacing w:after="240" w:before="0" w:beforeAutospacing="0" w:lineRule="auto"/>
-        <w:ind w:left="1440" w:hanging="360"/>
-        <w:rPr>
-          <w:rFonts w:ascii="Roboto" w:cs="Roboto" w:eastAsia="Roboto" w:hAnsi="Roboto"/>
-          <w:sz w:val="24"/>
-          <w:szCs w:val="24"/>
-        </w:rPr>
-      </w:pPr>
-      <w:r>
-        <w:rPr>
-          <w:rFonts w:ascii="Roboto" w:cs="Roboto" w:eastAsia="Roboto" w:hAnsi="Roboto"/>
-          <w:b w:val="1"/>
-          <w:sz w:val="24"/>
-          <w:szCs w:val="24"/>
-          <w:rtl w:val="0"/>
-        </w:rPr>
-        <w:t xml:space="preserve">Account Number:</w:t>
-      </w:r>
-      <w:r>
-        <w:rPr>
-          <w:rFonts w:ascii="Roboto" w:cs="Roboto" w:eastAsia="Roboto" w:hAnsi="Roboto"/>
-          <w:sz w:val="24"/>
-          <w:szCs w:val="24"/>
-          <w:rtl w:val="0"/>
-        </w:rPr>
-        <w:t xml:space="preserve"> XX</w:t>
-      </w:r>
-    </w:p>
-    <w:p>
-      <w:pPr>
-        <w:shd w:fill="ffffff" w:val="clear"/>
-        <w:spacing w:after="240" w:before="240" w:lineRule="auto"/>
-        <w:rPr>
-          <w:rFonts w:ascii="Roboto" w:cs="Roboto" w:eastAsia="Roboto" w:hAnsi="Roboto"/>
-          <w:color w:val="7b848a"/>
-          <w:sz w:val="24"/>
-          <w:szCs w:val="24"/>
-        </w:rPr>
-      </w:pPr>
-      <w:r>
-        <w:rPr>
-          <w:rtl w:val="0"/>
-        </w:rPr>
-      </w:r>
-    </w:p>
-    <w:p>
-      <w:pPr>
-        <w:pStyle w:val="Heading1"/>
-        <w:keepNext w:val="0"/>
-        <w:keepLines w:val="0"/>
-        <w:shd w:fill="ffffff" w:val="clear"/>
-        <w:spacing w:after="80" w:lineRule="auto"/>
-        <w:rPr/>
-      </w:pPr>
-      <w:bookmarkStart w:colFirst="0" w:colLast="0" w:name="_ktacufr28mb9" w:id="4"/>
-      <w:bookmarkEnd w:id="4"/>
-      <w:r>
-        <w:rPr>
-          <w:rtl w:val="0"/>
-        </w:rPr>
-        <w:t xml:space="preserve">House</w:t>
-      </w:r>
-      <w:r>
-        <w:rPr>
-          <w:rtl w:val="0"/>
-        </w:rPr>
-        <w:t xml:space="preserve"> Notes</w:t>
-      </w:r>
-    </w:p>
-    <w:p>
-      <w:pPr>
-        <w:pStyle w:val="Heading3"/>
-        <w:shd w:fill="ffffff" w:val="clear"/>
-        <w:spacing w:after="240" w:before="240" w:lineRule="auto"/>
-        <w:ind w:left="0" w:firstLine="0"/>
-        <w:rPr>
-          <w:color w:val="000000"/>
-        </w:rPr>
-      </w:pPr>
-      <w:bookmarkStart w:colFirst="0" w:colLast="0" w:name="_3w87iifq4mgx" w:id="5"/>
-      <w:bookmarkEnd w:id="5"/>
-      <w:r>
-        <w:rPr>
-          <w:rtl w:val="0"/>
-        </w:rPr>
-        <w:t xml:space="preserve">Guest Guide</w:t>
-      </w:r>
-      <w:r>
-        <w:rPr>
-          <w:rtl w:val="0"/>
-        </w:rPr>
-      </w:r>
-    </w:p>
-    <w:p>
-      <w:pPr>
-        <w:numPr>
-          <w:ilvl w:val="0"/>
-          <w:numId w:val="12"/>
-        </w:numPr>
-        <w:shd w:fill="ffffff" w:val="clear"/>
-        <w:spacing w:after="0" w:afterAutospacing="0" w:before="240" w:lineRule="auto"/>
-        <w:ind w:left="720" w:hanging="360"/>
-        <w:rPr/>
-      </w:pPr>
-      <w:r>
-        <w:rPr>
-          <w:rtl w:val="0"/>
-        </w:rPr>
-        <w:t xml:space="preserve">XX</w:t>
-      </w:r>
-      <w:r>
-        <w:rPr>
-          <w:rtl w:val="0"/>
-        </w:rPr>
-      </w:r>
-    </w:p>
-    <w:p>
-      <w:pPr>
-        <w:numPr>
-          <w:ilvl w:val="0"/>
-          <w:numId w:val="12"/>
-        </w:numPr>
-        <w:shd w:fill="ffffff" w:val="clear"/>
-        <w:spacing w:after="240" w:before="0" w:beforeAutospacing="0" w:lineRule="auto"/>
+        <w:spacing w:after="240" w:before="240" w:lineRule="auto"/>
         <w:ind w:left="720" w:hanging="360"/>
         <w:rPr>
           <w:rFonts w:ascii="Roboto" w:cs="Roboto" w:eastAsia="Roboto" w:hAnsi="Roboto"/>
@@ -2416,13 +2152,91 @@
         <w:pStyle w:val="Heading3"/>
         <w:rPr/>
       </w:pPr>
-      <w:bookmarkStart w:colFirst="0" w:colLast="0" w:name="_urjl4tcvtgst" w:id="6"/>
+      <w:bookmarkStart w:colFirst="0" w:colLast="0" w:name="_urjl4tcvtgst" w:id="5"/>
+      <w:bookmarkEnd w:id="5"/>
+      <w:r>
+        <w:rPr>
+          <w:rtl w:val="0"/>
+        </w:rPr>
+        <w:t xml:space="preserve">Good to know</w:t>
+      </w:r>
+    </w:p>
+    <w:p>
+      <w:pPr>
+        <w:numPr>
+          <w:ilvl w:val="0"/>
+          <w:numId w:val="6"/>
+        </w:numPr>
+        <w:ind w:left="720" w:hanging="360"/>
+        <w:rPr>
+          <w:u w:val="none"/>
+        </w:rPr>
+      </w:pPr>
+      <w:r>
+        <w:rPr>
+          <w:rtl w:val="0"/>
+        </w:rPr>
+        <w:t xml:space="preserve">Pack n play, childs seat, vacuum, charging door batteries for front door is in the hall closet</w:t>
+      </w:r>
+    </w:p>
+    <w:p>
+      <w:pPr>
+        <w:numPr>
+          <w:ilvl w:val="0"/>
+          <w:numId w:val="6"/>
+        </w:numPr>
+        <w:ind w:left="720" w:hanging="360"/>
+        <w:rPr>
+          <w:u w:val="none"/>
+        </w:rPr>
+      </w:pPr>
+      <w:r>
+        <w:rPr>
+          <w:rtl w:val="0"/>
+        </w:rPr>
+        <w:t xml:space="preserve">Extra towels, pack n play sheets, extra ac filters are in sliding barn closet to the washer and dryer in the hall.</w:t>
+      </w:r>
+    </w:p>
+    <w:p>
+      <w:pPr>
+        <w:numPr>
+          <w:ilvl w:val="0"/>
+          <w:numId w:val="6"/>
+        </w:numPr>
+        <w:ind w:left="720" w:hanging="360"/>
+        <w:rPr>
+          <w:u w:val="none"/>
+        </w:rPr>
+      </w:pPr>
+      <w:r>
+        <w:rPr>
+          <w:rtl w:val="0"/>
+        </w:rPr>
+        <w:t xml:space="preserve">Childs TP play set and games are in the twin bedroom closet</w:t>
+      </w:r>
+    </w:p>
+    <w:p>
+      <w:pPr>
+        <w:rPr/>
+      </w:pPr>
+      <w:r>
+        <w:rPr>
+          <w:rtl w:val="0"/>
+        </w:rPr>
+      </w:r>
+    </w:p>
+    <w:p>
+      <w:pPr>
+        <w:pStyle w:val="Heading3"/>
+        <w:rPr/>
+      </w:pPr>
+      <w:bookmarkStart w:colFirst="0" w:colLast="0" w:name="_g6g96jpxsppc" w:id="6"/>
       <w:bookmarkEnd w:id="6"/>
       <w:r>
         <w:rPr>
           <w:rtl w:val="0"/>
         </w:rPr>
-        <w:t xml:space="preserve">Good to know</w:t>
+        <w:t xml:space="preserve">Trash &amp; Recycling: </w:t>
       </w:r>
     </w:p>
     <w:p>
@@ -2431,22 +2245,40 @@
           <w:ilvl w:val="0"/>
           <w:numId w:val="7"/>
         </w:numPr>
+        <w:spacing w:after="240" w:before="240" w:lineRule="auto"/>
         <w:ind w:left="720" w:hanging="360"/>
         <w:rPr>
-          <w:u w:val="none"/>
-        </w:rPr>
-      </w:pPr>
-      <w:r>
-        <w:rPr>
-          <w:rtl w:val="0"/>
-        </w:rPr>
-        <w:t xml:space="preserve">Ie: Where something is that is often misplaced by guests, how to work something that is often asked about</w:t>
-      </w:r>
-    </w:p>
-    <w:p>
-      <w:pPr>
+          <w:rFonts w:ascii="Source Sans Pro" w:cs="Source Sans Pro" w:eastAsia="Source Sans Pro" w:hAnsi="Source Sans Pro"/>
+          <w:sz w:val="24"/>
+          <w:szCs w:val="24"/>
+        </w:rPr>
+      </w:pPr>
+      <w:r>
+        <w:rPr>
+          <w:rFonts w:ascii="Roboto" w:cs="Roboto" w:eastAsia="Roboto" w:hAnsi="Roboto"/>
+          <w:sz w:val="24"/>
+          <w:szCs w:val="24"/>
+          <w:rtl w:val="0"/>
+        </w:rPr>
+        <w:t xml:space="preserve">Dumpsters are located in the parking lot, to the left when walking out the front door across the courtyard, and through the gate. </w:t>
+      </w:r>
+      <w:r>
+        <w:rPr>
+          <w:rtl w:val="0"/>
+        </w:rPr>
+      </w:r>
+    </w:p>
+    <w:p>
+      <w:pPr>
+        <w:pStyle w:val="Heading3"/>
+        <w:keepNext w:val="0"/>
+        <w:keepLines w:val="0"/>
+        <w:shd w:fill="ffffff" w:val="clear"/>
+        <w:spacing w:after="80" w:lineRule="auto"/>
         <w:rPr/>
       </w:pPr>
+      <w:bookmarkStart w:colFirst="0" w:colLast="0" w:name="_sbrby2y9bnkn" w:id="7"/>
+      <w:bookmarkEnd w:id="7"/>
       <w:r>
         <w:rPr>
           <w:rtl w:val="0"/>
@@ -2456,22 +2288,194 @@
     <w:p>
       <w:pPr>
         <w:pStyle w:val="Heading3"/>
+        <w:keepNext w:val="0"/>
+        <w:keepLines w:val="0"/>
+        <w:shd w:fill="ffffff" w:val="clear"/>
+        <w:spacing w:after="80" w:lineRule="auto"/>
         <w:rPr/>
       </w:pPr>
-      <w:bookmarkStart w:colFirst="0" w:colLast="0" w:name="_g6g96jpxsppc" w:id="7"/>
-      <w:bookmarkEnd w:id="7"/>
-      <w:r>
-        <w:rPr>
-          <w:rtl w:val="0"/>
-        </w:rPr>
-        <w:t xml:space="preserve">Trash &amp; Recycling: </w:t>
+      <w:bookmarkStart w:colFirst="0" w:colLast="0" w:name="_8k98z6naz0kd" w:id="8"/>
+      <w:bookmarkEnd w:id="8"/>
+      <w:r>
+        <w:rPr>
+          <w:rtl w:val="0"/>
+        </w:rPr>
+        <w:t xml:space="preserve">AC Filter Size &amp; change frequency:</w:t>
       </w:r>
     </w:p>
     <w:p>
       <w:pPr>
         <w:numPr>
           <w:ilvl w:val="0"/>
-          <w:numId w:val="8"/>
+          <w:numId w:val="4"/>
+        </w:numPr>
+        <w:ind w:left="720" w:hanging="360"/>
+        <w:rPr>
+          <w:u w:val="none"/>
+        </w:rPr>
+      </w:pPr>
+      <w:r>
+        <w:rPr>
+          <w:rtl w:val="0"/>
+        </w:rPr>
+        <w:t xml:space="preserve">20x25x1</w:t>
+      </w:r>
+    </w:p>
+    <w:p>
+      <w:pPr>
+        <w:ind w:left="720" w:firstLine="0"/>
+        <w:rPr/>
+      </w:pPr>
+      <w:r>
+        <w:rPr>
+          <w:rtl w:val="0"/>
+        </w:rPr>
+      </w:r>
+    </w:p>
+    <w:p>
+      <w:pPr>
+        <w:pStyle w:val="Heading3"/>
+        <w:keepNext w:val="0"/>
+        <w:keepLines w:val="0"/>
+        <w:shd w:fill="ffffff" w:val="clear"/>
+        <w:spacing w:after="80" w:lineRule="auto"/>
+        <w:rPr/>
+      </w:pPr>
+      <w:bookmarkStart w:colFirst="0" w:colLast="0" w:name="_695qoukifaj2" w:id="9"/>
+      <w:bookmarkEnd w:id="9"/>
+      <w:r>
+        <w:rPr>
+          <w:rtl w:val="0"/>
+        </w:rPr>
+        <w:t xml:space="preserve">Breaker Box: </w:t>
+      </w:r>
+    </w:p>
+    <w:p>
+      <w:pPr>
+        <w:numPr>
+          <w:ilvl w:val="0"/>
+          <w:numId w:val="3"/>
+        </w:numPr>
+        <w:ind w:left="720" w:hanging="360"/>
+        <w:rPr>
+          <w:u w:val="none"/>
+        </w:rPr>
+      </w:pPr>
+      <w:r>
+        <w:rPr>
+          <w:rtl w:val="0"/>
+        </w:rPr>
+        <w:t xml:space="preserve">Breaker box is located ________ ??????? (Still unsure in the condo complex)</w:t>
+      </w:r>
+      <w:r>
+        <w:rPr>
+          <w:rtl w:val="0"/>
+        </w:rPr>
+      </w:r>
+    </w:p>
+    <w:p>
+      <w:pPr>
+        <w:pStyle w:val="Heading3"/>
+        <w:keepNext w:val="0"/>
+        <w:keepLines w:val="0"/>
+        <w:shd w:fill="ffffff" w:val="clear"/>
+        <w:spacing w:after="80" w:lineRule="auto"/>
+        <w:rPr/>
+      </w:pPr>
+      <w:bookmarkStart w:colFirst="0" w:colLast="0" w:name="_1n4lcunofao1" w:id="10"/>
+      <w:bookmarkEnd w:id="10"/>
+      <w:r>
+        <w:rPr>
+          <w:rtl w:val="0"/>
+        </w:rPr>
+      </w:r>
+    </w:p>
+    <w:p>
+      <w:pPr>
+        <w:pStyle w:val="Heading3"/>
+        <w:keepNext w:val="0"/>
+        <w:keepLines w:val="0"/>
+        <w:shd w:fill="ffffff" w:val="clear"/>
+        <w:spacing w:after="80" w:lineRule="auto"/>
+        <w:rPr/>
+      </w:pPr>
+      <w:bookmarkStart w:colFirst="0" w:colLast="0" w:name="_kg6wb2m4a8es" w:id="11"/>
+      <w:bookmarkEnd w:id="11"/>
+      <w:r>
+        <w:rPr>
+          <w:rtl w:val="0"/>
+        </w:rPr>
+        <w:t xml:space="preserve">Mail:</w:t>
+      </w:r>
+    </w:p>
+    <w:p>
+      <w:pPr>
+        <w:numPr>
+          <w:ilvl w:val="0"/>
+          <w:numId w:val="2"/>
+        </w:numPr>
+        <w:ind w:left="720" w:hanging="360"/>
+        <w:rPr>
+          <w:u w:val="none"/>
+        </w:rPr>
+      </w:pPr>
+      <w:r>
+        <w:rPr>
+          <w:rtl w:val="0"/>
+        </w:rPr>
+        <w:t xml:space="preserve">Front door</w:t>
+      </w:r>
+    </w:p>
+    <w:p>
+      <w:pPr>
+        <w:pStyle w:val="Heading3"/>
+        <w:keepNext w:val="0"/>
+        <w:keepLines w:val="0"/>
+        <w:shd w:fill="ffffff" w:val="clear"/>
+        <w:spacing w:after="80" w:lineRule="auto"/>
+        <w:rPr/>
+      </w:pPr>
+      <w:bookmarkStart w:colFirst="0" w:colLast="0" w:name="_okh16mixju0w" w:id="12"/>
+      <w:bookmarkEnd w:id="12"/>
+      <w:r>
+        <w:rPr>
+          <w:rtl w:val="0"/>
+        </w:rPr>
+      </w:r>
+    </w:p>
+    <w:p>
+      <w:pPr>
+        <w:pStyle w:val="Heading3"/>
+        <w:keepNext w:val="0"/>
+        <w:keepLines w:val="0"/>
+        <w:shd w:fill="ffffff" w:val="clear"/>
+        <w:spacing w:after="80" w:lineRule="auto"/>
+        <w:rPr>
+          <w:rFonts w:ascii="Source Sans Pro" w:cs="Source Sans Pro" w:eastAsia="Source Sans Pro" w:hAnsi="Source Sans Pro"/>
+          <w:b w:val="1"/>
+          <w:sz w:val="24"/>
+          <w:szCs w:val="24"/>
+        </w:rPr>
+      </w:pPr>
+      <w:bookmarkStart w:colFirst="0" w:colLast="0" w:name="_yyx25zg3laxg" w:id="13"/>
+      <w:bookmarkEnd w:id="13"/>
+      <w:r>
+        <w:rPr>
+          <w:rtl w:val="0"/>
+        </w:rPr>
+        <w:t xml:space="preserve">Commonly asked about amenities: </w:t>
+      </w:r>
+      <w:r>
+        <w:rPr>
+          <w:rtl w:val="0"/>
+        </w:rPr>
+      </w:r>
+    </w:p>
+    <w:p>
+      <w:pPr>
+        <w:numPr>
+          <w:ilvl w:val="0"/>
+          <w:numId w:val="7"/>
         </w:numPr>
         <w:pBdr>
           <w:top w:color="e3e3e3" w:space="0" w:sz="0" w:val="none"/>
@@ -2483,9 +2487,9 @@
         <w:shd w:fill="ffffff" w:val="clear"/>
         <w:spacing w:after="0" w:afterAutospacing="0" w:before="300" w:lineRule="auto"/>
         <w:ind w:left="720" w:hanging="360"/>
-        <w:jc w:val="left"/>
         <w:rPr>
           <w:rFonts w:ascii="Source Sans Pro" w:cs="Source Sans Pro" w:eastAsia="Source Sans Pro" w:hAnsi="Source Sans Pro"/>
+          <w:b w:val="1"/>
           <w:sz w:val="24"/>
           <w:szCs w:val="24"/>
         </w:rPr>
@@ -2493,11 +2497,21 @@
       <w:r>
         <w:rPr>
           <w:rFonts w:ascii="Source Sans Pro" w:cs="Source Sans Pro" w:eastAsia="Source Sans Pro" w:hAnsi="Source Sans Pro"/>
-          <w:sz w:val="24"/>
-          <w:szCs w:val="24"/>
-          <w:rtl w:val="0"/>
-        </w:rPr>
-        <w:t xml:space="preserve">XX</w:t>
+          <w:b w:val="1"/>
+          <w:sz w:val="24"/>
+          <w:szCs w:val="24"/>
+          <w:rtl w:val="0"/>
+        </w:rPr>
+        <w:t xml:space="preserve">Backyard: </w:t>
+      </w:r>
+      <w:r>
+        <w:rPr>
+          <w:rFonts w:ascii="Source Sans Pro" w:cs="Source Sans Pro" w:eastAsia="Source Sans Pro" w:hAnsi="Source Sans Pro"/>
+          <w:sz w:val="24"/>
+          <w:szCs w:val="24"/>
+          <w:rtl w:val="0"/>
+        </w:rPr>
+        <w:t xml:space="preserve">Not fenced but with 2 lounge chairs and table</w:t>
       </w:r>
       <w:r>
         <w:rPr>
@@ -2509,7 +2523,7 @@
       <w:pPr>
         <w:numPr>
           <w:ilvl w:val="0"/>
-          <w:numId w:val="8"/>
+          <w:numId w:val="7"/>
         </w:numPr>
         <w:pBdr>
           <w:top w:color="e3e3e3" w:space="0" w:sz="0" w:val="none"/>
@@ -2521,9 +2535,9 @@
         <w:shd w:fill="ffffff" w:val="clear"/>
         <w:spacing w:after="0" w:afterAutospacing="0" w:before="0" w:beforeAutospacing="0" w:lineRule="auto"/>
         <w:ind w:left="720" w:hanging="360"/>
-        <w:jc w:val="left"/>
         <w:rPr>
           <w:rFonts w:ascii="Source Sans Pro" w:cs="Source Sans Pro" w:eastAsia="Source Sans Pro" w:hAnsi="Source Sans Pro"/>
+          <w:b w:val="1"/>
           <w:sz w:val="24"/>
           <w:szCs w:val="24"/>
         </w:rPr>
@@ -2531,18 +2545,28 @@
       <w:r>
         <w:rPr>
           <w:rFonts w:ascii="Source Sans Pro" w:cs="Source Sans Pro" w:eastAsia="Source Sans Pro" w:hAnsi="Source Sans Pro"/>
-          <w:sz w:val="24"/>
-          <w:szCs w:val="24"/>
-          <w:rtl w:val="0"/>
-        </w:rPr>
-        <w:t xml:space="preserve">XX</w:t>
+          <w:b w:val="1"/>
+          <w:sz w:val="24"/>
+          <w:szCs w:val="24"/>
+          <w:rtl w:val="0"/>
+        </w:rPr>
+        <w:t xml:space="preserve">Pack n play: </w:t>
+      </w:r>
+      <w:r>
+        <w:rPr>
+          <w:rFonts w:ascii="Source Sans Pro" w:cs="Source Sans Pro" w:eastAsia="Source Sans Pro" w:hAnsi="Source Sans Pro"/>
+          <w:sz w:val="24"/>
+          <w:szCs w:val="24"/>
+          <w:rtl w:val="0"/>
+        </w:rPr>
+        <w:t xml:space="preserve">in hall closet - sheets are to the left by the washer/dryer</w:t>
       </w:r>
     </w:p>
     <w:p>
       <w:pPr>
         <w:numPr>
           <w:ilvl w:val="0"/>
-          <w:numId w:val="8"/>
+          <w:numId w:val="7"/>
         </w:numPr>
         <w:pBdr>
           <w:top w:color="e3e3e3" w:space="0" w:sz="0" w:val="none"/>
@@ -2552,241 +2576,40 @@
           <w:between w:color="e3e3e3" w:space="0" w:sz="0" w:val="none"/>
         </w:pBdr>
         <w:shd w:fill="ffffff" w:val="clear"/>
-        <w:spacing w:before="0" w:beforeAutospacing="0" w:lineRule="auto"/>
+        <w:spacing w:after="0" w:afterAutospacing="0" w:before="0" w:beforeAutospacing="0" w:lineRule="auto"/>
         <w:ind w:left="720" w:hanging="360"/>
-        <w:jc w:val="left"/>
         <w:rPr>
           <w:rFonts w:ascii="Source Sans Pro" w:cs="Source Sans Pro" w:eastAsia="Source Sans Pro" w:hAnsi="Source Sans Pro"/>
           <w:sz w:val="24"/>
           <w:szCs w:val="24"/>
+          <w:u w:val="none"/>
         </w:rPr>
       </w:pPr>
       <w:r>
         <w:rPr>
           <w:rFonts w:ascii="Source Sans Pro" w:cs="Source Sans Pro" w:eastAsia="Source Sans Pro" w:hAnsi="Source Sans Pro"/>
-          <w:sz w:val="24"/>
-          <w:szCs w:val="24"/>
-          <w:rtl w:val="0"/>
-        </w:rPr>
-        <w:t xml:space="preserve">*Auto message is scheduled in Hospitable to send to guests ______ night to take out the trash</w:t>
-      </w:r>
-    </w:p>
-    <w:p>
-      <w:pPr>
-        <w:pStyle w:val="Heading3"/>
-        <w:keepNext w:val="0"/>
-        <w:keepLines w:val="0"/>
-        <w:shd w:fill="ffffff" w:val="clear"/>
-        <w:spacing w:after="80" w:lineRule="auto"/>
-        <w:rPr/>
-      </w:pPr>
-      <w:bookmarkStart w:colFirst="0" w:colLast="0" w:name="_sbrby2y9bnkn" w:id="8"/>
-      <w:bookmarkEnd w:id="8"/>
-      <w:r>
-        <w:rPr>
-          <w:rtl w:val="0"/>
-        </w:rPr>
-      </w:r>
-    </w:p>
-    <w:p>
-      <w:pPr>
-        <w:pStyle w:val="Heading3"/>
-        <w:keepNext w:val="0"/>
-        <w:keepLines w:val="0"/>
-        <w:shd w:fill="ffffff" w:val="clear"/>
-        <w:spacing w:after="80" w:lineRule="auto"/>
-        <w:rPr/>
-      </w:pPr>
-      <w:bookmarkStart w:colFirst="0" w:colLast="0" w:name="_8k98z6naz0kd" w:id="9"/>
-      <w:bookmarkEnd w:id="9"/>
-      <w:r>
-        <w:rPr>
-          <w:rtl w:val="0"/>
-        </w:rPr>
-        <w:t xml:space="preserve">AC Filter Size &amp; change frequency:</w:t>
+          <w:b w:val="1"/>
+          <w:sz w:val="24"/>
+          <w:szCs w:val="24"/>
+          <w:rtl w:val="0"/>
+        </w:rPr>
+        <w:t xml:space="preserve">Coffee maker</w:t>
+      </w:r>
+      <w:r>
+        <w:rPr>
+          <w:rFonts w:ascii="Source Sans Pro" w:cs="Source Sans Pro" w:eastAsia="Source Sans Pro" w:hAnsi="Source Sans Pro"/>
+          <w:sz w:val="24"/>
+          <w:szCs w:val="24"/>
+          <w:rtl w:val="0"/>
+        </w:rPr>
+        <w:t xml:space="preserve">: Keurig coffee, pour over coffee. We provide keurig pods, cream and sugar</w:t>
       </w:r>
     </w:p>
     <w:p>
       <w:pPr>
         <w:numPr>
           <w:ilvl w:val="0"/>
-          <w:numId w:val="5"/>
-        </w:numPr>
-        <w:ind w:left="720" w:hanging="360"/>
-        <w:rPr>
-          <w:u w:val="none"/>
-        </w:rPr>
-      </w:pPr>
-      <w:r>
-        <w:rPr>
-          <w:rtl w:val="0"/>
-        </w:rPr>
-        <w:t xml:space="preserve">XX</w:t>
-      </w:r>
-    </w:p>
-    <w:p>
-      <w:pPr>
-        <w:ind w:left="720" w:firstLine="0"/>
-        <w:rPr/>
-      </w:pPr>
-      <w:r>
-        <w:rPr>
-          <w:rtl w:val="0"/>
-        </w:rPr>
-      </w:r>
-    </w:p>
-    <w:p>
-      <w:pPr>
-        <w:pStyle w:val="Heading3"/>
-        <w:keepNext w:val="0"/>
-        <w:keepLines w:val="0"/>
-        <w:shd w:fill="ffffff" w:val="clear"/>
-        <w:spacing w:after="80" w:lineRule="auto"/>
-        <w:rPr/>
-      </w:pPr>
-      <w:bookmarkStart w:colFirst="0" w:colLast="0" w:name="_695qoukifaj2" w:id="10"/>
-      <w:bookmarkEnd w:id="10"/>
-      <w:r>
-        <w:rPr>
-          <w:rtl w:val="0"/>
-        </w:rPr>
-        <w:t xml:space="preserve">Breaker Box: </w:t>
-      </w:r>
-    </w:p>
-    <w:p>
-      <w:pPr>
-        <w:numPr>
-          <w:ilvl w:val="0"/>
-          <w:numId w:val="4"/>
-        </w:numPr>
-        <w:ind w:left="720" w:hanging="360"/>
-        <w:rPr>
-          <w:u w:val="none"/>
-        </w:rPr>
-      </w:pPr>
-      <w:r>
-        <w:rPr>
-          <w:rtl w:val="0"/>
-        </w:rPr>
-        <w:t xml:space="preserve">Breaker box is located ________</w:t>
-      </w:r>
-      <w:r>
-        <w:rPr>
-          <w:rtl w:val="0"/>
-        </w:rPr>
-      </w:r>
-    </w:p>
-    <w:p>
-      <w:pPr>
-        <w:pStyle w:val="Heading3"/>
-        <w:keepNext w:val="0"/>
-        <w:keepLines w:val="0"/>
-        <w:shd w:fill="ffffff" w:val="clear"/>
-        <w:spacing w:after="80" w:lineRule="auto"/>
-        <w:rPr/>
-      </w:pPr>
-      <w:bookmarkStart w:colFirst="0" w:colLast="0" w:name="_1n4lcunofao1" w:id="11"/>
-      <w:bookmarkEnd w:id="11"/>
-      <w:r>
-        <w:rPr>
-          <w:rtl w:val="0"/>
-        </w:rPr>
-      </w:r>
-    </w:p>
-    <w:p>
-      <w:pPr>
-        <w:pStyle w:val="Heading3"/>
-        <w:keepNext w:val="0"/>
-        <w:keepLines w:val="0"/>
-        <w:shd w:fill="ffffff" w:val="clear"/>
-        <w:spacing w:after="80" w:lineRule="auto"/>
-        <w:rPr/>
-      </w:pPr>
-      <w:bookmarkStart w:colFirst="0" w:colLast="0" w:name="_kg6wb2m4a8es" w:id="12"/>
-      <w:bookmarkEnd w:id="12"/>
-      <w:r>
-        <w:rPr>
-          <w:rtl w:val="0"/>
-        </w:rPr>
-        <w:t xml:space="preserve">Mail:</w:t>
-      </w:r>
-    </w:p>
-    <w:p>
-      <w:pPr>
-        <w:numPr>
-          <w:ilvl w:val="0"/>
-          <w:numId w:val="3"/>
-        </w:numPr>
-        <w:ind w:left="720" w:hanging="360"/>
-        <w:rPr>
-          <w:u w:val="none"/>
-        </w:rPr>
-      </w:pPr>
-      <w:r>
-        <w:rPr>
-          <w:rtl w:val="0"/>
-        </w:rPr>
-        <w:t xml:space="preserve">XX</w:t>
-      </w:r>
-    </w:p>
-    <w:p>
-      <w:pPr>
-        <w:numPr>
-          <w:ilvl w:val="0"/>
-          <w:numId w:val="3"/>
-        </w:numPr>
-        <w:ind w:left="720" w:hanging="360"/>
-        <w:rPr>
-          <w:u w:val="none"/>
-        </w:rPr>
-      </w:pPr>
-      <w:r>
-        <w:rPr>
-          <w:rtl w:val="0"/>
-        </w:rPr>
-        <w:t xml:space="preserve">XX</w:t>
-      </w:r>
-    </w:p>
-    <w:p>
-      <w:pPr>
-        <w:pStyle w:val="Heading3"/>
-        <w:keepNext w:val="0"/>
-        <w:keepLines w:val="0"/>
-        <w:shd w:fill="ffffff" w:val="clear"/>
-        <w:spacing w:after="80" w:lineRule="auto"/>
-        <w:rPr/>
-      </w:pPr>
-      <w:bookmarkStart w:colFirst="0" w:colLast="0" w:name="_okh16mixju0w" w:id="13"/>
-      <w:bookmarkEnd w:id="13"/>
-      <w:r>
-        <w:rPr>
-          <w:rtl w:val="0"/>
-        </w:rPr>
-      </w:r>
-    </w:p>
-    <w:p>
-      <w:pPr>
-        <w:pStyle w:val="Heading3"/>
-        <w:keepNext w:val="0"/>
-        <w:keepLines w:val="0"/>
-        <w:shd w:fill="ffffff" w:val="clear"/>
-        <w:spacing w:after="80" w:lineRule="auto"/>
-        <w:rPr/>
-      </w:pPr>
-      <w:bookmarkStart w:colFirst="0" w:colLast="0" w:name="_yyx25zg3laxg" w:id="14"/>
-      <w:bookmarkEnd w:id="14"/>
-      <w:r>
-        <w:rPr>
-          <w:rtl w:val="0"/>
-        </w:rPr>
-        <w:t xml:space="preserve">Commonly asked about amenities: </w:t>
-      </w:r>
-    </w:p>
-    <w:p>
-      <w:pPr>
-        <w:numPr>
-          <w:ilvl w:val="0"/>
-          <w:numId w:val="8"/>
+          <w:numId w:val="7"/>
         </w:numPr>
         <w:pBdr>
           <w:top w:color="e3e3e3" w:space="0" w:sz="0" w:val="none"/>
@@ -2796,12 +2619,13 @@
           <w:between w:color="e3e3e3" w:space="0" w:sz="0" w:val="none"/>
         </w:pBdr>
         <w:shd w:fill="ffffff" w:val="clear"/>
-        <w:spacing w:after="0" w:afterAutospacing="0" w:before="300" w:lineRule="auto"/>
+        <w:spacing w:before="0" w:beforeAutospacing="0" w:lineRule="auto"/>
         <w:ind w:left="720" w:hanging="360"/>
         <w:rPr>
           <w:rFonts w:ascii="Source Sans Pro" w:cs="Source Sans Pro" w:eastAsia="Source Sans Pro" w:hAnsi="Source Sans Pro"/>
           <w:sz w:val="24"/>
           <w:szCs w:val="24"/>
+          <w:u w:val="none"/>
         </w:rPr>
       </w:pPr>
       <w:r>
@@ -2812,7 +2636,7 @@
           <w:szCs w:val="24"/>
           <w:rtl w:val="0"/>
         </w:rPr>
-        <w:t xml:space="preserve">Firepit: </w:t>
+        <w:t xml:space="preserve">TV: </w:t>
       </w:r>
       <w:r>
         <w:rPr>
@@ -2821,15 +2645,11 @@
           <w:szCs w:val="24"/>
           <w:rtl w:val="0"/>
         </w:rPr>
-        <w:t xml:space="preserve">XX</w:t>
-      </w:r>
-    </w:p>
-    <w:p>
-      <w:pPr>
-        <w:numPr>
-          <w:ilvl w:val="0"/>
-          <w:numId w:val="8"/>
-        </w:numPr>
+        <w:t xml:space="preserve">Samsung smart TV</w:t>
+      </w:r>
+    </w:p>
+    <w:p>
+      <w:pPr>
         <w:pBdr>
           <w:top w:color="e3e3e3" w:space="0" w:sz="0" w:val="none"/>
           <w:left w:color="e3e3e3" w:space="0" w:sz="0" w:val="none"/>
@@ -2838,227 +2658,6 @@
           <w:between w:color="e3e3e3" w:space="0" w:sz="0" w:val="none"/>
         </w:pBdr>
         <w:shd w:fill="ffffff" w:val="clear"/>
-        <w:spacing w:after="0" w:afterAutospacing="0" w:before="0" w:beforeAutospacing="0" w:lineRule="auto"/>
-        <w:ind w:left="720" w:hanging="360"/>
-        <w:rPr>
-          <w:rFonts w:ascii="Source Sans Pro" w:cs="Source Sans Pro" w:eastAsia="Source Sans Pro" w:hAnsi="Source Sans Pro"/>
-          <w:b w:val="1"/>
-          <w:sz w:val="24"/>
-          <w:szCs w:val="24"/>
-        </w:rPr>
-      </w:pPr>
-      <w:r>
-        <w:rPr>
-          <w:rFonts w:ascii="Source Sans Pro" w:cs="Source Sans Pro" w:eastAsia="Source Sans Pro" w:hAnsi="Source Sans Pro"/>
-          <w:b w:val="1"/>
-          <w:sz w:val="24"/>
-          <w:szCs w:val="24"/>
-          <w:rtl w:val="0"/>
-        </w:rPr>
-        <w:t xml:space="preserve">Grill: </w:t>
-      </w:r>
-      <w:r>
-        <w:rPr>
-          <w:rFonts w:ascii="Source Sans Pro" w:cs="Source Sans Pro" w:eastAsia="Source Sans Pro" w:hAnsi="Source Sans Pro"/>
-          <w:sz w:val="24"/>
-          <w:szCs w:val="24"/>
-          <w:rtl w:val="0"/>
-        </w:rPr>
-        <w:t xml:space="preserve">Propane or charcoal?</w:t>
-      </w:r>
-      <w:r>
-        <w:rPr>
-          <w:rtl w:val="0"/>
-        </w:rPr>
-      </w:r>
-    </w:p>
-    <w:p>
-      <w:pPr>
-        <w:numPr>
-          <w:ilvl w:val="0"/>
-          <w:numId w:val="8"/>
-        </w:numPr>
-        <w:pBdr>
-          <w:top w:color="e3e3e3" w:space="0" w:sz="0" w:val="none"/>
-          <w:left w:color="e3e3e3" w:space="0" w:sz="0" w:val="none"/>
-          <w:bottom w:color="e3e3e3" w:space="0" w:sz="0" w:val="none"/>
-          <w:right w:color="e3e3e3" w:space="0" w:sz="0" w:val="none"/>
-          <w:between w:color="e3e3e3" w:space="0" w:sz="0" w:val="none"/>
-        </w:pBdr>
-        <w:shd w:fill="ffffff" w:val="clear"/>
-        <w:spacing w:after="0" w:afterAutospacing="0" w:before="0" w:beforeAutospacing="0" w:lineRule="auto"/>
-        <w:ind w:left="720" w:hanging="360"/>
-        <w:rPr>
-          <w:rFonts w:ascii="Source Sans Pro" w:cs="Source Sans Pro" w:eastAsia="Source Sans Pro" w:hAnsi="Source Sans Pro"/>
-          <w:b w:val="1"/>
-          <w:sz w:val="24"/>
-          <w:szCs w:val="24"/>
-        </w:rPr>
-      </w:pPr>
-      <w:r>
-        <w:rPr>
-          <w:rFonts w:ascii="Source Sans Pro" w:cs="Source Sans Pro" w:eastAsia="Source Sans Pro" w:hAnsi="Source Sans Pro"/>
-          <w:b w:val="1"/>
-          <w:sz w:val="24"/>
-          <w:szCs w:val="24"/>
-          <w:rtl w:val="0"/>
-        </w:rPr>
-        <w:t xml:space="preserve">Backyard: </w:t>
-      </w:r>
-      <w:r>
-        <w:rPr>
-          <w:rFonts w:ascii="Source Sans Pro" w:cs="Source Sans Pro" w:eastAsia="Source Sans Pro" w:hAnsi="Source Sans Pro"/>
-          <w:sz w:val="24"/>
-          <w:szCs w:val="24"/>
-          <w:rtl w:val="0"/>
-        </w:rPr>
-        <w:t xml:space="preserve">Fully fenced? What amenities?</w:t>
-      </w:r>
-      <w:r>
-        <w:rPr>
-          <w:rtl w:val="0"/>
-        </w:rPr>
-      </w:r>
-    </w:p>
-    <w:p>
-      <w:pPr>
-        <w:numPr>
-          <w:ilvl w:val="0"/>
-          <w:numId w:val="8"/>
-        </w:numPr>
-        <w:pBdr>
-          <w:top w:color="e3e3e3" w:space="0" w:sz="0" w:val="none"/>
-          <w:left w:color="e3e3e3" w:space="0" w:sz="0" w:val="none"/>
-          <w:bottom w:color="e3e3e3" w:space="0" w:sz="0" w:val="none"/>
-          <w:right w:color="e3e3e3" w:space="0" w:sz="0" w:val="none"/>
-          <w:between w:color="e3e3e3" w:space="0" w:sz="0" w:val="none"/>
-        </w:pBdr>
-        <w:shd w:fill="ffffff" w:val="clear"/>
-        <w:spacing w:after="0" w:afterAutospacing="0" w:before="0" w:beforeAutospacing="0" w:lineRule="auto"/>
-        <w:ind w:left="720" w:hanging="360"/>
-        <w:rPr>
-          <w:rFonts w:ascii="Source Sans Pro" w:cs="Source Sans Pro" w:eastAsia="Source Sans Pro" w:hAnsi="Source Sans Pro"/>
-          <w:b w:val="1"/>
-          <w:sz w:val="24"/>
-          <w:szCs w:val="24"/>
-        </w:rPr>
-      </w:pPr>
-      <w:r>
-        <w:rPr>
-          <w:rFonts w:ascii="Source Sans Pro" w:cs="Source Sans Pro" w:eastAsia="Source Sans Pro" w:hAnsi="Source Sans Pro"/>
-          <w:b w:val="1"/>
-          <w:sz w:val="24"/>
-          <w:szCs w:val="24"/>
-          <w:rtl w:val="0"/>
-        </w:rPr>
-        <w:t xml:space="preserve">Pack n play: </w:t>
-      </w:r>
-      <w:r>
-        <w:rPr>
-          <w:rFonts w:ascii="Source Sans Pro" w:cs="Source Sans Pro" w:eastAsia="Source Sans Pro" w:hAnsi="Source Sans Pro"/>
-          <w:sz w:val="24"/>
-          <w:szCs w:val="24"/>
-          <w:rtl w:val="0"/>
-        </w:rPr>
-        <w:t xml:space="preserve">Location. Sheets?</w:t>
-      </w:r>
-    </w:p>
-    <w:p>
-      <w:pPr>
-        <w:numPr>
-          <w:ilvl w:val="0"/>
-          <w:numId w:val="8"/>
-        </w:numPr>
-        <w:pBdr>
-          <w:top w:color="e3e3e3" w:space="0" w:sz="0" w:val="none"/>
-          <w:left w:color="e3e3e3" w:space="0" w:sz="0" w:val="none"/>
-          <w:bottom w:color="e3e3e3" w:space="0" w:sz="0" w:val="none"/>
-          <w:right w:color="e3e3e3" w:space="0" w:sz="0" w:val="none"/>
-          <w:between w:color="e3e3e3" w:space="0" w:sz="0" w:val="none"/>
-        </w:pBdr>
-        <w:shd w:fill="ffffff" w:val="clear"/>
-        <w:spacing w:after="0" w:afterAutospacing="0" w:before="0" w:beforeAutospacing="0" w:lineRule="auto"/>
-        <w:ind w:left="720" w:hanging="360"/>
-        <w:rPr>
-          <w:rFonts w:ascii="Source Sans Pro" w:cs="Source Sans Pro" w:eastAsia="Source Sans Pro" w:hAnsi="Source Sans Pro"/>
-          <w:sz w:val="24"/>
-          <w:szCs w:val="24"/>
-          <w:u w:val="none"/>
-        </w:rPr>
-      </w:pPr>
-      <w:r>
-        <w:rPr>
-          <w:rFonts w:ascii="Source Sans Pro" w:cs="Source Sans Pro" w:eastAsia="Source Sans Pro" w:hAnsi="Source Sans Pro"/>
-          <w:b w:val="1"/>
-          <w:sz w:val="24"/>
-          <w:szCs w:val="24"/>
-          <w:rtl w:val="0"/>
-        </w:rPr>
-        <w:t xml:space="preserve">Coffee maker</w:t>
-      </w:r>
-      <w:r>
-        <w:rPr>
-          <w:rFonts w:ascii="Source Sans Pro" w:cs="Source Sans Pro" w:eastAsia="Source Sans Pro" w:hAnsi="Source Sans Pro"/>
-          <w:sz w:val="24"/>
-          <w:szCs w:val="24"/>
-          <w:rtl w:val="0"/>
-        </w:rPr>
-        <w:t xml:space="preserve">: Keurig coffee, pour over coffee. We provide keurig pods, cream and sugar</w:t>
-      </w:r>
-    </w:p>
-    <w:p>
-      <w:pPr>
-        <w:numPr>
-          <w:ilvl w:val="0"/>
-          <w:numId w:val="8"/>
-        </w:numPr>
-        <w:pBdr>
-          <w:top w:color="e3e3e3" w:space="0" w:sz="0" w:val="none"/>
-          <w:left w:color="e3e3e3" w:space="0" w:sz="0" w:val="none"/>
-          <w:bottom w:color="e3e3e3" w:space="0" w:sz="0" w:val="none"/>
-          <w:right w:color="e3e3e3" w:space="0" w:sz="0" w:val="none"/>
-          <w:between w:color="e3e3e3" w:space="0" w:sz="0" w:val="none"/>
-        </w:pBdr>
-        <w:shd w:fill="ffffff" w:val="clear"/>
-        <w:spacing w:before="0" w:beforeAutospacing="0" w:lineRule="auto"/>
-        <w:ind w:left="720" w:hanging="360"/>
-        <w:rPr>
-          <w:rFonts w:ascii="Source Sans Pro" w:cs="Source Sans Pro" w:eastAsia="Source Sans Pro" w:hAnsi="Source Sans Pro"/>
-          <w:sz w:val="24"/>
-          <w:szCs w:val="24"/>
-          <w:u w:val="none"/>
-        </w:rPr>
-      </w:pPr>
-      <w:r>
-        <w:rPr>
-          <w:rFonts w:ascii="Source Sans Pro" w:cs="Source Sans Pro" w:eastAsia="Source Sans Pro" w:hAnsi="Source Sans Pro"/>
-          <w:b w:val="1"/>
-          <w:sz w:val="24"/>
-          <w:szCs w:val="24"/>
-          <w:rtl w:val="0"/>
-        </w:rPr>
-        <w:t xml:space="preserve">TV: </w:t>
-      </w:r>
-      <w:r>
-        <w:rPr>
-          <w:rFonts w:ascii="Source Sans Pro" w:cs="Source Sans Pro" w:eastAsia="Source Sans Pro" w:hAnsi="Source Sans Pro"/>
-          <w:sz w:val="24"/>
-          <w:szCs w:val="24"/>
-          <w:rtl w:val="0"/>
-        </w:rPr>
-        <w:t xml:space="preserve">Smart TV? What apps?</w:t>
-      </w:r>
-    </w:p>
-    <w:p>
-      <w:pPr>
-        <w:pBdr>
-          <w:top w:color="e3e3e3" w:space="0" w:sz="0" w:val="none"/>
-          <w:left w:color="e3e3e3" w:space="0" w:sz="0" w:val="none"/>
-          <w:bottom w:color="e3e3e3" w:space="0" w:sz="0" w:val="none"/>
-          <w:right w:color="e3e3e3" w:space="0" w:sz="0" w:val="none"/>
-          <w:between w:color="e3e3e3" w:space="0" w:sz="0" w:val="none"/>
-        </w:pBdr>
-        <w:shd w:fill="ffffff" w:val="clear"/>
         <w:spacing w:before="300" w:lineRule="auto"/>
         <w:rPr>
           <w:rFonts w:ascii="Source Sans Pro" w:cs="Source Sans Pro" w:eastAsia="Source Sans Pro" w:hAnsi="Source Sans Pro"/>
@@ -3081,8 +2680,8 @@
         <w:spacing w:after="80" w:lineRule="auto"/>
         <w:rPr/>
       </w:pPr>
-      <w:bookmarkStart w:colFirst="0" w:colLast="0" w:name="_u7z6t1ihtjbr" w:id="15"/>
-      <w:bookmarkEnd w:id="15"/>
+      <w:bookmarkStart w:colFirst="0" w:colLast="0" w:name="_u7z6t1ihtjbr" w:id="14"/>
+      <w:bookmarkEnd w:id="14"/>
       <w:r>
         <w:rPr>
           <w:rtl w:val="0"/>
@@ -3104,16 +2703,19 @@
       <w:pPr>
         <w:numPr>
           <w:ilvl w:val="0"/>
-          <w:numId w:val="15"/>
+          <w:numId w:val="13"/>
         </w:numPr>
+        <w:spacing w:after="240" w:before="240" w:lineRule="auto"/>
         <w:ind w:left="720" w:hanging="360"/>
-        <w:rPr/>
-      </w:pPr>
-      <w:r>
-        <w:rPr>
-          <w:rtl w:val="0"/>
-        </w:rPr>
-        <w:t xml:space="preserve">XX</w:t>
+      </w:pPr>
+      <w:r>
+        <w:rPr>
+          <w:rFonts w:ascii="Roboto" w:cs="Roboto" w:eastAsia="Roboto" w:hAnsi="Roboto"/>
+          <w:sz w:val="24"/>
+          <w:szCs w:val="24"/>
+          <w:rtl w:val="0"/>
+        </w:rPr>
+        <w:t xml:space="preserve">$120 case by case, the condo is NOT pet friendly, however, we may accept certain pets if it's a high paying guest with a good track record.</w:t>
       </w:r>
       <w:r>
         <w:rPr>
@@ -3150,8 +2752,8 @@
         <w:spacing w:after="80" w:lineRule="auto"/>
         <w:rPr/>
       </w:pPr>
-      <w:bookmarkStart w:colFirst="0" w:colLast="0" w:name="_jjhsbi8e5kcr" w:id="16"/>
-      <w:bookmarkEnd w:id="16"/>
+      <w:bookmarkStart w:colFirst="0" w:colLast="0" w:name="_jjhsbi8e5kcr" w:id="15"/>
+      <w:bookmarkEnd w:id="15"/>
       <w:r>
         <w:rPr>
           <w:rtl w:val="0"/>
@@ -3168,8 +2770,8 @@
         <w:spacing w:after="80" w:lineRule="auto"/>
         <w:rPr/>
       </w:pPr>
-      <w:bookmarkStart w:colFirst="0" w:colLast="0" w:name="_byh8attlxayt" w:id="17"/>
-      <w:bookmarkEnd w:id="17"/>
+      <w:bookmarkStart w:colFirst="0" w:colLast="0" w:name="_byh8attlxayt" w:id="16"/>
+      <w:bookmarkEnd w:id="16"/>
       <w:r>
         <w:rPr>
           <w:rtl w:val="0"/>
@@ -3185,8 +2787,8 @@
         <w:spacing w:after="80" w:lineRule="auto"/>
         <w:rPr/>
       </w:pPr>
-      <w:bookmarkStart w:colFirst="0" w:colLast="0" w:name="_uvf07ydeosw" w:id="18"/>
-      <w:bookmarkEnd w:id="18"/>
+      <w:bookmarkStart w:colFirst="0" w:colLast="0" w:name="_uvf07ydeosw" w:id="17"/>
+      <w:bookmarkEnd w:id="17"/>
       <w:r>
         <w:rPr>
           <w:rtl w:val="0"/>
@@ -3198,7 +2800,7 @@
       <w:pPr>
         <w:numPr>
           <w:ilvl w:val="1"/>
-          <w:numId w:val="12"/>
+          <w:numId w:val="11"/>
         </w:numPr>
         <w:shd w:fill="ffffff" w:val="clear"/>
         <w:spacing w:after="0" w:afterAutospacing="0" w:before="240" w:lineRule="auto"/>
@@ -3233,7 +2835,7 @@
       <w:pPr>
         <w:numPr>
           <w:ilvl w:val="1"/>
-          <w:numId w:val="12"/>
+          <w:numId w:val="11"/>
         </w:numPr>
         <w:shd w:fill="ffffff" w:val="clear"/>
         <w:spacing w:after="0" w:afterAutospacing="0" w:before="0" w:beforeAutospacing="0" w:lineRule="auto"/>
@@ -3268,7 +2870,7 @@
       <w:pPr>
         <w:numPr>
           <w:ilvl w:val="1"/>
-          <w:numId w:val="12"/>
+          <w:numId w:val="11"/>
         </w:numPr>
         <w:shd w:fill="ffffff" w:val="clear"/>
         <w:spacing w:after="240" w:before="0" w:beforeAutospacing="0" w:lineRule="auto"/>
@@ -3313,234 +2915,175 @@
         <w:spacing w:after="80" w:lineRule="auto"/>
         <w:rPr/>
       </w:pPr>
-      <w:bookmarkStart w:colFirst="0" w:colLast="0" w:name="_aynmqmd0goyz" w:id="19"/>
+      <w:bookmarkStart w:colFirst="0" w:colLast="0" w:name="_w8iq5yobxypu" w:id="18"/>
+      <w:bookmarkEnd w:id="18"/>
+      <w:r>
+        <w:rPr>
+          <w:rtl w:val="0"/>
+        </w:rPr>
+        <w:t xml:space="preserve">Security Camera: N/A</w:t>
+      </w:r>
+    </w:p>
+    <w:p>
+      <w:pPr>
+        <w:ind w:left="720" w:firstLine="0"/>
+        <w:rPr>
+          <w:rFonts w:ascii="Roboto" w:cs="Roboto" w:eastAsia="Roboto" w:hAnsi="Roboto"/>
+          <w:b w:val="1"/>
+          <w:color w:val="7b848a"/>
+          <w:sz w:val="24"/>
+          <w:szCs w:val="24"/>
+        </w:rPr>
+      </w:pPr>
+      <w:r>
+        <w:rPr>
+          <w:rtl w:val="0"/>
+        </w:rPr>
+      </w:r>
+    </w:p>
+    <w:p>
+      <w:pPr>
+        <w:pStyle w:val="Heading1"/>
+        <w:shd w:fill="ffffff" w:val="clear"/>
+        <w:spacing w:after="240" w:before="240" w:lineRule="auto"/>
+        <w:rPr/>
+      </w:pPr>
+      <w:bookmarkStart w:colFirst="0" w:colLast="0" w:name="_lw07z2ttguy6" w:id="19"/>
       <w:bookmarkEnd w:id="19"/>
       <w:r>
         <w:rPr>
           <w:rtl w:val="0"/>
         </w:rPr>
-      </w:r>
-    </w:p>
-    <w:p>
-      <w:pPr>
-        <w:pStyle w:val="Heading3"/>
-        <w:keepNext w:val="0"/>
-        <w:keepLines w:val="0"/>
-        <w:shd w:fill="ffffff" w:val="clear"/>
-        <w:spacing w:after="80" w:lineRule="auto"/>
-        <w:rPr/>
-      </w:pPr>
-      <w:bookmarkStart w:colFirst="0" w:colLast="0" w:name="_w8iq5yobxypu" w:id="20"/>
-      <w:bookmarkEnd w:id="20"/>
-      <w:r>
-        <w:rPr>
-          <w:rtl w:val="0"/>
-        </w:rPr>
-        <w:t xml:space="preserve">Security Camera: </w:t>
+        <w:t xml:space="preserve">Cleaning:</w:t>
       </w:r>
     </w:p>
     <w:p>
       <w:pPr>
         <w:numPr>
           <w:ilvl w:val="0"/>
-          <w:numId w:val="1"/>
+          <w:numId w:val="9"/>
         </w:numPr>
+        <w:shd w:fill="ffffff" w:val="clear"/>
+        <w:spacing w:after="240" w:before="240" w:lineRule="auto"/>
         <w:ind w:left="720" w:hanging="360"/>
         <w:rPr>
-          <w:b w:val="1"/>
-        </w:rPr>
-      </w:pPr>
-      <w:r>
-        <w:rPr>
-          <w:b w:val="1"/>
-          <w:rtl w:val="0"/>
-        </w:rPr>
-        <w:t xml:space="preserve">Location</w:t>
-      </w:r>
-      <w:r>
-        <w:rPr>
-          <w:rtl w:val="0"/>
-        </w:rPr>
+          <w:rFonts w:ascii="Roboto" w:cs="Roboto" w:eastAsia="Roboto" w:hAnsi="Roboto"/>
+          <w:sz w:val="24"/>
+          <w:szCs w:val="24"/>
+        </w:rPr>
+      </w:pPr>
+      <w:r>
+        <w:rPr>
+          <w:rFonts w:ascii="Roboto" w:cs="Roboto" w:eastAsia="Roboto" w:hAnsi="Roboto"/>
+          <w:b w:val="1"/>
+          <w:sz w:val="24"/>
+          <w:szCs w:val="24"/>
+          <w:rtl w:val="0"/>
+        </w:rPr>
+        <w:t xml:space="preserve">Primary Cleaner: </w:t>
+      </w:r>
+      <w:r>
+        <w:rPr>
+          <w:rFonts w:ascii="Roboto" w:cs="Roboto" w:eastAsia="Roboto" w:hAnsi="Roboto"/>
+          <w:sz w:val="24"/>
+          <w:szCs w:val="24"/>
+          <w:rtl w:val="0"/>
+        </w:rPr>
+        <w:t xml:space="preserve">W&amp;G</w:t>
+      </w:r>
+    </w:p>
+    <w:p>
+      <w:pPr>
+        <w:shd w:fill="ffffff" w:val="clear"/>
+        <w:spacing w:after="240" w:before="240" w:lineRule="auto"/>
+        <w:ind w:left="0" w:firstLine="0"/>
+        <w:rPr>
+          <w:rFonts w:ascii="Roboto" w:cs="Roboto" w:eastAsia="Roboto" w:hAnsi="Roboto"/>
+          <w:b w:val="1"/>
+          <w:sz w:val="24"/>
+          <w:szCs w:val="24"/>
+        </w:rPr>
+      </w:pPr>
+      <w:r>
+        <w:rPr>
+          <w:rtl w:val="0"/>
+        </w:rPr>
+      </w:r>
+    </w:p>
+    <w:p>
+      <w:pPr>
+        <w:pStyle w:val="Heading1"/>
+        <w:shd w:fill="ffffff" w:val="clear"/>
+        <w:spacing w:after="240" w:before="240" w:lineRule="auto"/>
+        <w:rPr/>
+      </w:pPr>
+      <w:bookmarkStart w:colFirst="0" w:colLast="0" w:name="_83ahqlwuoy7v" w:id="20"/>
+      <w:bookmarkEnd w:id="20"/>
+      <w:r>
+        <w:rPr>
+          <w:rtl w:val="0"/>
+        </w:rPr>
+        <w:t xml:space="preserve">Handyman / Maintenance: </w:t>
       </w:r>
     </w:p>
     <w:p>
       <w:pPr>
         <w:numPr>
           <w:ilvl w:val="0"/>
-          <w:numId w:val="1"/>
+          <w:numId w:val="5"/>
         </w:numPr>
+        <w:shd w:fill="ffffff" w:val="clear"/>
+        <w:spacing w:after="0" w:afterAutospacing="0" w:before="240" w:lineRule="auto"/>
         <w:ind w:left="720" w:hanging="360"/>
-        <w:rPr/>
-      </w:pPr>
-      <w:r>
-        <w:rPr>
-          <w:b w:val="1"/>
-          <w:rtl w:val="0"/>
-        </w:rPr>
-        <w:t xml:space="preserve">Access:</w:t>
-      </w:r>
-      <w:r>
-        <w:rPr>
-          <w:rtl w:val="0"/>
-        </w:rPr>
-      </w:r>
-    </w:p>
-    <w:p>
-      <w:pPr>
-        <w:numPr>
-          <w:ilvl w:val="1"/>
-          <w:numId w:val="1"/>
-        </w:numPr>
-        <w:ind w:left="1440" w:hanging="360"/>
-        <w:rPr/>
-      </w:pPr>
-      <w:r>
-        <w:rPr>
-          <w:rtl w:val="0"/>
-        </w:rPr>
-        <w:t xml:space="preserve">Access on a phone/iPad app</w:t>
-      </w:r>
-    </w:p>
-    <w:p>
-      <w:pPr>
-        <w:numPr>
-          <w:ilvl w:val="1"/>
-          <w:numId w:val="1"/>
-        </w:numPr>
-        <w:ind w:left="1440" w:hanging="360"/>
-      </w:pPr>
-      <w:r>
-        <w:rPr>
-          <w:color w:val="222222"/>
-          <w:rtl w:val="0"/>
-        </w:rPr>
-        <w:t xml:space="preserve">Log in info:</w:t>
-      </w:r>
-      <w:r>
-        <w:rPr>
-          <w:rtl w:val="0"/>
-        </w:rPr>
-      </w:r>
-    </w:p>
-    <w:p>
-      <w:pPr>
-        <w:pStyle w:val="Heading1"/>
-        <w:shd w:fill="ffffff" w:val="clear"/>
-        <w:spacing w:after="240" w:before="240" w:lineRule="auto"/>
-        <w:rPr/>
-      </w:pPr>
-      <w:bookmarkStart w:colFirst="0" w:colLast="0" w:name="_lw07z2ttguy6" w:id="21"/>
-      <w:bookmarkEnd w:id="21"/>
-      <w:r>
-        <w:rPr>
-          <w:rtl w:val="0"/>
-        </w:rPr>
-        <w:t xml:space="preserve">Cleaning:</w:t>
+        <w:rPr>
+          <w:rFonts w:ascii="Roboto" w:cs="Roboto" w:eastAsia="Roboto" w:hAnsi="Roboto"/>
+          <w:b w:val="1"/>
+          <w:sz w:val="24"/>
+          <w:szCs w:val="24"/>
+        </w:rPr>
+      </w:pPr>
+      <w:r>
+        <w:rPr>
+          <w:rFonts w:ascii="Roboto" w:cs="Roboto" w:eastAsia="Roboto" w:hAnsi="Roboto"/>
+          <w:b w:val="1"/>
+          <w:sz w:val="24"/>
+          <w:szCs w:val="24"/>
+          <w:rtl w:val="0"/>
+        </w:rPr>
+        <w:t xml:space="preserve">Jake: 602-649-5150</w:t>
       </w:r>
     </w:p>
     <w:p>
       <w:pPr>
         <w:numPr>
           <w:ilvl w:val="0"/>
-          <w:numId w:val="10"/>
-        </w:numPr>
-        <w:shd w:fill="ffffff" w:val="clear"/>
-        <w:spacing w:after="0" w:afterAutospacing="0" w:before="240" w:lineRule="auto"/>
-        <w:ind w:left="720" w:hanging="360"/>
-        <w:rPr>
-          <w:rFonts w:ascii="Roboto" w:cs="Roboto" w:eastAsia="Roboto" w:hAnsi="Roboto"/>
-          <w:sz w:val="24"/>
-          <w:szCs w:val="24"/>
-        </w:rPr>
-      </w:pPr>
-      <w:r>
-        <w:rPr>
-          <w:rFonts w:ascii="Roboto" w:cs="Roboto" w:eastAsia="Roboto" w:hAnsi="Roboto"/>
-          <w:b w:val="1"/>
-          <w:sz w:val="24"/>
-          <w:szCs w:val="24"/>
-          <w:rtl w:val="0"/>
-        </w:rPr>
-        <w:t xml:space="preserve">Primary Cleaner: </w:t>
-      </w:r>
-      <w:r>
-        <w:rPr>
-          <w:rFonts w:ascii="Roboto" w:cs="Roboto" w:eastAsia="Roboto" w:hAnsi="Roboto"/>
-          <w:sz w:val="24"/>
-          <w:szCs w:val="24"/>
-          <w:rtl w:val="0"/>
-        </w:rPr>
-        <w:t xml:space="preserve">XX </w:t>
-      </w:r>
-    </w:p>
-    <w:p>
-      <w:pPr>
-        <w:numPr>
-          <w:ilvl w:val="0"/>
-          <w:numId w:val="10"/>
-        </w:numPr>
-        <w:shd w:fill="ffffff" w:val="clear"/>
-        <w:spacing w:after="0" w:afterAutospacing="0" w:before="0" w:beforeAutospacing="0" w:lineRule="auto"/>
-        <w:ind w:left="720" w:hanging="360"/>
-        <w:rPr>
-          <w:rFonts w:ascii="Roboto" w:cs="Roboto" w:eastAsia="Roboto" w:hAnsi="Roboto"/>
-          <w:sz w:val="24"/>
-          <w:szCs w:val="24"/>
-        </w:rPr>
-      </w:pPr>
-      <w:r>
-        <w:rPr>
-          <w:rFonts w:ascii="Roboto" w:cs="Roboto" w:eastAsia="Roboto" w:hAnsi="Roboto"/>
-          <w:b w:val="1"/>
-          <w:sz w:val="24"/>
-          <w:szCs w:val="24"/>
-          <w:rtl w:val="0"/>
-        </w:rPr>
-        <w:t xml:space="preserve">Scheduling:</w:t>
-      </w:r>
-      <w:r>
-        <w:rPr>
-          <w:rFonts w:ascii="Roboto" w:cs="Roboto" w:eastAsia="Roboto" w:hAnsi="Roboto"/>
-          <w:sz w:val="24"/>
-          <w:szCs w:val="24"/>
-          <w:rtl w:val="0"/>
-        </w:rPr>
-        <w:t xml:space="preserve"> XX</w:t>
-      </w:r>
-    </w:p>
-    <w:p>
-      <w:pPr>
-        <w:numPr>
-          <w:ilvl w:val="0"/>
-          <w:numId w:val="10"/>
+          <w:numId w:val="5"/>
         </w:numPr>
         <w:shd w:fill="ffffff" w:val="clear"/>
         <w:spacing w:after="240" w:before="0" w:beforeAutospacing="0" w:lineRule="auto"/>
         <w:ind w:left="720" w:hanging="360"/>
         <w:rPr>
           <w:rFonts w:ascii="Roboto" w:cs="Roboto" w:eastAsia="Roboto" w:hAnsi="Roboto"/>
-          <w:sz w:val="24"/>
-          <w:szCs w:val="24"/>
-        </w:rPr>
-      </w:pPr>
-      <w:r>
-        <w:rPr>
-          <w:rFonts w:ascii="Roboto" w:cs="Roboto" w:eastAsia="Roboto" w:hAnsi="Roboto"/>
-          <w:b w:val="1"/>
-          <w:sz w:val="24"/>
-          <w:szCs w:val="24"/>
-          <w:rtl w:val="0"/>
-        </w:rPr>
-        <w:t xml:space="preserve">Extra Jobs:</w:t>
-      </w:r>
-      <w:r>
-        <w:rPr>
-          <w:rFonts w:ascii="Roboto" w:cs="Roboto" w:eastAsia="Roboto" w:hAnsi="Roboto"/>
-          <w:sz w:val="24"/>
-          <w:szCs w:val="24"/>
-          <w:rtl w:val="0"/>
-        </w:rPr>
-        <w:t xml:space="preserve"> XX</w:t>
+          <w:b w:val="1"/>
+          <w:sz w:val="24"/>
+          <w:szCs w:val="24"/>
+          <w:u w:val="none"/>
+        </w:rPr>
+      </w:pPr>
+      <w:r>
+        <w:rPr>
+          <w:rFonts w:ascii="Roboto" w:cs="Roboto" w:eastAsia="Roboto" w:hAnsi="Roboto"/>
+          <w:b w:val="1"/>
+          <w:sz w:val="24"/>
+          <w:szCs w:val="24"/>
+          <w:rtl w:val="0"/>
+        </w:rPr>
+        <w:t xml:space="preserve">Bryce: 602-781-3698</w:t>
+      </w:r>
+      <w:r>
+        <w:rPr>
+          <w:rtl w:val="0"/>
+        </w:rPr>
       </w:r>
     </w:p>
     <w:p>
@@ -3551,6 +3094,7 @@
         <w:rPr>
           <w:rFonts w:ascii="Roboto" w:cs="Roboto" w:eastAsia="Roboto" w:hAnsi="Roboto"/>
           <w:b w:val="1"/>
+          <w:color w:val="7b848a"/>
           <w:sz w:val="24"/>
           <w:szCs w:val="24"/>
         </w:rPr>
@@ -3566,291 +3110,6 @@
         <w:pStyle w:val="Heading1"/>
         <w:shd w:fill="ffffff" w:val="clear"/>
         <w:spacing w:after="240" w:before="240" w:lineRule="auto"/>
-        <w:rPr/>
-      </w:pPr>
-      <w:bookmarkStart w:colFirst="0" w:colLast="0" w:name="_83ahqlwuoy7v" w:id="22"/>
-      <w:bookmarkEnd w:id="22"/>
-      <w:r>
-        <w:rPr>
-          <w:rtl w:val="0"/>
-        </w:rPr>
-        <w:t xml:space="preserve">Handyman / Maintenance: </w:t>
-      </w:r>
-    </w:p>
-    <w:p>
-      <w:pPr>
-        <w:numPr>
-          <w:ilvl w:val="0"/>
-          <w:numId w:val="6"/>
-        </w:numPr>
-        <w:shd w:fill="ffffff" w:val="clear"/>
-        <w:spacing w:after="0" w:afterAutospacing="0" w:before="240" w:lineRule="auto"/>
-        <w:ind w:left="720" w:hanging="360"/>
-        <w:rPr>
-          <w:rFonts w:ascii="Roboto" w:cs="Roboto" w:eastAsia="Roboto" w:hAnsi="Roboto"/>
-          <w:b w:val="1"/>
-          <w:sz w:val="24"/>
-          <w:szCs w:val="24"/>
-        </w:rPr>
-      </w:pPr>
-      <w:r>
-        <w:rPr>
-          <w:rFonts w:ascii="Roboto" w:cs="Roboto" w:eastAsia="Roboto" w:hAnsi="Roboto"/>
-          <w:b w:val="1"/>
-          <w:sz w:val="24"/>
-          <w:szCs w:val="24"/>
-          <w:rtl w:val="0"/>
-        </w:rPr>
-        <w:t xml:space="preserve">XX</w:t>
-      </w:r>
-      <w:r>
-        <w:rPr>
-          <w:rtl w:val="0"/>
-        </w:rPr>
-      </w:r>
-    </w:p>
-    <w:p>
-      <w:pPr>
-        <w:numPr>
-          <w:ilvl w:val="1"/>
-          <w:numId w:val="6"/>
-        </w:numPr>
-        <w:shd w:fill="ffffff" w:val="clear"/>
-        <w:spacing w:after="0" w:afterAutospacing="0" w:before="0" w:beforeAutospacing="0" w:lineRule="auto"/>
-        <w:ind w:left="1440" w:hanging="360"/>
-        <w:rPr>
-          <w:rFonts w:ascii="Roboto" w:cs="Roboto" w:eastAsia="Roboto" w:hAnsi="Roboto"/>
-          <w:sz w:val="24"/>
-          <w:szCs w:val="24"/>
-        </w:rPr>
-      </w:pPr>
-      <w:r>
-        <w:rPr>
-          <w:rFonts w:ascii="Roboto" w:cs="Roboto" w:eastAsia="Roboto" w:hAnsi="Roboto"/>
-          <w:sz w:val="24"/>
-          <w:szCs w:val="24"/>
-          <w:rtl w:val="0"/>
-        </w:rPr>
-        <w:t xml:space="preserve">XX</w:t>
-      </w:r>
-    </w:p>
-    <w:p>
-      <w:pPr>
-        <w:numPr>
-          <w:ilvl w:val="0"/>
-          <w:numId w:val="6"/>
-        </w:numPr>
-        <w:shd w:fill="ffffff" w:val="clear"/>
-        <w:spacing w:after="0" w:afterAutospacing="0" w:before="0" w:beforeAutospacing="0" w:lineRule="auto"/>
-        <w:ind w:left="720" w:hanging="360"/>
-        <w:rPr>
-          <w:rFonts w:ascii="Roboto" w:cs="Roboto" w:eastAsia="Roboto" w:hAnsi="Roboto"/>
-          <w:b w:val="1"/>
-          <w:sz w:val="24"/>
-          <w:szCs w:val="24"/>
-        </w:rPr>
-      </w:pPr>
-      <w:r>
-        <w:rPr>
-          <w:rFonts w:ascii="Roboto" w:cs="Roboto" w:eastAsia="Roboto" w:hAnsi="Roboto"/>
-          <w:b w:val="1"/>
-          <w:sz w:val="24"/>
-          <w:szCs w:val="24"/>
-          <w:rtl w:val="0"/>
-        </w:rPr>
-        <w:t xml:space="preserve">Landscaping:</w:t>
-      </w:r>
-    </w:p>
-    <w:p>
-      <w:pPr>
-        <w:numPr>
-          <w:ilvl w:val="1"/>
-          <w:numId w:val="6"/>
-        </w:numPr>
-        <w:shd w:fill="ffffff" w:val="clear"/>
-        <w:spacing w:after="0" w:afterAutospacing="0" w:before="0" w:beforeAutospacing="0" w:lineRule="auto"/>
-        <w:ind w:left="1440" w:hanging="360"/>
-        <w:rPr>
-          <w:rFonts w:ascii="Roboto" w:cs="Roboto" w:eastAsia="Roboto" w:hAnsi="Roboto"/>
-          <w:sz w:val="24"/>
-          <w:szCs w:val="24"/>
-          <w:u w:val="none"/>
-        </w:rPr>
-      </w:pPr>
-      <w:r>
-        <w:rPr>
-          <w:rFonts w:ascii="Roboto" w:cs="Roboto" w:eastAsia="Roboto" w:hAnsi="Roboto"/>
-          <w:sz w:val="24"/>
-          <w:szCs w:val="24"/>
-          <w:rtl w:val="0"/>
-        </w:rPr>
-        <w:t xml:space="preserve">XX</w:t>
-      </w:r>
-    </w:p>
-    <w:p>
-      <w:pPr>
-        <w:numPr>
-          <w:ilvl w:val="0"/>
-          <w:numId w:val="6"/>
-        </w:numPr>
-        <w:shd w:fill="ffffff" w:val="clear"/>
-        <w:spacing w:after="0" w:afterAutospacing="0" w:before="0" w:beforeAutospacing="0" w:lineRule="auto"/>
-        <w:ind w:left="720" w:hanging="360"/>
-        <w:rPr>
-          <w:rFonts w:ascii="Roboto" w:cs="Roboto" w:eastAsia="Roboto" w:hAnsi="Roboto"/>
-          <w:b w:val="1"/>
-          <w:sz w:val="24"/>
-          <w:szCs w:val="24"/>
-        </w:rPr>
-      </w:pPr>
-      <w:r>
-        <w:rPr>
-          <w:rFonts w:ascii="Roboto" w:cs="Roboto" w:eastAsia="Roboto" w:hAnsi="Roboto"/>
-          <w:b w:val="1"/>
-          <w:sz w:val="24"/>
-          <w:szCs w:val="24"/>
-          <w:rtl w:val="0"/>
-        </w:rPr>
-        <w:t xml:space="preserve">Pest Control</w:t>
-      </w:r>
-    </w:p>
-    <w:p>
-      <w:pPr>
-        <w:numPr>
-          <w:ilvl w:val="1"/>
-          <w:numId w:val="6"/>
-        </w:numPr>
-        <w:shd w:fill="ffffff" w:val="clear"/>
-        <w:spacing w:after="0" w:afterAutospacing="0" w:before="0" w:beforeAutospacing="0" w:lineRule="auto"/>
-        <w:ind w:left="1440" w:hanging="360"/>
-        <w:rPr>
-          <w:rFonts w:ascii="Roboto" w:cs="Roboto" w:eastAsia="Roboto" w:hAnsi="Roboto"/>
-          <w:sz w:val="24"/>
-          <w:szCs w:val="24"/>
-          <w:u w:val="none"/>
-        </w:rPr>
-      </w:pPr>
-      <w:r>
-        <w:rPr>
-          <w:rFonts w:ascii="Roboto" w:cs="Roboto" w:eastAsia="Roboto" w:hAnsi="Roboto"/>
-          <w:sz w:val="24"/>
-          <w:szCs w:val="24"/>
-          <w:rtl w:val="0"/>
-        </w:rPr>
-        <w:t xml:space="preserve">XX</w:t>
-      </w:r>
-    </w:p>
-    <w:p>
-      <w:pPr>
-        <w:numPr>
-          <w:ilvl w:val="0"/>
-          <w:numId w:val="6"/>
-        </w:numPr>
-        <w:shd w:fill="ffffff" w:val="clear"/>
-        <w:spacing w:after="0" w:afterAutospacing="0" w:before="0" w:beforeAutospacing="0" w:lineRule="auto"/>
-        <w:ind w:left="720" w:hanging="360"/>
-        <w:rPr>
-          <w:rFonts w:ascii="Roboto" w:cs="Roboto" w:eastAsia="Roboto" w:hAnsi="Roboto"/>
-          <w:b w:val="1"/>
-          <w:sz w:val="24"/>
-          <w:szCs w:val="24"/>
-        </w:rPr>
-      </w:pPr>
-      <w:r>
-        <w:rPr>
-          <w:rFonts w:ascii="Roboto" w:cs="Roboto" w:eastAsia="Roboto" w:hAnsi="Roboto"/>
-          <w:b w:val="1"/>
-          <w:sz w:val="24"/>
-          <w:szCs w:val="24"/>
-          <w:rtl w:val="0"/>
-        </w:rPr>
-        <w:t xml:space="preserve">HVAC</w:t>
-      </w:r>
-    </w:p>
-    <w:p>
-      <w:pPr>
-        <w:numPr>
-          <w:ilvl w:val="1"/>
-          <w:numId w:val="6"/>
-        </w:numPr>
-        <w:shd w:fill="ffffff" w:val="clear"/>
-        <w:spacing w:after="0" w:afterAutospacing="0" w:before="0" w:beforeAutospacing="0" w:lineRule="auto"/>
-        <w:ind w:left="1440" w:hanging="360"/>
-        <w:rPr>
-          <w:rFonts w:ascii="Roboto" w:cs="Roboto" w:eastAsia="Roboto" w:hAnsi="Roboto"/>
-          <w:sz w:val="24"/>
-          <w:szCs w:val="24"/>
-          <w:u w:val="none"/>
-        </w:rPr>
-      </w:pPr>
-      <w:r>
-        <w:rPr>
-          <w:rFonts w:ascii="Roboto" w:cs="Roboto" w:eastAsia="Roboto" w:hAnsi="Roboto"/>
-          <w:sz w:val="24"/>
-          <w:szCs w:val="24"/>
-          <w:rtl w:val="0"/>
-        </w:rPr>
-        <w:t xml:space="preserve">XX</w:t>
-      </w:r>
-    </w:p>
-    <w:p>
-      <w:pPr>
-        <w:numPr>
-          <w:ilvl w:val="0"/>
-          <w:numId w:val="6"/>
-        </w:numPr>
-        <w:shd w:fill="ffffff" w:val="clear"/>
-        <w:spacing w:after="0" w:afterAutospacing="0" w:before="0" w:beforeAutospacing="0" w:lineRule="auto"/>
-        <w:ind w:left="720" w:hanging="360"/>
-        <w:rPr>
-          <w:rFonts w:ascii="Roboto" w:cs="Roboto" w:eastAsia="Roboto" w:hAnsi="Roboto"/>
-          <w:b w:val="1"/>
-          <w:sz w:val="24"/>
-          <w:szCs w:val="24"/>
-        </w:rPr>
-      </w:pPr>
-      <w:r>
-        <w:rPr>
-          <w:rFonts w:ascii="Roboto" w:cs="Roboto" w:eastAsia="Roboto" w:hAnsi="Roboto"/>
-          <w:b w:val="1"/>
-          <w:sz w:val="24"/>
-          <w:szCs w:val="24"/>
-          <w:rtl w:val="0"/>
-        </w:rPr>
-        <w:t xml:space="preserve">Plumbing</w:t>
-      </w:r>
-    </w:p>
-    <w:p>
-      <w:pPr>
-        <w:numPr>
-          <w:ilvl w:val="1"/>
-          <w:numId w:val="6"/>
-        </w:numPr>
-        <w:shd w:fill="ffffff" w:val="clear"/>
-        <w:spacing w:after="240" w:before="0" w:beforeAutospacing="0" w:lineRule="auto"/>
-        <w:ind w:left="1440" w:hanging="360"/>
-        <w:rPr>
-          <w:rFonts w:ascii="Roboto" w:cs="Roboto" w:eastAsia="Roboto" w:hAnsi="Roboto"/>
-          <w:sz w:val="24"/>
-          <w:szCs w:val="24"/>
-          <w:u w:val="none"/>
-        </w:rPr>
-      </w:pPr>
-      <w:r>
-        <w:rPr>
-          <w:rFonts w:ascii="Roboto" w:cs="Roboto" w:eastAsia="Roboto" w:hAnsi="Roboto"/>
-          <w:sz w:val="24"/>
-          <w:szCs w:val="24"/>
-          <w:rtl w:val="0"/>
-        </w:rPr>
-        <w:t xml:space="preserve">XX</w:t>
-      </w:r>
-    </w:p>
-    <w:p>
-      <w:pPr>
-        <w:shd w:fill="ffffff" w:val="clear"/>
-        <w:spacing w:after="240" w:before="240" w:lineRule="auto"/>
-        <w:ind w:left="0" w:firstLine="0"/>
         <w:rPr>
           <w:rFonts w:ascii="Roboto" w:cs="Roboto" w:eastAsia="Roboto" w:hAnsi="Roboto"/>
           <w:b w:val="1"/>
@@ -3859,27 +3118,8 @@
           <w:szCs w:val="24"/>
         </w:rPr>
       </w:pPr>
-      <w:r>
-        <w:rPr>
-          <w:rtl w:val="0"/>
-        </w:rPr>
-      </w:r>
-    </w:p>
-    <w:p>
-      <w:pPr>
-        <w:pStyle w:val="Heading1"/>
-        <w:shd w:fill="ffffff" w:val="clear"/>
-        <w:spacing w:after="240" w:before="240" w:lineRule="auto"/>
-        <w:rPr>
-          <w:rFonts w:ascii="Roboto" w:cs="Roboto" w:eastAsia="Roboto" w:hAnsi="Roboto"/>
-          <w:b w:val="1"/>
-          <w:color w:val="7b848a"/>
-          <w:sz w:val="24"/>
-          <w:szCs w:val="24"/>
-        </w:rPr>
-      </w:pPr>
-      <w:bookmarkStart w:colFirst="0" w:colLast="0" w:name="_p9lg6jfp9fgz" w:id="23"/>
-      <w:bookmarkEnd w:id="23"/>
+      <w:bookmarkStart w:colFirst="0" w:colLast="0" w:name="_p9lg6jfp9fgz" w:id="21"/>
+      <w:bookmarkEnd w:id="21"/>
       <w:r>
         <w:rPr>
           <w:rtl w:val="0"/>
@@ -3896,26 +3136,6 @@
           <w:sz w:val="18"/>
           <w:szCs w:val="18"/>
         </w:rPr>
-      </w:pPr>
-      <w:r>
-        <w:rPr>
-          <w:rtl w:val="0"/>
-        </w:rPr>
-      </w:r>
-    </w:p>
-    <w:p>
-      <w:pPr>
-        <w:rPr/>
-      </w:pPr>
-      <w:r>
-        <w:rPr>
-          <w:rtl w:val="0"/>
-        </w:rPr>
-      </w:r>
-    </w:p>
-    <w:p>
-      <w:pPr>
-        <w:rPr/>
       </w:pPr>
       <w:r>
         <w:rPr>
@@ -3952,34 +3172,6 @@
 </w:document>
 </file>
 
-<file path=word/footnotes.xml><?xml version="1.0" encoding="utf-8"?>
-<w:footnotes xmlns:mc="http://schemas.openxmlformats.org/markup-compatibility/2006" xmlns:o="urn:schemas-microsoft-com:office:office" xmlns:r="http://schemas.openxmlformats.org/officeDocument/2006/relationships" xmlns:m="http://schemas.openxmlformats.org/officeDocument/2006/math" xmlns:v="urn:schemas-microsoft-com:vml" xmlns:wp="http://schemas.openxmlformats.org/drawingml/2006/wordprocessingDrawing" xmlns:w10="urn:schemas-microsoft-com:office:word" xmlns:w="http://schemas.openxmlformats.org/wordprocessingml/2006/main" xmlns:wne="http://schemas.microsoft.com/office/word/2006/wordml" xmlns:sl="http://schemas.openxmlformats.org/schemaLibrary/2006/main" xmlns:a="http://schemas.openxmlformats.org/drawingml/2006/main" xmlns:pic="http://schemas.openxmlformats.org/drawingml/2006/picture" xmlns:c="http://schemas.openxmlformats.org/drawingml/2006/chart" xmlns:lc="http://schemas.openxmlformats.org/drawingml/2006/lockedCanvas" xmlns:dgm="http://schemas.openxmlformats.org/drawingml/2006/diagram" xmlns:wps="http://schemas.microsoft.com/office/word/2010/wordprocessingShape" xmlns:wpg="http://schemas.microsoft.com/office/word/2010/wordprocessingGroup" xmlns:w14="http://schemas.microsoft.com/office/word/2010/wordml" xmlns:w15="http://schemas.microsoft.com/office/word/2012/wordml" xmlns:w16="http://schemas.microsoft.com/office/word/2018/wordml" xmlns:w16cex="http://schemas.microsoft.com/office/word/2018/wordml/cex" xmlns:w16cid="http://schemas.microsoft.com/office/word/2016/wordml/cid" xmlns="http://schemas.microsoft.com/office/tasks/2019/documenttasks" xmlns:cr="http://schemas.microsoft.com/office/comments/2020/reactions">
-  <w:footnote w:id="0">
-    <w:p>
-      <w:pPr>
-        <w:spacing w:line="240" w:lineRule="auto"/>
-        <w:rPr>
-          <w:sz w:val="20"/>
-          <w:szCs w:val="20"/>
-        </w:rPr>
-      </w:pPr>
-      <w:r>
-        <w:rPr>
-          <w:rStyle w:val="FootnoteReference"/>
-          <w:vertAlign w:val="superscript"/>
-        </w:rPr>
-        <w:footnoteRef/>
-      </w:r>
-      <w:r>
-        <w:rPr>
-          <w:rtl w:val="0"/>
-        </w:rPr>
-      </w:r>
-    </w:p>
-  </w:footnote>
-</w:footnotes>
-</file>
-
 <file path=word/numbering.xml><?xml version="1.0" encoding="utf-8"?>
 <w:numbering xmlns:mc="http://schemas.openxmlformats.org/markup-compatibility/2006" xmlns:o="urn:schemas-microsoft-com:office:office" xmlns:r="http://schemas.openxmlformats.org/officeDocument/2006/relationships" xmlns:m="http://schemas.openxmlformats.org/officeDocument/2006/math" xmlns:v="urn:schemas-microsoft-com:vml" xmlns:wp="http://schemas.openxmlformats.org/drawingml/2006/wordprocessingDrawing" xmlns:w10="urn:schemas-microsoft-com:office:word" xmlns:w="http://schemas.openxmlformats.org/wordprocessingml/2006/main" xmlns:wne="http://schemas.microsoft.com/office/word/2006/wordml" xmlns:sl="http://schemas.openxmlformats.org/schemaLibrary/2006/main" xmlns:a="http://schemas.openxmlformats.org/drawingml/2006/main" xmlns:pic="http://schemas.openxmlformats.org/drawingml/2006/picture" xmlns:c="http://schemas.openxmlformats.org/drawingml/2006/chart" xmlns:lc="http://schemas.openxmlformats.org/drawingml/2006/lockedCanvas" xmlns:dgm="http://schemas.openxmlformats.org/drawingml/2006/diagram" xmlns:wps="http://schemas.microsoft.com/office/word/2010/wordprocessingShape" xmlns:wpg="http://schemas.microsoft.com/office/word/2010/wordprocessingGroup" xmlns:w14="http://schemas.microsoft.com/office/word/2010/wordml" xmlns:w15="http://schemas.microsoft.com/office/word/2012/wordml" xmlns:w16="http://schemas.microsoft.com/office/word/2018/wordml" xmlns:w16cex="http://schemas.microsoft.com/office/word/2018/wordml/cex" xmlns:w16cid="http://schemas.microsoft.com/office/word/2016/wordml/cid" xmlns="http://schemas.microsoft.com/office/tasks/2019/documenttasks" xmlns:cr="http://schemas.microsoft.com/office/comments/2020/reactions">
   <w:abstractNum w:abstractNumId="1">
@@ -5012,7 +4204,7 @@
     <w:lvl w:ilvl="3">
       <w:start w:val="1"/>
       <w:numFmt w:val="bullet"/>
-      <w:lvlText w:val="●"/>
+      <w:lvlText w:val="■"/>
       <w:lvlJc w:val="left"/>
       <w:pPr>
         <w:ind w:left="2880" w:hanging="360"/>
@@ -5122,7 +4314,7 @@
     <w:lvl w:ilvl="3">
       <w:start w:val="1"/>
       <w:numFmt w:val="bullet"/>
-      <w:lvlText w:val="■"/>
+      <w:lvlText w:val="●"/>
       <w:lvlJc w:val="left"/>
       <w:pPr>
         <w:ind w:left="2880" w:hanging="360"/>
@@ -5303,226 +4495,6 @@
     </w:lvl>
   </w:abstractNum>
   <w:abstractNum w:abstractNumId="13">
-    <w:lvl w:ilvl="0">
-      <w:start w:val="1"/>
-      <w:numFmt w:val="bullet"/>
-      <w:lvlText w:val="●"/>
-      <w:lvlJc w:val="left"/>
-      <w:pPr>
-        <w:ind w:left="720" w:hanging="360"/>
-      </w:pPr>
-      <w:rPr>
-        <w:u w:val="none"/>
-      </w:rPr>
-    </w:lvl>
-    <w:lvl w:ilvl="1">
-      <w:start w:val="1"/>
-      <w:numFmt w:val="bullet"/>
-      <w:lvlText w:val="○"/>
-      <w:lvlJc w:val="left"/>
-      <w:pPr>
-        <w:ind w:left="1440" w:hanging="360"/>
-      </w:pPr>
-      <w:rPr>
-        <w:u w:val="none"/>
-      </w:rPr>
-    </w:lvl>
-    <w:lvl w:ilvl="2">
-      <w:start w:val="1"/>
-      <w:numFmt w:val="bullet"/>
-      <w:lvlText w:val="■"/>
-      <w:lvlJc w:val="left"/>
-      <w:pPr>
-        <w:ind w:left="2160" w:hanging="360"/>
-      </w:pPr>
-      <w:rPr>
-        <w:u w:val="none"/>
-      </w:rPr>
-    </w:lvl>
-    <w:lvl w:ilvl="3">
-      <w:start w:val="1"/>
-      <w:numFmt w:val="bullet"/>
-      <w:lvlText w:val="●"/>
-      <w:lvlJc w:val="left"/>
-      <w:pPr>
-        <w:ind w:left="2880" w:hanging="360"/>
-      </w:pPr>
-      <w:rPr>
-        <w:u w:val="none"/>
-      </w:rPr>
-    </w:lvl>
-    <w:lvl w:ilvl="4">
-      <w:start w:val="1"/>
-      <w:numFmt w:val="bullet"/>
-      <w:lvlText w:val="○"/>
-      <w:lvlJc w:val="left"/>
-      <w:pPr>
-        <w:ind w:left="3600" w:hanging="360"/>
-      </w:pPr>
-      <w:rPr>
-        <w:u w:val="none"/>
-      </w:rPr>
-    </w:lvl>
-    <w:lvl w:ilvl="5">
-      <w:start w:val="1"/>
-      <w:numFmt w:val="bullet"/>
-      <w:lvlText w:val="■"/>
-      <w:lvlJc w:val="left"/>
-      <w:pPr>
-        <w:ind w:left="4320" w:hanging="360"/>
-      </w:pPr>
-      <w:rPr>
-        <w:u w:val="none"/>
-      </w:rPr>
-    </w:lvl>
-    <w:lvl w:ilvl="6">
-      <w:start w:val="1"/>
-      <w:numFmt w:val="bullet"/>
-      <w:lvlText w:val="●"/>
-      <w:lvlJc w:val="left"/>
-      <w:pPr>
-        <w:ind w:left="5040" w:hanging="360"/>
-      </w:pPr>
-      <w:rPr>
-        <w:u w:val="none"/>
-      </w:rPr>
-    </w:lvl>
-    <w:lvl w:ilvl="7">
-      <w:start w:val="1"/>
-      <w:numFmt w:val="bullet"/>
-      <w:lvlText w:val="○"/>
-      <w:lvlJc w:val="left"/>
-      <w:pPr>
-        <w:ind w:left="5760" w:hanging="360"/>
-      </w:pPr>
-      <w:rPr>
-        <w:u w:val="none"/>
-      </w:rPr>
-    </w:lvl>
-    <w:lvl w:ilvl="8">
-      <w:start w:val="1"/>
-      <w:numFmt w:val="bullet"/>
-      <w:lvlText w:val="■"/>
-      <w:lvlJc w:val="left"/>
-      <w:pPr>
-        <w:ind w:left="6480" w:hanging="360"/>
-      </w:pPr>
-      <w:rPr>
-        <w:u w:val="none"/>
-      </w:rPr>
-    </w:lvl>
-  </w:abstractNum>
-  <w:abstractNum w:abstractNumId="14">
-    <w:lvl w:ilvl="0">
-      <w:start w:val="1"/>
-      <w:numFmt w:val="bullet"/>
-      <w:lvlText w:val="●"/>
-      <w:lvlJc w:val="left"/>
-      <w:pPr>
-        <w:ind w:left="720" w:hanging="360"/>
-      </w:pPr>
-      <w:rPr>
-        <w:u w:val="none"/>
-      </w:rPr>
-    </w:lvl>
-    <w:lvl w:ilvl="1">
-      <w:start w:val="1"/>
-      <w:numFmt w:val="bullet"/>
-      <w:lvlText w:val="●"/>
-      <w:lvlJc w:val="left"/>
-      <w:pPr>
-        <w:ind w:left="1440" w:hanging="360"/>
-      </w:pPr>
-      <w:rPr>
-        <w:u w:val="none"/>
-      </w:rPr>
-    </w:lvl>
-    <w:lvl w:ilvl="2">
-      <w:start w:val="1"/>
-      <w:numFmt w:val="bullet"/>
-      <w:lvlText w:val="●"/>
-      <w:lvlJc w:val="left"/>
-      <w:pPr>
-        <w:ind w:left="2160" w:hanging="360"/>
-      </w:pPr>
-      <w:rPr>
-        <w:u w:val="none"/>
-      </w:rPr>
-    </w:lvl>
-    <w:lvl w:ilvl="3">
-      <w:start w:val="1"/>
-      <w:numFmt w:val="bullet"/>
-      <w:lvlText w:val="●"/>
-      <w:lvlJc w:val="left"/>
-      <w:pPr>
-        <w:ind w:left="2880" w:hanging="360"/>
-      </w:pPr>
-      <w:rPr>
-        <w:u w:val="none"/>
-      </w:rPr>
-    </w:lvl>
-    <w:lvl w:ilvl="4">
-      <w:start w:val="1"/>
-      <w:numFmt w:val="bullet"/>
-      <w:lvlText w:val="●"/>
-      <w:lvlJc w:val="left"/>
-      <w:pPr>
-        <w:ind w:left="3600" w:hanging="360"/>
-      </w:pPr>
-      <w:rPr>
-        <w:u w:val="none"/>
-      </w:rPr>
-    </w:lvl>
-    <w:lvl w:ilvl="5">
-      <w:start w:val="1"/>
-      <w:numFmt w:val="bullet"/>
-      <w:lvlText w:val="●"/>
-      <w:lvlJc w:val="left"/>
-      <w:pPr>
-        <w:ind w:left="4320" w:hanging="360"/>
-      </w:pPr>
-      <w:rPr>
-        <w:u w:val="none"/>
-      </w:rPr>
-    </w:lvl>
-    <w:lvl w:ilvl="6">
-      <w:start w:val="1"/>
-      <w:numFmt w:val="bullet"/>
-      <w:lvlText w:val="●"/>
-      <w:lvlJc w:val="left"/>
-      <w:pPr>
-        <w:ind w:left="5040" w:hanging="360"/>
-      </w:pPr>
-      <w:rPr>
-        <w:u w:val="none"/>
-      </w:rPr>
-    </w:lvl>
-    <w:lvl w:ilvl="7">
-      <w:start w:val="1"/>
-      <w:numFmt w:val="bullet"/>
-      <w:lvlText w:val="●"/>
-      <w:lvlJc w:val="left"/>
-      <w:pPr>
-        <w:ind w:left="5760" w:hanging="360"/>
-      </w:pPr>
-      <w:rPr>
-        <w:u w:val="none"/>
-      </w:rPr>
-    </w:lvl>
-    <w:lvl w:ilvl="8">
-      <w:start w:val="1"/>
-      <w:numFmt w:val="bullet"/>
-      <w:lvlText w:val="●"/>
-      <w:lvlJc w:val="left"/>
-      <w:pPr>
-        <w:ind w:left="6480" w:hanging="360"/>
-      </w:pPr>
-      <w:rPr>
-        <w:u w:val="none"/>
-      </w:rPr>
-    </w:lvl>
-  </w:abstractNum>
-  <w:abstractNum w:abstractNumId="15">
     <w:lvl w:ilvl="0">
       <w:start w:val="1"/>
       <w:numFmt w:val="bullet"/>
@@ -5671,12 +4643,6 @@
   <w:num w:numId="13">
     <w:abstractNumId w:val="13"/>
   </w:num>
-  <w:num w:numId="14">
-    <w:abstractNumId w:val="14"/>
-  </w:num>
-  <w:num w:numId="15">
-    <w:abstractNumId w:val="15"/>
-  </w:num>
 </w:numbering>
 </file>
 
@@ -5701,7 +4667,7 @@
     <w:name w:val="normal"/>
   </w:style>
   <w:style w:type="table" w:styleId="TableNormal" w:default="1">
-    <w:name w:val="Table Normal"/>
+    <w:name w:val="TableNormal"/>
   </w:style>
   <w:style w:type="paragraph" w:styleId="Heading1">
     <w:name w:val="heading 1"/>
